--- a/Архитектура/v1/СИГМА.MES Архитектурное описание системы.docx
+++ b/Архитектура/v1/СИГМА.MES Архитектурное описание системы.docx
@@ -15190,7 +15190,7 @@
         <w:spacing w:after="120"/>
       </w:pPr>
       <w:r>
-        <w:t>СИГМА.MES+ представляет собой распределенную автоматизированную систему управления производственной деятельностью, предназначенную для применения на промышленных предприятиях с дискретным, непрерывным и смешанным характером производства.</w:t>
+        <w:t>СИГМА.MES+ представляет собой распределенную автоматизированную систему управления производственной деятельностью, предназначенную для применения на промышленных предприятиях с дискретным характером производства.</w:t>
       </w:r>
     </w:p>
     <w:p>
@@ -15265,20 +15265,20 @@
         <w:spacing w:after="200"/>
       </w:pPr>
       <w:r>
+        <w:t xml:space="preserve"> </w:t>
+      </w:r>
+    </w:p>
+    <w:p>
+      <w:pPr>
+        <w:pStyle w:val="a4"/>
+        <w:numPr>
+          <w:ilvl w:val="0"/>
+          <w:numId w:val="2"/>
+        </w:numPr>
+        <w:spacing w:after="100"/>
+      </w:pPr>
+      <w:r>
         <w:lastRenderedPageBreak/>
-        <w:t xml:space="preserve"> </w:t>
-      </w:r>
-    </w:p>
-    <w:p>
-      <w:pPr>
-        <w:pStyle w:val="a4"/>
-        <w:numPr>
-          <w:ilvl w:val="0"/>
-          <w:numId w:val="2"/>
-        </w:numPr>
-        <w:spacing w:after="100"/>
-      </w:pPr>
-      <w:r>
         <w:t>назначение и область применения автоматизированной системы;</w:t>
       </w:r>
     </w:p>
@@ -15601,7 +15601,6 @@
           </w:tcPr>
           <w:p>
             <w:r>
-              <w:lastRenderedPageBreak/>
               <w:t>ГОСТ Р ИСО/МЭК/ИИЭЭ 42010-2021</w:t>
             </w:r>
           </w:p>
@@ -15624,6 +15623,7 @@
           </w:tcPr>
           <w:p>
             <w:r>
+              <w:lastRenderedPageBreak/>
               <w:t>ГОСТ 19.101-77</w:t>
             </w:r>
           </w:p>
@@ -15887,15 +15887,15 @@
         <w:spacing w:after="120"/>
       </w:pPr>
       <w:r>
+        <w:t>В случае противоречия между положениями настоящего документа и утвержденными требованиями технического задания приоритет имеют требования технического задания. Выявленные противоречия подлежат документированию и устранению в установленном порядке.</w:t>
+      </w:r>
+    </w:p>
+    <w:p>
+      <w:pPr>
+        <w:spacing w:after="200"/>
+      </w:pPr>
+      <w:r>
         <w:lastRenderedPageBreak/>
-        <w:t>В случае противоречия между положениями настоящего документа и утвержденными требованиями технического задания приоритет имеют требования технического задания. Выявленные противоречия подлежат документированию и устранению в установленном порядке.</w:t>
-      </w:r>
-    </w:p>
-    <w:p>
-      <w:pPr>
-        <w:spacing w:after="200"/>
-      </w:pPr>
-      <w:r>
         <w:t xml:space="preserve"> </w:t>
       </w:r>
     </w:p>
@@ -16139,302 +16139,590 @@
         <w:spacing w:after="200"/>
       </w:pPr>
       <w:r>
+        <w:t xml:space="preserve"> </w:t>
+      </w:r>
+    </w:p>
+    <w:p>
+      <w:pPr>
+        <w:pStyle w:val="2"/>
+        <w:spacing w:after="200"/>
+      </w:pPr>
+      <w:bookmarkStart w:id="7" w:name="_Toc240797886"/>
+      <w:r>
+        <w:t>1.5. Условия эксплуатации автоматизированной системы</w:t>
+      </w:r>
+      <w:bookmarkEnd w:id="7"/>
+    </w:p>
+    <w:p>
+      <w:pPr>
+        <w:spacing w:after="200"/>
+      </w:pPr>
+      <w:r>
         <w:lastRenderedPageBreak/>
         <w:t xml:space="preserve"> </w:t>
       </w:r>
     </w:p>
     <w:p>
       <w:pPr>
+        <w:spacing w:after="120"/>
+      </w:pPr>
+      <w:r>
+        <w:t>СИГМА.MES+ предназначена для эксплуатации:</w:t>
+      </w:r>
+    </w:p>
+    <w:p>
+      <w:pPr>
+        <w:spacing w:after="200"/>
+      </w:pPr>
+      <w:r>
+        <w:t xml:space="preserve"> </w:t>
+      </w:r>
+    </w:p>
+    <w:p>
+      <w:pPr>
+        <w:pStyle w:val="a4"/>
+        <w:numPr>
+          <w:ilvl w:val="0"/>
+          <w:numId w:val="2"/>
+        </w:numPr>
+        <w:spacing w:after="100"/>
+      </w:pPr>
+      <w:r>
+        <w:t>в производственных информационных сетях предприятий;</w:t>
+      </w:r>
+    </w:p>
+    <w:p>
+      <w:pPr>
+        <w:pStyle w:val="a4"/>
+        <w:numPr>
+          <w:ilvl w:val="0"/>
+          <w:numId w:val="2"/>
+        </w:numPr>
+        <w:spacing w:after="100"/>
+      </w:pPr>
+      <w:r>
+        <w:t>в центральной корпоративной информационной сети;</w:t>
+      </w:r>
+    </w:p>
+    <w:p>
+      <w:pPr>
+        <w:pStyle w:val="a4"/>
+        <w:numPr>
+          <w:ilvl w:val="0"/>
+          <w:numId w:val="2"/>
+        </w:numPr>
+        <w:spacing w:after="100"/>
+      </w:pPr>
+      <w:r>
+        <w:t>в условиях ограниченной или временно отсутствующей связи между локальными и центральным контурами;</w:t>
+      </w:r>
+    </w:p>
+    <w:p>
+      <w:pPr>
+        <w:pStyle w:val="a4"/>
+        <w:numPr>
+          <w:ilvl w:val="0"/>
+          <w:numId w:val="2"/>
+        </w:numPr>
+        <w:spacing w:after="100"/>
+      </w:pPr>
+      <w:r>
+        <w:t>в режиме круглосуточной эксплуатации;</w:t>
+      </w:r>
+    </w:p>
+    <w:p>
+      <w:pPr>
+        <w:pStyle w:val="a4"/>
+        <w:numPr>
+          <w:ilvl w:val="0"/>
+          <w:numId w:val="2"/>
+        </w:numPr>
+        <w:spacing w:after="100"/>
+      </w:pPr>
+      <w:r>
+        <w:t>на вычислительных ресурсах, поддерживающих виртуализацию и кластерное выполнение программных компонентов;</w:t>
+      </w:r>
+    </w:p>
+    <w:p>
+      <w:pPr>
+        <w:pStyle w:val="a4"/>
+        <w:numPr>
+          <w:ilvl w:val="0"/>
+          <w:numId w:val="2"/>
+        </w:numPr>
+        <w:spacing w:after="100"/>
+      </w:pPr>
+      <w:r>
+        <w:t>в среде контейнерного исполнения и оркестрации программных компонентов на базе Kubernetes.</w:t>
+      </w:r>
+    </w:p>
+    <w:p>
+      <w:pPr>
+        <w:spacing w:after="200"/>
+      </w:pPr>
+      <w:r>
+        <w:t xml:space="preserve"> </w:t>
+      </w:r>
+    </w:p>
+    <w:p>
+      <w:pPr>
+        <w:spacing w:after="120"/>
+      </w:pPr>
+      <w:r>
+        <w:t>Эксплуатация системы предусматривает:</w:t>
+      </w:r>
+    </w:p>
+    <w:p>
+      <w:pPr>
+        <w:spacing w:after="200"/>
+      </w:pPr>
+      <w:r>
+        <w:t xml:space="preserve"> </w:t>
+      </w:r>
+    </w:p>
+    <w:p>
+      <w:pPr>
+        <w:pStyle w:val="a4"/>
+        <w:numPr>
+          <w:ilvl w:val="0"/>
+          <w:numId w:val="2"/>
+        </w:numPr>
+        <w:spacing w:after="100"/>
+      </w:pPr>
+      <w:r>
+        <w:t>разграничение производственной, корпоративной, административной и внешней сетевых зон;</w:t>
+      </w:r>
+    </w:p>
+    <w:p>
+      <w:pPr>
+        <w:pStyle w:val="a4"/>
+        <w:numPr>
+          <w:ilvl w:val="0"/>
+          <w:numId w:val="2"/>
+        </w:numPr>
+        <w:spacing w:after="100"/>
+      </w:pPr>
+      <w:r>
+        <w:t>централизованное управление общесистемными настройками;</w:t>
+      </w:r>
+    </w:p>
+    <w:p>
+      <w:pPr>
+        <w:pStyle w:val="a4"/>
+        <w:numPr>
+          <w:ilvl w:val="0"/>
+          <w:numId w:val="2"/>
+        </w:numPr>
+        <w:spacing w:after="100"/>
+      </w:pPr>
+      <w:r>
+        <w:t>локальное выполнение критически важных производственных операций;</w:t>
+      </w:r>
+    </w:p>
+    <w:p>
+      <w:pPr>
+        <w:pStyle w:val="a4"/>
+        <w:numPr>
+          <w:ilvl w:val="0"/>
+          <w:numId w:val="2"/>
+        </w:numPr>
+        <w:spacing w:after="100"/>
+      </w:pPr>
+      <w:r>
+        <w:t>ведение журналов событий и действий пользователей;</w:t>
+      </w:r>
+    </w:p>
+    <w:p>
+      <w:pPr>
+        <w:pStyle w:val="a4"/>
+        <w:numPr>
+          <w:ilvl w:val="0"/>
+          <w:numId w:val="2"/>
+        </w:numPr>
+        <w:spacing w:after="100"/>
+      </w:pPr>
+      <w:r>
+        <w:t>резервное копирование данных и конфигурации;</w:t>
+      </w:r>
+    </w:p>
+    <w:p>
+      <w:pPr>
+        <w:pStyle w:val="a4"/>
+        <w:numPr>
+          <w:ilvl w:val="0"/>
+          <w:numId w:val="2"/>
+        </w:numPr>
+        <w:spacing w:after="100"/>
+      </w:pPr>
+      <w:r>
+        <w:t>контроль состояния программных и технических средств;</w:t>
+      </w:r>
+    </w:p>
+    <w:p>
+      <w:pPr>
+        <w:pStyle w:val="a4"/>
+        <w:numPr>
+          <w:ilvl w:val="0"/>
+          <w:numId w:val="2"/>
+        </w:numPr>
+        <w:spacing w:after="100"/>
+      </w:pPr>
+      <w:r>
+        <w:t>восстановление работоспособности системы после отказов;</w:t>
+      </w:r>
+    </w:p>
+    <w:p>
+      <w:pPr>
+        <w:pStyle w:val="a4"/>
+        <w:numPr>
+          <w:ilvl w:val="0"/>
+          <w:numId w:val="2"/>
+        </w:numPr>
+        <w:spacing w:after="100"/>
+      </w:pPr>
+      <w:r>
+        <w:t>управление версиями программных компонентов и конфигураций.</w:t>
+      </w:r>
+    </w:p>
+    <w:p>
+      <w:pPr>
+        <w:spacing w:after="200"/>
+      </w:pPr>
+      <w:r>
+        <w:t xml:space="preserve"> </w:t>
+      </w:r>
+    </w:p>
+    <w:p>
+      <w:pPr>
+        <w:spacing w:after="120"/>
+      </w:pPr>
+      <w:r>
+        <w:t>Основные решения по составу технических средств, размещению программных компонентов, организации сетевого взаимодействия и обеспечению эксплуатационной готовности системы приведены в последующих разделах настоящего документа.</w:t>
+      </w:r>
+    </w:p>
+    <w:p>
+      <w:pPr>
+        <w:spacing w:after="200"/>
+      </w:pPr>
+      <w:r>
+        <w:t xml:space="preserve"> </w:t>
+      </w:r>
+    </w:p>
+    <w:p>
+      <w:pPr>
+        <w:pStyle w:val="1"/>
+        <w:spacing w:after="200"/>
+        <w:jc w:val="center"/>
+      </w:pPr>
+      <w:bookmarkStart w:id="8" w:name="_Toc240797887"/>
+      <w:r>
+        <w:t>2. Назначение, цели создания и архитектурные принципы системы</w:t>
+      </w:r>
+      <w:bookmarkEnd w:id="8"/>
+    </w:p>
+    <w:p>
+      <w:pPr>
+        <w:spacing w:after="200"/>
+      </w:pPr>
+      <w:r>
+        <w:t xml:space="preserve"> </w:t>
+      </w:r>
+    </w:p>
+    <w:p>
+      <w:pPr>
         <w:pStyle w:val="2"/>
         <w:spacing w:after="200"/>
       </w:pPr>
-      <w:bookmarkStart w:id="7" w:name="_Toc240797886"/>
-      <w:r>
-        <w:t>1.5. Условия эксплуатации автоматизированной системы</w:t>
-      </w:r>
-      <w:bookmarkEnd w:id="7"/>
-    </w:p>
-    <w:p>
-      <w:pPr>
-        <w:spacing w:after="200"/>
-      </w:pPr>
-      <w:r>
-        <w:t xml:space="preserve"> </w:t>
-      </w:r>
-    </w:p>
-    <w:p>
-      <w:pPr>
-        <w:spacing w:after="120"/>
-      </w:pPr>
-      <w:r>
-        <w:t>СИГМА.MES+ предназначена для эксплуатации:</w:t>
-      </w:r>
-    </w:p>
-    <w:p>
-      <w:pPr>
-        <w:spacing w:after="200"/>
-      </w:pPr>
-      <w:r>
-        <w:t xml:space="preserve"> </w:t>
-      </w:r>
-    </w:p>
-    <w:p>
-      <w:pPr>
-        <w:pStyle w:val="a4"/>
-        <w:numPr>
-          <w:ilvl w:val="0"/>
-          <w:numId w:val="2"/>
-        </w:numPr>
-        <w:spacing w:after="100"/>
-      </w:pPr>
-      <w:r>
-        <w:t>в производственных информационных сетях предприятий;</w:t>
-      </w:r>
-    </w:p>
-    <w:p>
-      <w:pPr>
-        <w:pStyle w:val="a4"/>
-        <w:numPr>
-          <w:ilvl w:val="0"/>
-          <w:numId w:val="2"/>
-        </w:numPr>
-        <w:spacing w:after="100"/>
-      </w:pPr>
-      <w:r>
-        <w:t>в центральной корпоративной информационной сети;</w:t>
-      </w:r>
-    </w:p>
-    <w:p>
-      <w:pPr>
-        <w:pStyle w:val="a4"/>
-        <w:numPr>
-          <w:ilvl w:val="0"/>
-          <w:numId w:val="2"/>
-        </w:numPr>
-        <w:spacing w:after="100"/>
-      </w:pPr>
-      <w:r>
-        <w:t>в условиях ограниченной или временно отсутствующей связи между локальными и центральным контурами;</w:t>
-      </w:r>
-    </w:p>
-    <w:p>
-      <w:pPr>
-        <w:pStyle w:val="a4"/>
-        <w:numPr>
-          <w:ilvl w:val="0"/>
-          <w:numId w:val="2"/>
-        </w:numPr>
-        <w:spacing w:after="100"/>
-      </w:pPr>
-      <w:r>
-        <w:t>в режиме круглосуточной эксплуатации;</w:t>
-      </w:r>
-    </w:p>
-    <w:p>
-      <w:pPr>
-        <w:pStyle w:val="a4"/>
-        <w:numPr>
-          <w:ilvl w:val="0"/>
-          <w:numId w:val="2"/>
-        </w:numPr>
-        <w:spacing w:after="100"/>
-      </w:pPr>
-      <w:r>
-        <w:t>на вычислительных ресурсах, поддерживающих виртуализацию и кластерное выполнение программных компонентов;</w:t>
-      </w:r>
-    </w:p>
-    <w:p>
-      <w:pPr>
-        <w:pStyle w:val="a4"/>
-        <w:numPr>
-          <w:ilvl w:val="0"/>
-          <w:numId w:val="2"/>
-        </w:numPr>
-        <w:spacing w:after="100"/>
-      </w:pPr>
-      <w:r>
-        <w:t xml:space="preserve">в среде контейнерного исполнения и </w:t>
-      </w:r>
-      <w:proofErr w:type="spellStart"/>
-      <w:r>
-        <w:t>оркестрации</w:t>
-      </w:r>
-      <w:proofErr w:type="spellEnd"/>
-      <w:r>
-        <w:t xml:space="preserve"> программных компонентов на базе </w:t>
-      </w:r>
-      <w:proofErr w:type="spellStart"/>
-      <w:r>
-        <w:t>Kubernetes</w:t>
-      </w:r>
-      <w:proofErr w:type="spellEnd"/>
-      <w:r>
-        <w:t>.</w:t>
-      </w:r>
-    </w:p>
-    <w:p>
-      <w:pPr>
-        <w:spacing w:after="200"/>
-      </w:pPr>
-      <w:r>
-        <w:t xml:space="preserve"> </w:t>
-      </w:r>
-    </w:p>
-    <w:p>
-      <w:pPr>
-        <w:spacing w:after="120"/>
-      </w:pPr>
-      <w:r>
-        <w:t>Эксплуатация системы предусматривает:</w:t>
-      </w:r>
-    </w:p>
-    <w:p>
-      <w:pPr>
-        <w:spacing w:after="200"/>
-      </w:pPr>
-      <w:r>
-        <w:t xml:space="preserve"> </w:t>
-      </w:r>
-    </w:p>
-    <w:p>
-      <w:pPr>
-        <w:pStyle w:val="a4"/>
-        <w:numPr>
-          <w:ilvl w:val="0"/>
-          <w:numId w:val="2"/>
-        </w:numPr>
-        <w:spacing w:after="100"/>
-      </w:pPr>
-      <w:r>
-        <w:t>разграничение производственной, корпоративной, административной и внешней сетевых зон;</w:t>
-      </w:r>
-    </w:p>
-    <w:p>
-      <w:pPr>
-        <w:pStyle w:val="a4"/>
-        <w:numPr>
-          <w:ilvl w:val="0"/>
-          <w:numId w:val="2"/>
-        </w:numPr>
-        <w:spacing w:after="100"/>
-      </w:pPr>
-      <w:r>
-        <w:t>централизованное управление общесистемными настройками;</w:t>
-      </w:r>
-    </w:p>
-    <w:p>
-      <w:pPr>
-        <w:pStyle w:val="a4"/>
-        <w:numPr>
-          <w:ilvl w:val="0"/>
-          <w:numId w:val="2"/>
-        </w:numPr>
-        <w:spacing w:after="100"/>
-      </w:pPr>
-      <w:r>
-        <w:t>локальное выполнение критически важных производственных операций;</w:t>
-      </w:r>
-    </w:p>
-    <w:p>
-      <w:pPr>
-        <w:pStyle w:val="a4"/>
-        <w:numPr>
-          <w:ilvl w:val="0"/>
-          <w:numId w:val="2"/>
-        </w:numPr>
-        <w:spacing w:after="100"/>
-      </w:pPr>
-      <w:r>
-        <w:t>ведение журналов событий и действий пользователей;</w:t>
-      </w:r>
-    </w:p>
-    <w:p>
-      <w:pPr>
-        <w:pStyle w:val="a4"/>
-        <w:numPr>
-          <w:ilvl w:val="0"/>
-          <w:numId w:val="2"/>
-        </w:numPr>
-        <w:spacing w:after="100"/>
-      </w:pPr>
-      <w:r>
-        <w:t>резервное копирование данных и конфигурации;</w:t>
-      </w:r>
-    </w:p>
-    <w:p>
-      <w:pPr>
-        <w:pStyle w:val="a4"/>
-        <w:numPr>
-          <w:ilvl w:val="0"/>
-          <w:numId w:val="2"/>
-        </w:numPr>
-        <w:spacing w:after="100"/>
-      </w:pPr>
-      <w:r>
-        <w:t>контроль состояния программных и технических средств;</w:t>
-      </w:r>
-    </w:p>
-    <w:p>
-      <w:pPr>
-        <w:pStyle w:val="a4"/>
-        <w:numPr>
-          <w:ilvl w:val="0"/>
-          <w:numId w:val="2"/>
-        </w:numPr>
-        <w:spacing w:after="100"/>
-      </w:pPr>
-      <w:r>
-        <w:t>восстановление работоспособности системы после отказов;</w:t>
-      </w:r>
-    </w:p>
-    <w:p>
-      <w:pPr>
-        <w:pStyle w:val="a4"/>
-        <w:numPr>
-          <w:ilvl w:val="0"/>
-          <w:numId w:val="2"/>
-        </w:numPr>
-        <w:spacing w:after="100"/>
-      </w:pPr>
-      <w:r>
-        <w:t>управление версиями программных компонентов и конфигураций.</w:t>
-      </w:r>
-    </w:p>
-    <w:p>
-      <w:pPr>
-        <w:spacing w:after="200"/>
-      </w:pPr>
-      <w:r>
-        <w:t xml:space="preserve"> </w:t>
-      </w:r>
-    </w:p>
-    <w:p>
-      <w:pPr>
-        <w:spacing w:after="120"/>
-      </w:pPr>
-      <w:r>
-        <w:t>Основные решения по составу технических средств, размещению программных компонентов, организации сетевого взаимодействия и обеспечению эксплуатационной готовности системы приведены в последующих разделах настоящего документа.</w:t>
-      </w:r>
-    </w:p>
-    <w:p>
-      <w:pPr>
-        <w:spacing w:after="200"/>
-      </w:pPr>
-      <w:r>
-        <w:t xml:space="preserve"> </w:t>
-      </w:r>
-    </w:p>
-    <w:p>
-      <w:pPr>
-        <w:pStyle w:val="1"/>
-        <w:spacing w:after="200"/>
-        <w:jc w:val="center"/>
-      </w:pPr>
-      <w:bookmarkStart w:id="8" w:name="_Toc240797887"/>
-      <w:r>
-        <w:t>2. Назначение, цели создания и архитектурные принципы системы</w:t>
-      </w:r>
-      <w:bookmarkEnd w:id="8"/>
+      <w:bookmarkStart w:id="9" w:name="_Toc240797888"/>
+      <w:r>
+        <w:t>2.1. Назначение системы</w:t>
+      </w:r>
+      <w:bookmarkEnd w:id="9"/>
+    </w:p>
+    <w:p>
+      <w:pPr>
+        <w:spacing w:after="200"/>
+      </w:pPr>
+      <w:r>
+        <w:t xml:space="preserve"> </w:t>
+      </w:r>
+    </w:p>
+    <w:p>
+      <w:pPr>
+        <w:spacing w:after="120"/>
+      </w:pPr>
+      <w:r>
+        <w:lastRenderedPageBreak/>
+        <w:t>Цифровая производственная платформа СИГМА.MES+ предназначена для автоматизации управления производственной деятельностью промышленных предприятий, оперативного учета состояния производства, регистрации результатов выполнения производственных операций, взаимодействия с производственным оборудованием и информационными системами предприятия, а также формирования оперативной и аналитической информации.</w:t>
+      </w:r>
+    </w:p>
+    <w:p>
+      <w:pPr>
+        <w:spacing w:after="200"/>
+      </w:pPr>
+      <w:r>
+        <w:t xml:space="preserve"> </w:t>
+      </w:r>
+    </w:p>
+    <w:p>
+      <w:pPr>
+        <w:spacing w:after="120"/>
+      </w:pPr>
+      <w:r>
+        <w:t>Система обеспечивает информационную поддержку следующих основных видов деятельности:</w:t>
+      </w:r>
+    </w:p>
+    <w:p>
+      <w:pPr>
+        <w:spacing w:after="200"/>
+      </w:pPr>
+      <w:r>
+        <w:t xml:space="preserve"> </w:t>
+      </w:r>
+    </w:p>
+    <w:p>
+      <w:pPr>
+        <w:pStyle w:val="a4"/>
+        <w:numPr>
+          <w:ilvl w:val="0"/>
+          <w:numId w:val="2"/>
+        </w:numPr>
+        <w:spacing w:after="100"/>
+      </w:pPr>
+      <w:r>
+        <w:t>управление производственными заданиями;</w:t>
+      </w:r>
+    </w:p>
+    <w:p>
+      <w:pPr>
+        <w:pStyle w:val="a4"/>
+        <w:numPr>
+          <w:ilvl w:val="0"/>
+          <w:numId w:val="2"/>
+        </w:numPr>
+        <w:spacing w:after="100"/>
+      </w:pPr>
+      <w:r>
+        <w:t>планирование и диспетчеризацию производственных операций;</w:t>
+      </w:r>
+    </w:p>
+    <w:p>
+      <w:pPr>
+        <w:pStyle w:val="a4"/>
+        <w:numPr>
+          <w:ilvl w:val="0"/>
+          <w:numId w:val="2"/>
+        </w:numPr>
+        <w:spacing w:after="100"/>
+      </w:pPr>
+      <w:r>
+        <w:t>управление последовательностью и состоянием выполнения производственных операций;</w:t>
+      </w:r>
+    </w:p>
+    <w:p>
+      <w:pPr>
+        <w:pStyle w:val="a4"/>
+        <w:numPr>
+          <w:ilvl w:val="0"/>
+          <w:numId w:val="2"/>
+        </w:numPr>
+        <w:spacing w:after="100"/>
+      </w:pPr>
+      <w:r>
+        <w:t>регистрацию фактических результатов производства;</w:t>
+      </w:r>
+    </w:p>
+    <w:p>
+      <w:pPr>
+        <w:pStyle w:val="a4"/>
+        <w:numPr>
+          <w:ilvl w:val="0"/>
+          <w:numId w:val="2"/>
+        </w:numPr>
+        <w:spacing w:after="100"/>
+      </w:pPr>
+      <w:r>
+        <w:t>учет движения продукции и производственных партий;</w:t>
+      </w:r>
+    </w:p>
+    <w:p>
+      <w:pPr>
+        <w:pStyle w:val="a4"/>
+        <w:numPr>
+          <w:ilvl w:val="0"/>
+          <w:numId w:val="2"/>
+        </w:numPr>
+        <w:spacing w:after="100"/>
+      </w:pPr>
+      <w:r>
+        <w:t>контроль параметров выполнения технологических операций;</w:t>
+      </w:r>
+    </w:p>
+    <w:p>
+      <w:pPr>
+        <w:pStyle w:val="a4"/>
+        <w:numPr>
+          <w:ilvl w:val="0"/>
+          <w:numId w:val="2"/>
+        </w:numPr>
+        <w:spacing w:after="100"/>
+      </w:pPr>
+      <w:r>
+        <w:t>регистрацию результатов контроля качества;</w:t>
+      </w:r>
+    </w:p>
+    <w:p>
+      <w:pPr>
+        <w:pStyle w:val="a4"/>
+        <w:numPr>
+          <w:ilvl w:val="0"/>
+          <w:numId w:val="2"/>
+        </w:numPr>
+        <w:spacing w:after="100"/>
+      </w:pPr>
+      <w:r>
+        <w:t>получение и обработку информации от производственного оборудования;</w:t>
+      </w:r>
+    </w:p>
+    <w:p>
+      <w:pPr>
+        <w:pStyle w:val="a4"/>
+        <w:numPr>
+          <w:ilvl w:val="0"/>
+          <w:numId w:val="2"/>
+        </w:numPr>
+        <w:spacing w:after="100"/>
+      </w:pPr>
+      <w:r>
+        <w:t>ведение нормативно-справочной информации;</w:t>
+      </w:r>
+    </w:p>
+    <w:p>
+      <w:pPr>
+        <w:pStyle w:val="a4"/>
+        <w:numPr>
+          <w:ilvl w:val="0"/>
+          <w:numId w:val="2"/>
+        </w:numPr>
+        <w:spacing w:after="100"/>
+      </w:pPr>
+      <w:r>
+        <w:t>ведение производственных данных;</w:t>
+      </w:r>
+    </w:p>
+    <w:p>
+      <w:pPr>
+        <w:pStyle w:val="a4"/>
+        <w:numPr>
+          <w:ilvl w:val="0"/>
+          <w:numId w:val="2"/>
+        </w:numPr>
+        <w:spacing w:after="100"/>
+      </w:pPr>
+      <w:r>
+        <w:t>формирование оперативной отчетности;</w:t>
+      </w:r>
+    </w:p>
+    <w:p>
+      <w:pPr>
+        <w:pStyle w:val="a4"/>
+        <w:numPr>
+          <w:ilvl w:val="0"/>
+          <w:numId w:val="2"/>
+        </w:numPr>
+        <w:spacing w:after="100"/>
+      </w:pPr>
+      <w:r>
+        <w:t>формирование аналитической информации;</w:t>
+      </w:r>
+    </w:p>
+    <w:p>
+      <w:pPr>
+        <w:pStyle w:val="a4"/>
+        <w:numPr>
+          <w:ilvl w:val="0"/>
+          <w:numId w:val="2"/>
+        </w:numPr>
+        <w:spacing w:after="100"/>
+      </w:pPr>
+      <w:r>
+        <w:t>информационное взаимодействие с корпоративными информационными системами;</w:t>
+      </w:r>
+    </w:p>
+    <w:p>
+      <w:pPr>
+        <w:pStyle w:val="a4"/>
+        <w:numPr>
+          <w:ilvl w:val="0"/>
+          <w:numId w:val="2"/>
+        </w:numPr>
+        <w:spacing w:after="100"/>
+      </w:pPr>
+      <w:r>
+        <w:t>централизованное управление общесистемными настройками и нормативно-справочной информацией;</w:t>
+      </w:r>
+    </w:p>
+    <w:p>
+      <w:pPr>
+        <w:pStyle w:val="a4"/>
+        <w:numPr>
+          <w:ilvl w:val="0"/>
+          <w:numId w:val="2"/>
+        </w:numPr>
+        <w:spacing w:after="100"/>
+      </w:pPr>
+      <w:r>
+        <w:t>синхронизацию информации между локальными производственными контурами и центральным корпоративным контуром.</w:t>
+      </w:r>
+    </w:p>
+    <w:p>
+      <w:pPr>
+        <w:spacing w:after="200"/>
+      </w:pPr>
+      <w:r>
+        <w:t xml:space="preserve"> </w:t>
+      </w:r>
+    </w:p>
+    <w:p>
+      <w:pPr>
+        <w:spacing w:after="120"/>
+      </w:pPr>
+      <w:r>
+        <w:t>Система построена как распределенная автоматизированная система, состоящая из центрального корпоративного контура и нескольких локальных производственных контуров.</w:t>
+      </w:r>
+    </w:p>
+    <w:p>
+      <w:pPr>
+        <w:spacing w:after="200"/>
+      </w:pPr>
+      <w:r>
+        <w:t xml:space="preserve"> </w:t>
+      </w:r>
+    </w:p>
+    <w:p>
+      <w:pPr>
+        <w:spacing w:after="120"/>
+      </w:pPr>
+      <w:r>
+        <w:t>Локальный производственный контур обеспечивает выполнение производственных функций непосредственно на территории предприятия и содержит необходимые для этого программные и информационные ресурсы.</w:t>
+      </w:r>
+    </w:p>
+    <w:p>
+      <w:pPr>
+        <w:spacing w:after="200"/>
+      </w:pPr>
+      <w:r>
+        <w:t xml:space="preserve"> </w:t>
+      </w:r>
+    </w:p>
+    <w:p>
+      <w:pPr>
+        <w:spacing w:after="120"/>
+      </w:pPr>
+      <w:r>
+        <w:lastRenderedPageBreak/>
+        <w:t>Центральный корпоративный контур обеспечивает централизованное управление системой, взаимодействие между локальными контурами, консолидацию информации и выполнение корпоративных функций.</w:t>
+      </w:r>
     </w:p>
     <w:p>
       <w:pPr>
@@ -16449,482 +16737,735 @@
         <w:pStyle w:val="2"/>
         <w:spacing w:after="200"/>
       </w:pPr>
-      <w:bookmarkStart w:id="9" w:name="_Toc240797888"/>
+      <w:bookmarkStart w:id="10" w:name="_Toc240797889"/>
+      <w:r>
+        <w:t>2.2. Цели создания системы</w:t>
+      </w:r>
+      <w:bookmarkEnd w:id="10"/>
+    </w:p>
+    <w:p>
+      <w:pPr>
+        <w:spacing w:after="200"/>
+      </w:pPr>
+      <w:r>
+        <w:t xml:space="preserve"> </w:t>
+      </w:r>
+    </w:p>
+    <w:p>
+      <w:pPr>
+        <w:spacing w:after="120"/>
+      </w:pPr>
+      <w:r>
+        <w:t>Создание СИГМА.MES+ направлено на достижение следующих целей:</w:t>
+      </w:r>
+    </w:p>
+    <w:p>
+      <w:pPr>
+        <w:spacing w:after="200"/>
+      </w:pPr>
+      <w:r>
+        <w:t xml:space="preserve"> </w:t>
+      </w:r>
+    </w:p>
+    <w:p>
+      <w:pPr>
+        <w:spacing w:after="100"/>
+        <w:ind w:left="20"/>
+      </w:pPr>
+      <w:r>
+        <w:t>1. Повышение оперативности управления производственной деятельностью предприятий за счет автоматизации сбора, обработки и предоставления производственной информации.</w:t>
+      </w:r>
+    </w:p>
+    <w:p>
+      <w:pPr>
+        <w:spacing w:after="100"/>
+        <w:ind w:left="20"/>
+      </w:pPr>
+      <w:r>
+        <w:t>2. Обеспечение непрерывности выполнения критически важных производственных операций при временной недоступности центрального корпоративного контура.</w:t>
+      </w:r>
+    </w:p>
+    <w:p>
+      <w:pPr>
+        <w:spacing w:after="100"/>
+        <w:ind w:left="20"/>
+      </w:pPr>
+      <w:r>
+        <w:t>3. Обеспечение единого информационного пространства для производственных подразделений и корпоративного уровня управления.</w:t>
+      </w:r>
+    </w:p>
+    <w:p>
+      <w:pPr>
+        <w:spacing w:after="100"/>
+        <w:ind w:left="20"/>
+      </w:pPr>
+      <w:r>
+        <w:t>4. Обеспечение автоматизированного получения информации от производственного оборудования и ее использования при выполнении производственных функций.</w:t>
+      </w:r>
+    </w:p>
+    <w:p>
+      <w:pPr>
+        <w:spacing w:after="100"/>
+        <w:ind w:left="20"/>
+      </w:pPr>
+      <w:r>
+        <w:t>5. Обеспечение достоверного учета фактического состояния производственного процесса.</w:t>
+      </w:r>
+    </w:p>
+    <w:p>
+      <w:pPr>
+        <w:spacing w:after="100"/>
+        <w:ind w:left="20"/>
+      </w:pPr>
+      <w:r>
+        <w:t>6. Сокращение объема ручного ввода производственной информации за счет автоматизированного обмена данными с оборудованием и внешними информационными системами.</w:t>
+      </w:r>
+    </w:p>
+    <w:p>
+      <w:pPr>
+        <w:spacing w:after="100"/>
+        <w:ind w:left="20"/>
+      </w:pPr>
+      <w:r>
+        <w:t>7. Обеспечение централизованного управления общесистемными настройками, нормативно-справочной информацией, учетными записями и правами доступа.</w:t>
+      </w:r>
+    </w:p>
+    <w:p>
+      <w:pPr>
+        <w:spacing w:after="100"/>
+        <w:ind w:left="20"/>
+      </w:pPr>
+      <w:r>
+        <w:t>8. Обеспечение согласованности информации между локальными производственными контурами и центральным корпоративным контуром.</w:t>
+      </w:r>
+    </w:p>
+    <w:p>
+      <w:pPr>
+        <w:spacing w:after="100"/>
+        <w:ind w:left="20"/>
+      </w:pPr>
+      <w:r>
+        <w:t>9. Обеспечение формирования единой корпоративной информации о состоянии производства на основе данных локальных контуров.</w:t>
+      </w:r>
+    </w:p>
+    <w:p>
+      <w:pPr>
+        <w:spacing w:after="100"/>
+        <w:ind w:left="20"/>
+      </w:pPr>
+      <w:r>
+        <w:t>10. Обеспечение масштабирования системы путем подключения новых локальных производственных контуров без изменения основных принципов построения системы.</w:t>
+      </w:r>
+    </w:p>
+    <w:p>
+      <w:pPr>
+        <w:spacing w:after="100"/>
+        <w:ind w:left="20"/>
+      </w:pPr>
+      <w:r>
+        <w:t>11. Обеспечение унифицированного подхода к разработке, развертыванию, сопровождению и эксплуатации программных компонентов системы.</w:t>
+      </w:r>
+    </w:p>
+    <w:p>
+      <w:pPr>
+        <w:spacing w:after="100"/>
+        <w:ind w:left="20"/>
+      </w:pPr>
+      <w:r>
+        <w:t>12. Обеспечение требуемого уровня информационной безопасности, отказоустойчивости, контролируемости и восстанавливаемости системы.</w:t>
+      </w:r>
+    </w:p>
+    <w:p>
+      <w:pPr>
+        <w:spacing w:after="200"/>
+      </w:pPr>
+      <w:r>
+        <w:t xml:space="preserve"> </w:t>
+      </w:r>
+    </w:p>
+    <w:p>
+      <w:pPr>
+        <w:pStyle w:val="2"/>
+        <w:spacing w:after="200"/>
+      </w:pPr>
+      <w:bookmarkStart w:id="11" w:name="_Toc240797890"/>
+      <w:r>
+        <w:t>2.3. Основные архитектурные принципы</w:t>
+      </w:r>
+      <w:bookmarkEnd w:id="11"/>
+    </w:p>
+    <w:p>
+      <w:pPr>
+        <w:spacing w:after="200"/>
+      </w:pPr>
+      <w:r>
+        <w:t xml:space="preserve"> </w:t>
+      </w:r>
+    </w:p>
+    <w:p>
+      <w:pPr>
+        <w:spacing w:after="120"/>
+      </w:pPr>
+      <w:r>
+        <w:t>Архитектура СИГМА.MES+ основана на следующих принципах.</w:t>
+      </w:r>
+    </w:p>
+    <w:p>
+      <w:pPr>
+        <w:spacing w:after="200"/>
+      </w:pPr>
       <w:r>
         <w:lastRenderedPageBreak/>
-        <w:t>2.1. Назначение системы</w:t>
-      </w:r>
-      <w:bookmarkEnd w:id="9"/>
-    </w:p>
-    <w:p>
-      <w:pPr>
-        <w:spacing w:after="200"/>
-      </w:pPr>
-      <w:r>
-        <w:t xml:space="preserve"> </w:t>
-      </w:r>
-    </w:p>
-    <w:p>
-      <w:pPr>
-        <w:spacing w:after="120"/>
-      </w:pPr>
-      <w:r>
-        <w:t>Цифровая производственная платформа СИГМА.MES+ предназначена для автоматизации управления производственной деятельностью промышленных предприятий, оперативного учета состояния производства, регистрации результатов выполнения производственных операций, взаимодействия с производственным оборудованием и информационными системами предприятия, а также формирования оперативной и аналитической информации.</w:t>
-      </w:r>
-    </w:p>
-    <w:p>
-      <w:pPr>
-        <w:spacing w:after="200"/>
-      </w:pPr>
-      <w:r>
-        <w:t xml:space="preserve"> </w:t>
-      </w:r>
-    </w:p>
-    <w:p>
-      <w:pPr>
-        <w:spacing w:after="120"/>
-      </w:pPr>
-      <w:r>
-        <w:t>Система обеспечивает информационную поддержку следующих основных видов деятельности:</w:t>
-      </w:r>
-    </w:p>
-    <w:p>
-      <w:pPr>
-        <w:spacing w:after="200"/>
-      </w:pPr>
-      <w:r>
-        <w:t xml:space="preserve"> </w:t>
-      </w:r>
-    </w:p>
-    <w:p>
-      <w:pPr>
-        <w:pStyle w:val="a4"/>
-        <w:numPr>
-          <w:ilvl w:val="0"/>
-          <w:numId w:val="2"/>
-        </w:numPr>
-        <w:spacing w:after="100"/>
-      </w:pPr>
-      <w:r>
-        <w:t>управление производственными заданиями;</w:t>
-      </w:r>
-    </w:p>
-    <w:p>
-      <w:pPr>
-        <w:pStyle w:val="a4"/>
-        <w:numPr>
-          <w:ilvl w:val="0"/>
-          <w:numId w:val="2"/>
-        </w:numPr>
-        <w:spacing w:after="100"/>
-      </w:pPr>
-      <w:r>
-        <w:t>планирование и диспетчеризацию производственных операций;</w:t>
-      </w:r>
-    </w:p>
-    <w:p>
-      <w:pPr>
-        <w:pStyle w:val="a4"/>
-        <w:numPr>
-          <w:ilvl w:val="0"/>
-          <w:numId w:val="2"/>
-        </w:numPr>
-        <w:spacing w:after="100"/>
-      </w:pPr>
-      <w:r>
-        <w:t>управление последовательностью и состоянием выполнения производственных операций;</w:t>
-      </w:r>
-    </w:p>
-    <w:p>
-      <w:pPr>
-        <w:pStyle w:val="a4"/>
-        <w:numPr>
-          <w:ilvl w:val="0"/>
-          <w:numId w:val="2"/>
-        </w:numPr>
-        <w:spacing w:after="100"/>
-      </w:pPr>
-      <w:r>
-        <w:t>регистрацию фактических результатов производства;</w:t>
-      </w:r>
-    </w:p>
-    <w:p>
-      <w:pPr>
-        <w:pStyle w:val="a4"/>
-        <w:numPr>
-          <w:ilvl w:val="0"/>
-          <w:numId w:val="2"/>
-        </w:numPr>
-        <w:spacing w:after="100"/>
-      </w:pPr>
-      <w:r>
-        <w:t>учет движения продукции и производственных партий;</w:t>
-      </w:r>
-    </w:p>
-    <w:p>
-      <w:pPr>
-        <w:pStyle w:val="a4"/>
-        <w:numPr>
-          <w:ilvl w:val="0"/>
-          <w:numId w:val="2"/>
-        </w:numPr>
-        <w:spacing w:after="100"/>
-      </w:pPr>
-      <w:r>
-        <w:t>контроль параметров выполнения технологических операций;</w:t>
-      </w:r>
-    </w:p>
-    <w:p>
-      <w:pPr>
-        <w:pStyle w:val="a4"/>
-        <w:numPr>
-          <w:ilvl w:val="0"/>
-          <w:numId w:val="2"/>
-        </w:numPr>
-        <w:spacing w:after="100"/>
-      </w:pPr>
-      <w:r>
-        <w:t>регистрацию результатов контроля качества;</w:t>
-      </w:r>
-    </w:p>
-    <w:p>
-      <w:pPr>
-        <w:pStyle w:val="a4"/>
-        <w:numPr>
-          <w:ilvl w:val="0"/>
-          <w:numId w:val="2"/>
-        </w:numPr>
-        <w:spacing w:after="100"/>
-      </w:pPr>
-      <w:r>
-        <w:t>получение и обработку информации от производственного оборудования;</w:t>
-      </w:r>
-    </w:p>
-    <w:p>
-      <w:pPr>
-        <w:pStyle w:val="a4"/>
-        <w:numPr>
-          <w:ilvl w:val="0"/>
-          <w:numId w:val="2"/>
-        </w:numPr>
-        <w:spacing w:after="100"/>
-      </w:pPr>
-      <w:r>
-        <w:t>ведение нормативно-справочной информации;</w:t>
-      </w:r>
-    </w:p>
-    <w:p>
-      <w:pPr>
-        <w:pStyle w:val="a4"/>
-        <w:numPr>
-          <w:ilvl w:val="0"/>
-          <w:numId w:val="2"/>
-        </w:numPr>
-        <w:spacing w:after="100"/>
-      </w:pPr>
-      <w:r>
-        <w:t>ведение производственных данных;</w:t>
-      </w:r>
-    </w:p>
-    <w:p>
-      <w:pPr>
-        <w:pStyle w:val="a4"/>
-        <w:numPr>
-          <w:ilvl w:val="0"/>
-          <w:numId w:val="2"/>
-        </w:numPr>
-        <w:spacing w:after="100"/>
-      </w:pPr>
-      <w:r>
-        <w:t>формирование оперативной отчетности;</w:t>
-      </w:r>
-    </w:p>
-    <w:p>
-      <w:pPr>
-        <w:pStyle w:val="a4"/>
-        <w:numPr>
-          <w:ilvl w:val="0"/>
-          <w:numId w:val="2"/>
-        </w:numPr>
-        <w:spacing w:after="100"/>
-      </w:pPr>
-      <w:r>
-        <w:t>формирование аналитической информации;</w:t>
-      </w:r>
-    </w:p>
-    <w:p>
-      <w:pPr>
-        <w:pStyle w:val="a4"/>
-        <w:numPr>
-          <w:ilvl w:val="0"/>
-          <w:numId w:val="2"/>
-        </w:numPr>
-        <w:spacing w:after="100"/>
-      </w:pPr>
-      <w:r>
-        <w:t>информационное взаимодействие с корпоративными информационными системами;</w:t>
-      </w:r>
-    </w:p>
-    <w:p>
-      <w:pPr>
-        <w:pStyle w:val="a4"/>
-        <w:numPr>
-          <w:ilvl w:val="0"/>
-          <w:numId w:val="2"/>
-        </w:numPr>
-        <w:spacing w:after="100"/>
-      </w:pPr>
-      <w:r>
-        <w:t>централизованное управление общесистемными настройками и нормативно-справочной информацией;</w:t>
-      </w:r>
-    </w:p>
-    <w:p>
-      <w:pPr>
-        <w:pStyle w:val="a4"/>
-        <w:numPr>
-          <w:ilvl w:val="0"/>
-          <w:numId w:val="2"/>
-        </w:numPr>
-        <w:spacing w:after="100"/>
-      </w:pPr>
-      <w:r>
-        <w:t>синхронизацию информации между локальными производственными контурами и центральным корпоративным контуром.</w:t>
-      </w:r>
-    </w:p>
-    <w:p>
-      <w:pPr>
-        <w:spacing w:after="200"/>
-      </w:pPr>
-      <w:r>
-        <w:t xml:space="preserve"> </w:t>
-      </w:r>
-    </w:p>
-    <w:p>
-      <w:pPr>
-        <w:spacing w:after="120"/>
-      </w:pPr>
-      <w:r>
-        <w:t>Система построена как распределенная автоматизированная система, состоящая из центрального корпоративного контура и нескольких локальных производственных контуров.</w:t>
-      </w:r>
-    </w:p>
-    <w:p>
-      <w:pPr>
-        <w:spacing w:after="200"/>
-      </w:pPr>
-      <w:r>
-        <w:t xml:space="preserve"> </w:t>
-      </w:r>
-    </w:p>
-    <w:p>
-      <w:pPr>
-        <w:spacing w:after="120"/>
-      </w:pPr>
-      <w:r>
-        <w:t>Локальный производственный контур обеспечивает выполнение производственных функций непосредственно на территории предприятия и содержит необходимые для этого программные и информационные ресурсы.</w:t>
-      </w:r>
-    </w:p>
-    <w:p>
-      <w:pPr>
-        <w:spacing w:after="200"/>
-      </w:pPr>
+        <w:t xml:space="preserve"> </w:t>
+      </w:r>
+    </w:p>
+    <w:p>
+      <w:pPr>
+        <w:pStyle w:val="3"/>
+        <w:spacing w:after="200"/>
+      </w:pPr>
+      <w:bookmarkStart w:id="12" w:name="_Toc240797891"/>
+      <w:r>
+        <w:t>2.3.1. Распределенное построение</w:t>
+      </w:r>
+      <w:bookmarkEnd w:id="12"/>
+    </w:p>
+    <w:p>
+      <w:pPr>
+        <w:spacing w:after="200"/>
+      </w:pPr>
+      <w:r>
+        <w:t xml:space="preserve"> </w:t>
+      </w:r>
+    </w:p>
+    <w:p>
+      <w:pPr>
+        <w:spacing w:after="120"/>
+      </w:pPr>
+      <w:r>
+        <w:t>Система состоит из центрального корпоративного контура и нескольких локальных производственных контуров.</w:t>
+      </w:r>
+    </w:p>
+    <w:p>
+      <w:pPr>
+        <w:spacing w:after="200"/>
+      </w:pPr>
+      <w:r>
+        <w:t xml:space="preserve"> </w:t>
+      </w:r>
+    </w:p>
+    <w:p>
+      <w:pPr>
+        <w:spacing w:after="120"/>
+      </w:pPr>
+      <w:r>
+        <w:t>Каждый локальный контур представляет собой самостоятельную часть автоматизированной системы, размещенную на соответствующем предприятии.</w:t>
+      </w:r>
+    </w:p>
+    <w:p>
+      <w:pPr>
+        <w:spacing w:after="200"/>
+      </w:pPr>
+      <w:r>
+        <w:t xml:space="preserve"> </w:t>
+      </w:r>
+    </w:p>
+    <w:p>
+      <w:pPr>
+        <w:spacing w:after="120"/>
+      </w:pPr>
+      <w:r>
+        <w:t>Центральный корпоративный контур взаимодействует с локальными контурами через определенные интерфейсы и механизмы обмена данными.</w:t>
+      </w:r>
+    </w:p>
+    <w:p>
+      <w:pPr>
+        <w:spacing w:after="200"/>
+      </w:pPr>
+      <w:r>
+        <w:t xml:space="preserve"> </w:t>
+      </w:r>
+    </w:p>
+    <w:p>
+      <w:pPr>
+        <w:spacing w:after="120"/>
+      </w:pPr>
+      <w:r>
+        <w:t>Непосредственное взаимодействие одного локального контура с другим локальным контуром не предусматривается. Межконтурное взаимодействие организуется через центральный корпоративный контур.</w:t>
+      </w:r>
+    </w:p>
+    <w:p>
+      <w:pPr>
+        <w:spacing w:after="200"/>
+      </w:pPr>
+      <w:r>
+        <w:t xml:space="preserve"> </w:t>
+      </w:r>
+    </w:p>
+    <w:p>
+      <w:pPr>
+        <w:pStyle w:val="3"/>
+        <w:spacing w:after="200"/>
+      </w:pPr>
+      <w:bookmarkStart w:id="13" w:name="_Toc240797892"/>
+      <w:r>
+        <w:t>2.3.2. Автономность локального производственного контура</w:t>
+      </w:r>
+      <w:bookmarkEnd w:id="13"/>
+    </w:p>
+    <w:p>
+      <w:pPr>
+        <w:spacing w:after="200"/>
+      </w:pPr>
+      <w:r>
+        <w:t xml:space="preserve"> </w:t>
+      </w:r>
+    </w:p>
+    <w:p>
+      <w:pPr>
+        <w:spacing w:after="120"/>
+      </w:pPr>
+      <w:r>
+        <w:t>Локальный производственный контур обеспечивает выполнение основных производственных функций независимо от постоянной доступности центрального корпоративного контура.</w:t>
+      </w:r>
+    </w:p>
+    <w:p>
+      <w:pPr>
+        <w:spacing w:after="200"/>
+      </w:pPr>
+      <w:r>
+        <w:t xml:space="preserve"> </w:t>
+      </w:r>
+    </w:p>
+    <w:p>
+      <w:pPr>
+        <w:spacing w:after="120"/>
+      </w:pPr>
+      <w:r>
+        <w:t>При временном нарушении связи с центральным контуром локальный контур:</w:t>
+      </w:r>
+    </w:p>
+    <w:p>
+      <w:pPr>
+        <w:spacing w:after="200"/>
+      </w:pPr>
+      <w:r>
+        <w:t xml:space="preserve"> </w:t>
+      </w:r>
+    </w:p>
+    <w:p>
+      <w:pPr>
+        <w:pStyle w:val="a4"/>
+        <w:numPr>
+          <w:ilvl w:val="0"/>
+          <w:numId w:val="2"/>
+        </w:numPr>
+        <w:spacing w:after="100"/>
+      </w:pPr>
+      <w:r>
+        <w:t>продолжает выполнение производственных операций;</w:t>
+      </w:r>
+    </w:p>
+    <w:p>
+      <w:pPr>
+        <w:pStyle w:val="a4"/>
+        <w:numPr>
+          <w:ilvl w:val="0"/>
+          <w:numId w:val="2"/>
+        </w:numPr>
+        <w:spacing w:after="100"/>
+      </w:pPr>
+      <w:r>
+        <w:t>сохраняет производственные данные;</w:t>
+      </w:r>
+    </w:p>
+    <w:p>
+      <w:pPr>
+        <w:pStyle w:val="a4"/>
+        <w:numPr>
+          <w:ilvl w:val="0"/>
+          <w:numId w:val="2"/>
+        </w:numPr>
+        <w:spacing w:after="100"/>
+      </w:pPr>
+      <w:r>
+        <w:t>принимает и обрабатывает данные от оборудования;</w:t>
+      </w:r>
+    </w:p>
+    <w:p>
+      <w:pPr>
+        <w:pStyle w:val="a4"/>
+        <w:numPr>
+          <w:ilvl w:val="0"/>
+          <w:numId w:val="2"/>
+        </w:numPr>
+        <w:spacing w:after="100"/>
+      </w:pPr>
+      <w:r>
+        <w:t>обеспечивает работу пользователей локального предприятия;</w:t>
+      </w:r>
+    </w:p>
+    <w:p>
+      <w:pPr>
+        <w:pStyle w:val="a4"/>
+        <w:numPr>
+          <w:ilvl w:val="0"/>
+          <w:numId w:val="2"/>
+        </w:numPr>
+        <w:spacing w:after="100"/>
+      </w:pPr>
+      <w:r>
+        <w:t>регистрирует события и результаты выполнения операций;</w:t>
+      </w:r>
+    </w:p>
+    <w:p>
+      <w:pPr>
+        <w:pStyle w:val="a4"/>
+        <w:numPr>
+          <w:ilvl w:val="0"/>
+          <w:numId w:val="2"/>
+        </w:numPr>
+        <w:spacing w:after="100"/>
+      </w:pPr>
+      <w:r>
+        <w:t>накапливает данные, предназначенные для передачи в центральный контур.</w:t>
+      </w:r>
+    </w:p>
+    <w:p>
+      <w:pPr>
+        <w:spacing w:after="200"/>
+      </w:pPr>
+      <w:r>
+        <w:t xml:space="preserve"> </w:t>
+      </w:r>
+    </w:p>
+    <w:p>
+      <w:pPr>
+        <w:spacing w:after="120"/>
+      </w:pPr>
+      <w:r>
+        <w:t>После восстановления связи выполняется автоматическая передача накопленных данных и получение актуальной информации из центрального контура в соответствии с установленными правилами синхронизации.</w:t>
+      </w:r>
+    </w:p>
+    <w:p>
+      <w:pPr>
+        <w:spacing w:after="200"/>
+      </w:pPr>
+      <w:r>
+        <w:t xml:space="preserve"> </w:t>
+      </w:r>
+    </w:p>
+    <w:p>
+      <w:pPr>
+        <w:pStyle w:val="3"/>
+        <w:spacing w:after="200"/>
+      </w:pPr>
+      <w:bookmarkStart w:id="14" w:name="_Toc240797893"/>
       <w:r>
         <w:lastRenderedPageBreak/>
-        <w:t xml:space="preserve"> </w:t>
-      </w:r>
-    </w:p>
-    <w:p>
-      <w:pPr>
-        <w:spacing w:after="120"/>
-      </w:pPr>
-      <w:r>
-        <w:t>Центральный корпоративный контур обеспечивает централизованное управление системой, взаимодействие между локальными контурами, консолидацию информации и выполнение корпоративных функций.</w:t>
-      </w:r>
-    </w:p>
-    <w:p>
-      <w:pPr>
-        <w:spacing w:after="200"/>
-      </w:pPr>
-      <w:r>
-        <w:t xml:space="preserve"> </w:t>
-      </w:r>
-    </w:p>
-    <w:p>
-      <w:pPr>
-        <w:pStyle w:val="2"/>
-        <w:spacing w:after="200"/>
-      </w:pPr>
-      <w:bookmarkStart w:id="10" w:name="_Toc240797889"/>
-      <w:r>
-        <w:t>2.2. Цели создания системы</w:t>
-      </w:r>
-      <w:bookmarkEnd w:id="10"/>
-    </w:p>
-    <w:p>
-      <w:pPr>
-        <w:spacing w:after="200"/>
-      </w:pPr>
-      <w:r>
-        <w:t xml:space="preserve"> </w:t>
-      </w:r>
-    </w:p>
-    <w:p>
-      <w:pPr>
-        <w:spacing w:after="120"/>
-      </w:pPr>
-      <w:r>
-        <w:t>Создание СИГМА.MES+ направлено на достижение следующих целей:</w:t>
-      </w:r>
-    </w:p>
-    <w:p>
-      <w:pPr>
-        <w:spacing w:after="200"/>
-      </w:pPr>
-      <w:r>
-        <w:t xml:space="preserve"> </w:t>
-      </w:r>
-    </w:p>
-    <w:p>
-      <w:pPr>
-        <w:spacing w:after="100"/>
-        <w:ind w:left="20"/>
-      </w:pPr>
-      <w:r>
-        <w:t>1. Повышение оперативности управления производственной деятельностью предприятий за счет автоматизации сбора, обработки и предоставления производственной информации.</w:t>
-      </w:r>
-    </w:p>
-    <w:p>
-      <w:pPr>
-        <w:spacing w:after="100"/>
-        <w:ind w:left="20"/>
-      </w:pPr>
-      <w:r>
-        <w:t>2. Обеспечение непрерывности выполнения критически важных производственных операций при временной недоступности центрального корпоративного контура.</w:t>
-      </w:r>
-    </w:p>
-    <w:p>
-      <w:pPr>
-        <w:spacing w:after="100"/>
-        <w:ind w:left="20"/>
-      </w:pPr>
-      <w:r>
-        <w:t>3. Обеспечение единого информационного пространства для производственных подразделений и корпоративного уровня управления.</w:t>
-      </w:r>
-    </w:p>
-    <w:p>
-      <w:pPr>
-        <w:spacing w:after="100"/>
-        <w:ind w:left="20"/>
-      </w:pPr>
-      <w:r>
-        <w:t>4. Обеспечение автоматизированного получения информации от производственного оборудования и ее использования при выполнении производственных функций.</w:t>
-      </w:r>
-    </w:p>
-    <w:p>
-      <w:pPr>
-        <w:spacing w:after="100"/>
-        <w:ind w:left="20"/>
-      </w:pPr>
-      <w:r>
-        <w:t>5. Обеспечение достоверного учета фактического состояния производственного процесса.</w:t>
-      </w:r>
-    </w:p>
-    <w:p>
-      <w:pPr>
-        <w:spacing w:after="100"/>
-        <w:ind w:left="20"/>
-      </w:pPr>
-      <w:r>
-        <w:t>6. Сокращение объема ручного ввода производственной информации за счет автоматизированного обмена данными с оборудованием и внешними информационными системами.</w:t>
-      </w:r>
-    </w:p>
-    <w:p>
-      <w:pPr>
-        <w:spacing w:after="100"/>
-        <w:ind w:left="20"/>
-      </w:pPr>
-      <w:r>
-        <w:t>7. Обеспечение централизованного управления общесистемными настройками, нормативно-справочной информацией, учетными записями и правами доступа.</w:t>
-      </w:r>
-    </w:p>
-    <w:p>
-      <w:pPr>
-        <w:spacing w:after="100"/>
-        <w:ind w:left="20"/>
-      </w:pPr>
-      <w:r>
-        <w:t>8. Обеспечение согласованности информации между локальными производственными контурами и центральным корпоративным контуром.</w:t>
-      </w:r>
-    </w:p>
-    <w:p>
-      <w:pPr>
-        <w:spacing w:after="100"/>
-        <w:ind w:left="20"/>
-      </w:pPr>
-      <w:r>
-        <w:t>9. Обеспечение формирования единой корпоративной информации о состоянии производства на основе данных локальных контуров.</w:t>
-      </w:r>
-    </w:p>
-    <w:p>
-      <w:pPr>
-        <w:spacing w:after="100"/>
-        <w:ind w:left="20"/>
-      </w:pPr>
-      <w:r>
-        <w:t>10. Обеспечение масштабирования системы путем подключения новых локальных производственных контуров без изменения основных принципов построения системы.</w:t>
-      </w:r>
-    </w:p>
-    <w:p>
-      <w:pPr>
-        <w:spacing w:after="100"/>
-        <w:ind w:left="20"/>
-      </w:pPr>
-      <w:r>
-        <w:t>11. Обеспечение унифицированного подхода к разработке, развертыванию, сопровождению и эксплуатации программных компонентов системы.</w:t>
-      </w:r>
-    </w:p>
-    <w:p>
-      <w:pPr>
-        <w:spacing w:after="100"/>
-        <w:ind w:left="20"/>
-      </w:pPr>
-      <w:r>
-        <w:t>12. Обеспечение требуемого уровня информационной безопасности, отказоустойчивости, контролируемости и восстанавливаемости системы.</w:t>
-      </w:r>
-    </w:p>
-    <w:p>
-      <w:pPr>
-        <w:spacing w:after="200"/>
-      </w:pPr>
-      <w:r>
-        <w:t xml:space="preserve"> </w:t>
-      </w:r>
-    </w:p>
-    <w:p>
-      <w:pPr>
-        <w:pStyle w:val="2"/>
-        <w:spacing w:after="200"/>
-      </w:pPr>
-      <w:bookmarkStart w:id="11" w:name="_Toc240797890"/>
-      <w:r>
-        <w:t>2.3. Основные архитектурные принципы</w:t>
-      </w:r>
-      <w:bookmarkEnd w:id="11"/>
-    </w:p>
-    <w:p>
-      <w:pPr>
-        <w:spacing w:after="200"/>
-      </w:pPr>
-      <w:r>
-        <w:t xml:space="preserve"> </w:t>
-      </w:r>
-    </w:p>
-    <w:p>
-      <w:pPr>
-        <w:spacing w:after="120"/>
+        <w:t>2.3.3. Разделение оперативной и аналитической обработки данных</w:t>
+      </w:r>
+      <w:bookmarkEnd w:id="14"/>
+    </w:p>
+    <w:p>
+      <w:pPr>
+        <w:spacing w:after="200"/>
+      </w:pPr>
+      <w:r>
+        <w:t xml:space="preserve"> </w:t>
+      </w:r>
+    </w:p>
+    <w:p>
+      <w:pPr>
+        <w:spacing w:after="120"/>
+      </w:pPr>
+      <w:r>
+        <w:t>Для обеспечения требуемой производительности система разделяет оперативную обработку производственных данных и аналитическую обработку.</w:t>
+      </w:r>
+    </w:p>
+    <w:p>
+      <w:pPr>
+        <w:spacing w:after="200"/>
+      </w:pPr>
+      <w:r>
+        <w:t xml:space="preserve"> </w:t>
+      </w:r>
+    </w:p>
+    <w:p>
+      <w:pPr>
+        <w:spacing w:after="120"/>
+      </w:pPr>
+      <w:r>
+        <w:t>Оперативные данные хранятся в реляционной базе данных PostgreSQL и используются серверными компонентами производственного уровня.</w:t>
+      </w:r>
+    </w:p>
+    <w:p>
+      <w:pPr>
+        <w:spacing w:after="200"/>
+      </w:pPr>
+      <w:r>
+        <w:t xml:space="preserve"> </w:t>
+      </w:r>
+    </w:p>
+    <w:p>
+      <w:pPr>
+        <w:spacing w:after="120"/>
+      </w:pPr>
+      <w:r>
+        <w:t>Аналитические данные хранятся в специализированном хранилище ClickHouse.</w:t>
+      </w:r>
+    </w:p>
+    <w:p>
+      <w:pPr>
+        <w:spacing w:after="200"/>
+      </w:pPr>
+      <w:r>
+        <w:t xml:space="preserve"> </w:t>
+      </w:r>
+    </w:p>
+    <w:p>
+      <w:pPr>
+        <w:spacing w:after="120"/>
+      </w:pPr>
+      <w:r>
+        <w:t>Передача данных из оперативного хранилища в аналитическое выполняется с использованием механизмов асинхронного обмена и специализированных программных компонентов.</w:t>
+      </w:r>
+    </w:p>
+    <w:p>
+      <w:pPr>
+        <w:spacing w:after="200"/>
+      </w:pPr>
+      <w:r>
+        <w:t xml:space="preserve"> </w:t>
+      </w:r>
+    </w:p>
+    <w:p>
+      <w:pPr>
+        <w:spacing w:after="120"/>
+      </w:pPr>
+      <w:r>
+        <w:t>Аналитические запросы не должны создавать недопустимую нагрузку на хранилище оперативных производственных данных.</w:t>
+      </w:r>
+    </w:p>
+    <w:p>
+      <w:pPr>
+        <w:spacing w:after="200"/>
+      </w:pPr>
+      <w:r>
+        <w:t xml:space="preserve"> </w:t>
+      </w:r>
+    </w:p>
+    <w:p>
+      <w:pPr>
+        <w:pStyle w:val="3"/>
+        <w:spacing w:after="200"/>
+      </w:pPr>
+      <w:bookmarkStart w:id="15" w:name="_Toc240797894"/>
+      <w:r>
+        <w:t>2.3.4. Сервисная организация программного обеспечения</w:t>
+      </w:r>
+      <w:bookmarkEnd w:id="15"/>
+    </w:p>
+    <w:p>
+      <w:pPr>
+        <w:spacing w:after="200"/>
+      </w:pPr>
+      <w:r>
+        <w:t xml:space="preserve"> </w:t>
+      </w:r>
+    </w:p>
+    <w:p>
+      <w:pPr>
+        <w:spacing w:after="120"/>
+      </w:pPr>
+      <w:r>
+        <w:t>Программное обеспечение системы организуется в виде функционально обособленных программных компонентов и сервисов.</w:t>
+      </w:r>
+    </w:p>
+    <w:p>
+      <w:pPr>
+        <w:spacing w:after="200"/>
+      </w:pPr>
+      <w:r>
+        <w:t xml:space="preserve"> </w:t>
+      </w:r>
+    </w:p>
+    <w:p>
+      <w:pPr>
+        <w:spacing w:after="120"/>
+      </w:pPr>
+      <w:r>
+        <w:t>Каждый сервис реализует определенную область ответственности и взаимодействует с другими сервисами посредством формализованных программных интерфейсов и механизмов обмена сообщениями.</w:t>
+      </w:r>
+    </w:p>
+    <w:p>
+      <w:pPr>
+        <w:spacing w:after="200"/>
+      </w:pPr>
+      <w:r>
+        <w:t xml:space="preserve"> </w:t>
+      </w:r>
+    </w:p>
+    <w:p>
+      <w:pPr>
+        <w:spacing w:after="120"/>
+      </w:pPr>
+      <w:r>
+        <w:t>Функциональная ответственность между сервисами устанавливается таким образом, чтобы изменение одного функционального компонента не требовало необоснованного изменения остальных компонентов системы.</w:t>
+      </w:r>
+    </w:p>
+    <w:p>
+      <w:pPr>
+        <w:spacing w:after="200"/>
+      </w:pPr>
+      <w:r>
+        <w:t xml:space="preserve"> </w:t>
+      </w:r>
+    </w:p>
+    <w:p>
+      <w:pPr>
+        <w:pStyle w:val="3"/>
+        <w:spacing w:after="200"/>
+      </w:pPr>
+      <w:bookmarkStart w:id="16" w:name="_Toc240797895"/>
+      <w:r>
+        <w:t>2.3.5. Событийное взаимодействие</w:t>
+      </w:r>
+      <w:bookmarkEnd w:id="16"/>
+    </w:p>
+    <w:p>
+      <w:pPr>
+        <w:spacing w:after="200"/>
+      </w:pPr>
+      <w:r>
+        <w:t xml:space="preserve"> </w:t>
+      </w:r>
+    </w:p>
+    <w:p>
+      <w:pPr>
+        <w:spacing w:after="120"/>
+      </w:pPr>
+      <w:r>
+        <w:t>Для асинхронного взаимодействия программных компонентов используется Apache Kafka.</w:t>
+      </w:r>
+    </w:p>
+    <w:p>
+      <w:pPr>
+        <w:spacing w:after="200"/>
       </w:pPr>
       <w:r>
         <w:lastRenderedPageBreak/>
-        <w:t>Архитектура СИГМА.MES+ основана на следующих принципах.</w:t>
+        <w:t xml:space="preserve"> </w:t>
+      </w:r>
+    </w:p>
+    <w:p>
+      <w:pPr>
+        <w:spacing w:after="120"/>
+      </w:pPr>
+      <w:r>
+        <w:t>Событийное взаимодействие применяется для:</w:t>
+      </w:r>
+    </w:p>
+    <w:p>
+      <w:pPr>
+        <w:spacing w:after="200"/>
+      </w:pPr>
+      <w:r>
+        <w:t xml:space="preserve"> </w:t>
+      </w:r>
+    </w:p>
+    <w:p>
+      <w:pPr>
+        <w:pStyle w:val="a4"/>
+        <w:numPr>
+          <w:ilvl w:val="0"/>
+          <w:numId w:val="2"/>
+        </w:numPr>
+        <w:spacing w:after="100"/>
+      </w:pPr>
+      <w:r>
+        <w:t>передачи производственных событий;</w:t>
+      </w:r>
+    </w:p>
+    <w:p>
+      <w:pPr>
+        <w:pStyle w:val="a4"/>
+        <w:numPr>
+          <w:ilvl w:val="0"/>
+          <w:numId w:val="2"/>
+        </w:numPr>
+        <w:spacing w:after="100"/>
+      </w:pPr>
+      <w:r>
+        <w:t>передачи событий оборудования;</w:t>
+      </w:r>
+    </w:p>
+    <w:p>
+      <w:pPr>
+        <w:pStyle w:val="a4"/>
+        <w:numPr>
+          <w:ilvl w:val="0"/>
+          <w:numId w:val="2"/>
+        </w:numPr>
+        <w:spacing w:after="100"/>
+      </w:pPr>
+      <w:r>
+        <w:t>межконтурного обмена;</w:t>
+      </w:r>
+    </w:p>
+    <w:p>
+      <w:pPr>
+        <w:pStyle w:val="a4"/>
+        <w:numPr>
+          <w:ilvl w:val="0"/>
+          <w:numId w:val="2"/>
+        </w:numPr>
+        <w:spacing w:after="100"/>
+      </w:pPr>
+      <w:r>
+        <w:t>передачи данных для аналитической обработки;</w:t>
+      </w:r>
+    </w:p>
+    <w:p>
+      <w:pPr>
+        <w:pStyle w:val="a4"/>
+        <w:numPr>
+          <w:ilvl w:val="0"/>
+          <w:numId w:val="2"/>
+        </w:numPr>
+        <w:spacing w:after="100"/>
+      </w:pPr>
+      <w:r>
+        <w:t>передачи служебных событий;</w:t>
+      </w:r>
+    </w:p>
+    <w:p>
+      <w:pPr>
+        <w:pStyle w:val="a4"/>
+        <w:numPr>
+          <w:ilvl w:val="0"/>
+          <w:numId w:val="2"/>
+        </w:numPr>
+        <w:spacing w:after="100"/>
+      </w:pPr>
+      <w:r>
+        <w:t>выполнения операций, не требующих синхронного ожидания результата.</w:t>
+      </w:r>
+    </w:p>
+    <w:p>
+      <w:pPr>
+        <w:spacing w:after="200"/>
+      </w:pPr>
+      <w:r>
+        <w:t xml:space="preserve"> </w:t>
+      </w:r>
+    </w:p>
+    <w:p>
+      <w:pPr>
+        <w:spacing w:after="120"/>
+      </w:pPr>
+      <w:r>
+        <w:t>Для каждого вида передаваемой информации устанавливаются структура сообщения, правила формирования, идентификации, обработки и подтверждения получения.</w:t>
       </w:r>
     </w:p>
     <w:p>
@@ -16940,74 +17481,74 @@
         <w:pStyle w:val="3"/>
         <w:spacing w:after="200"/>
       </w:pPr>
-      <w:bookmarkStart w:id="12" w:name="_Toc240797891"/>
-      <w:r>
-        <w:t>2.3.1. Распределенное построение</w:t>
-      </w:r>
-      <w:bookmarkEnd w:id="12"/>
-    </w:p>
-    <w:p>
-      <w:pPr>
-        <w:spacing w:after="200"/>
-      </w:pPr>
-      <w:r>
-        <w:t xml:space="preserve"> </w:t>
-      </w:r>
-    </w:p>
-    <w:p>
-      <w:pPr>
-        <w:spacing w:after="120"/>
-      </w:pPr>
-      <w:r>
-        <w:t>Система состоит из центрального корпоративного контура и нескольких локальных производственных контуров.</w:t>
-      </w:r>
-    </w:p>
-    <w:p>
-      <w:pPr>
-        <w:spacing w:after="200"/>
-      </w:pPr>
-      <w:r>
-        <w:t xml:space="preserve"> </w:t>
-      </w:r>
-    </w:p>
-    <w:p>
-      <w:pPr>
-        <w:spacing w:after="120"/>
-      </w:pPr>
-      <w:r>
-        <w:t>Каждый локальный контур представляет собой самостоятельную часть автоматизированной системы, размещенную на соответствующем предприятии.</w:t>
-      </w:r>
-    </w:p>
-    <w:p>
-      <w:pPr>
-        <w:spacing w:after="200"/>
-      </w:pPr>
-      <w:r>
-        <w:t xml:space="preserve"> </w:t>
-      </w:r>
-    </w:p>
-    <w:p>
-      <w:pPr>
-        <w:spacing w:after="120"/>
-      </w:pPr>
-      <w:r>
-        <w:t>Центральный корпоративный контур взаимодействует с локальными контурами через определенные интерфейсы и механизмы обмена данными.</w:t>
-      </w:r>
-    </w:p>
-    <w:p>
-      <w:pPr>
-        <w:spacing w:after="200"/>
-      </w:pPr>
-      <w:r>
-        <w:t xml:space="preserve"> </w:t>
-      </w:r>
-    </w:p>
-    <w:p>
-      <w:pPr>
-        <w:spacing w:after="120"/>
-      </w:pPr>
-      <w:r>
-        <w:t>Непосредственное взаимодействие одного локального контура с другим локальным контуром не предусматривается. Межконтурное взаимодействие организуется через центральный корпоративный контур.</w:t>
+      <w:bookmarkStart w:id="17" w:name="_Toc240797896"/>
+      <w:r>
+        <w:t>2.3.6. Надежность и повторяемость обработки данных</w:t>
+      </w:r>
+      <w:bookmarkEnd w:id="17"/>
+    </w:p>
+    <w:p>
+      <w:pPr>
+        <w:spacing w:after="200"/>
+      </w:pPr>
+      <w:r>
+        <w:t xml:space="preserve"> </w:t>
+      </w:r>
+    </w:p>
+    <w:p>
+      <w:pPr>
+        <w:spacing w:after="120"/>
+      </w:pPr>
+      <w:r>
+        <w:t>Обработка сообщений и передача данных между контурами организуются с учетом возможности повторной доставки одного и того же сообщения.</w:t>
+      </w:r>
+    </w:p>
+    <w:p>
+      <w:pPr>
+        <w:spacing w:after="200"/>
+      </w:pPr>
+      <w:r>
+        <w:t xml:space="preserve"> </w:t>
+      </w:r>
+    </w:p>
+    <w:p>
+      <w:pPr>
+        <w:spacing w:after="120"/>
+      </w:pPr>
+      <w:r>
+        <w:t>Сервисы, принимающие сообщения, обеспечивают идемпотентную обработку операций, для которых повторное получение одного сообщения не должно приводить к повторному выполнению бизнес-операции.</w:t>
+      </w:r>
+    </w:p>
+    <w:p>
+      <w:pPr>
+        <w:spacing w:after="200"/>
+      </w:pPr>
+      <w:r>
+        <w:t xml:space="preserve"> </w:t>
+      </w:r>
+    </w:p>
+    <w:p>
+      <w:pPr>
+        <w:spacing w:after="120"/>
+      </w:pPr>
+      <w:r>
+        <w:t>Передаваемые сообщения имеют идентификатор, позволяющий однозначно определить сообщение и контролировать факт его обработки.</w:t>
+      </w:r>
+    </w:p>
+    <w:p>
+      <w:pPr>
+        <w:spacing w:after="200"/>
+      </w:pPr>
+      <w:r>
+        <w:t xml:space="preserve"> </w:t>
+      </w:r>
+    </w:p>
+    <w:p>
+      <w:pPr>
+        <w:spacing w:after="120"/>
+      </w:pPr>
+      <w:r>
+        <w:t>Состояние обработки сообщений сохраняется в соответствии с требованиями конкретного информационного обмена.</w:t>
       </w:r>
     </w:p>
     <w:p>
@@ -17023,144 +17564,42 @@
         <w:pStyle w:val="3"/>
         <w:spacing w:after="200"/>
       </w:pPr>
-      <w:bookmarkStart w:id="13" w:name="_Toc240797892"/>
-      <w:r>
-        <w:t>2.3.2. Автономность локального производственного контура</w:t>
-      </w:r>
-      <w:bookmarkEnd w:id="13"/>
-    </w:p>
-    <w:p>
-      <w:pPr>
-        <w:spacing w:after="200"/>
-      </w:pPr>
-      <w:r>
-        <w:t xml:space="preserve"> </w:t>
-      </w:r>
-    </w:p>
-    <w:p>
-      <w:pPr>
-        <w:spacing w:after="120"/>
-      </w:pPr>
-      <w:r>
-        <w:t>Локальный производственный контур обеспечивает выполнение основных производственных функций независимо от постоянной доступности центрального корпоративного контура.</w:t>
-      </w:r>
-    </w:p>
-    <w:p>
-      <w:pPr>
-        <w:spacing w:after="200"/>
-      </w:pPr>
-      <w:r>
-        <w:t xml:space="preserve"> </w:t>
-      </w:r>
-    </w:p>
-    <w:p>
-      <w:pPr>
-        <w:spacing w:after="120"/>
-      </w:pPr>
-      <w:r>
-        <w:t>При временном нарушении связи с центральным контуром локальный контур:</w:t>
-      </w:r>
-    </w:p>
-    <w:p>
-      <w:pPr>
-        <w:spacing w:after="200"/>
-      </w:pPr>
-      <w:r>
-        <w:t xml:space="preserve"> </w:t>
-      </w:r>
-    </w:p>
-    <w:p>
-      <w:pPr>
-        <w:pStyle w:val="a4"/>
-        <w:numPr>
-          <w:ilvl w:val="0"/>
-          <w:numId w:val="2"/>
-        </w:numPr>
-        <w:spacing w:after="100"/>
-      </w:pPr>
-      <w:r>
-        <w:t>продолжает выполнение производственных операций;</w:t>
-      </w:r>
-    </w:p>
-    <w:p>
-      <w:pPr>
-        <w:pStyle w:val="a4"/>
-        <w:numPr>
-          <w:ilvl w:val="0"/>
-          <w:numId w:val="2"/>
-        </w:numPr>
-        <w:spacing w:after="100"/>
-      </w:pPr>
-      <w:r>
-        <w:t>сохраняет производственные данные;</w:t>
-      </w:r>
-    </w:p>
-    <w:p>
-      <w:pPr>
-        <w:pStyle w:val="a4"/>
-        <w:numPr>
-          <w:ilvl w:val="0"/>
-          <w:numId w:val="2"/>
-        </w:numPr>
-        <w:spacing w:after="100"/>
-      </w:pPr>
-      <w:r>
-        <w:t>принимает и обрабатывает данные от оборудования;</w:t>
-      </w:r>
-    </w:p>
-    <w:p>
-      <w:pPr>
-        <w:pStyle w:val="a4"/>
-        <w:numPr>
-          <w:ilvl w:val="0"/>
-          <w:numId w:val="2"/>
-        </w:numPr>
-        <w:spacing w:after="100"/>
-      </w:pPr>
-      <w:r>
-        <w:t>обеспечивает работу пользователей локального предприятия;</w:t>
-      </w:r>
-    </w:p>
-    <w:p>
-      <w:pPr>
-        <w:pStyle w:val="a4"/>
-        <w:numPr>
-          <w:ilvl w:val="0"/>
-          <w:numId w:val="2"/>
-        </w:numPr>
-        <w:spacing w:after="100"/>
-      </w:pPr>
-      <w:r>
-        <w:t>регистрирует события и результаты выполнения операций;</w:t>
-      </w:r>
-    </w:p>
-    <w:p>
-      <w:pPr>
-        <w:pStyle w:val="a4"/>
-        <w:numPr>
-          <w:ilvl w:val="0"/>
-          <w:numId w:val="2"/>
-        </w:numPr>
-        <w:spacing w:after="100"/>
-      </w:pPr>
-      <w:r>
-        <w:t>накапливает данные, предназначенные для передачи в центральный контур.</w:t>
-      </w:r>
-    </w:p>
-    <w:p>
-      <w:pPr>
-        <w:spacing w:after="200"/>
-      </w:pPr>
-      <w:r>
-        <w:t xml:space="preserve"> </w:t>
-      </w:r>
-    </w:p>
-    <w:p>
-      <w:pPr>
-        <w:spacing w:after="120"/>
-      </w:pPr>
-      <w:r>
-        <w:t>После восстановления связи выполняется автоматическая передача накопленных данных и получение актуальной информации из центрального контура в соответствии с установленными правилами синхронизации.</w:t>
+      <w:bookmarkStart w:id="18" w:name="_Toc240797897"/>
+      <w:r>
+        <w:t>2.3.7. Единая технологическая основа</w:t>
+      </w:r>
+      <w:bookmarkEnd w:id="18"/>
+    </w:p>
+    <w:p>
+      <w:pPr>
+        <w:spacing w:after="200"/>
+      </w:pPr>
+      <w:r>
+        <w:t xml:space="preserve"> </w:t>
+      </w:r>
+    </w:p>
+    <w:p>
+      <w:pPr>
+        <w:spacing w:after="120"/>
+      </w:pPr>
+      <w:r>
+        <w:t>Программные компоненты системы разрабатываются на единой технологической основе.</w:t>
+      </w:r>
+    </w:p>
+    <w:p>
+      <w:pPr>
+        <w:spacing w:after="200"/>
+      </w:pPr>
+      <w:r>
+        <w:t xml:space="preserve"> </w:t>
+      </w:r>
+    </w:p>
+    <w:p>
+      <w:pPr>
+        <w:spacing w:after="120"/>
+      </w:pPr>
+      <w:r>
+        <w:t>Для серверной части применяется Java и Spring Boot.</w:t>
       </w:r>
     </w:p>
     <w:p>
@@ -17174,109 +17613,195 @@
     </w:p>
     <w:p>
       <w:pPr>
+        <w:spacing w:after="120"/>
+      </w:pPr>
+      <w:r>
+        <w:t>Для клиентской части применяется React и TypeScript.</w:t>
+      </w:r>
+    </w:p>
+    <w:p>
+      <w:pPr>
+        <w:spacing w:after="200"/>
+      </w:pPr>
+      <w:r>
+        <w:t xml:space="preserve"> </w:t>
+      </w:r>
+    </w:p>
+    <w:p>
+      <w:pPr>
+        <w:spacing w:after="120"/>
+      </w:pPr>
+      <w:r>
+        <w:t>Контейнерное выполнение и управление программными компонентами осуществляется средствами Kubernetes.</w:t>
+      </w:r>
+    </w:p>
+    <w:p>
+      <w:pPr>
+        <w:spacing w:after="200"/>
+      </w:pPr>
+      <w:r>
+        <w:t xml:space="preserve"> </w:t>
+      </w:r>
+    </w:p>
+    <w:p>
+      <w:pPr>
+        <w:spacing w:after="120"/>
+      </w:pPr>
+      <w:r>
+        <w:t>В качестве основных средств хранения и обработки данных используются PostgreSQL, Redis и ClickHouse.</w:t>
+      </w:r>
+    </w:p>
+    <w:p>
+      <w:pPr>
+        <w:spacing w:after="200"/>
+      </w:pPr>
+      <w:r>
+        <w:t xml:space="preserve"> </w:t>
+      </w:r>
+    </w:p>
+    <w:p>
+      <w:pPr>
+        <w:spacing w:after="120"/>
+      </w:pPr>
+      <w:r>
+        <w:t>Для управления учетными записями и централизованной аутентификации используется Keycloak.</w:t>
+      </w:r>
+    </w:p>
+    <w:p>
+      <w:pPr>
+        <w:spacing w:after="200"/>
+      </w:pPr>
+      <w:r>
+        <w:t xml:space="preserve"> </w:t>
+      </w:r>
+    </w:p>
+    <w:p>
+      <w:pPr>
         <w:pStyle w:val="3"/>
         <w:spacing w:after="200"/>
       </w:pPr>
-      <w:bookmarkStart w:id="14" w:name="_Toc240797893"/>
-      <w:r>
-        <w:t>2.3.3. Разделение оперативной и аналитической обработки данных</w:t>
-      </w:r>
-      <w:bookmarkEnd w:id="14"/>
-    </w:p>
-    <w:p>
-      <w:pPr>
-        <w:spacing w:after="200"/>
-      </w:pPr>
-      <w:r>
-        <w:t xml:space="preserve"> </w:t>
-      </w:r>
-    </w:p>
-    <w:p>
-      <w:pPr>
-        <w:spacing w:after="120"/>
-      </w:pPr>
-      <w:r>
-        <w:t>Для обеспечения требуемой производительности система разделяет оперативную обработку производственных данных и аналитическую обработку.</w:t>
-      </w:r>
-    </w:p>
-    <w:p>
-      <w:pPr>
-        <w:spacing w:after="200"/>
-      </w:pPr>
-      <w:r>
-        <w:t xml:space="preserve"> </w:t>
-      </w:r>
-    </w:p>
-    <w:p>
-      <w:pPr>
-        <w:spacing w:after="120"/>
-      </w:pPr>
-      <w:r>
-        <w:t xml:space="preserve">Оперативные данные хранятся в реляционной базе данных </w:t>
-      </w:r>
-      <w:proofErr w:type="spellStart"/>
-      <w:r>
-        <w:t>PostgreSQL</w:t>
-      </w:r>
-      <w:proofErr w:type="spellEnd"/>
-      <w:r>
-        <w:t xml:space="preserve"> и используются серверными компонентами производственного уровня.</w:t>
-      </w:r>
-    </w:p>
-    <w:p>
-      <w:pPr>
-        <w:spacing w:after="200"/>
-      </w:pPr>
-      <w:r>
-        <w:t xml:space="preserve"> </w:t>
-      </w:r>
-    </w:p>
-    <w:p>
-      <w:pPr>
-        <w:spacing w:after="120"/>
-      </w:pPr>
-      <w:r>
-        <w:t xml:space="preserve">Аналитические данные хранятся в специализированном хранилище </w:t>
-      </w:r>
-      <w:proofErr w:type="spellStart"/>
-      <w:r>
-        <w:t>ClickHouse</w:t>
-      </w:r>
-      <w:proofErr w:type="spellEnd"/>
-      <w:r>
-        <w:t>.</w:t>
-      </w:r>
-    </w:p>
-    <w:p>
-      <w:pPr>
-        <w:spacing w:after="200"/>
-      </w:pPr>
-      <w:r>
-        <w:t xml:space="preserve"> </w:t>
-      </w:r>
-    </w:p>
-    <w:p>
-      <w:pPr>
-        <w:spacing w:after="120"/>
-      </w:pPr>
-      <w:r>
-        <w:t>Передача данных из оперативного хранилища в аналитическое выполняется с использованием механизмов асинхронного обмена и специализированных программных компонентов.</w:t>
-      </w:r>
-    </w:p>
-    <w:p>
-      <w:pPr>
-        <w:spacing w:after="200"/>
-      </w:pPr>
-      <w:r>
-        <w:t xml:space="preserve"> </w:t>
-      </w:r>
-    </w:p>
-    <w:p>
-      <w:pPr>
-        <w:spacing w:after="120"/>
-      </w:pPr>
-      <w:r>
-        <w:t>Аналитические запросы не должны создавать недопустимую нагрузку на хранилище оперативных производственных данных.</w:t>
+      <w:bookmarkStart w:id="19" w:name="_Toc240797898"/>
+      <w:r>
+        <w:t>2.3.8. Модульность</w:t>
+      </w:r>
+      <w:bookmarkEnd w:id="19"/>
+    </w:p>
+    <w:p>
+      <w:pPr>
+        <w:spacing w:after="200"/>
+      </w:pPr>
+      <w:r>
+        <w:t xml:space="preserve"> </w:t>
+      </w:r>
+    </w:p>
+    <w:p>
+      <w:pPr>
+        <w:spacing w:after="120"/>
+      </w:pPr>
+      <w:r>
+        <w:t>Система строится из функционально обособленных модулей, сервисов и программных компонентов.</w:t>
+      </w:r>
+    </w:p>
+    <w:p>
+      <w:pPr>
+        <w:spacing w:after="200"/>
+      </w:pPr>
+      <w:r>
+        <w:t xml:space="preserve"> </w:t>
+      </w:r>
+    </w:p>
+    <w:p>
+      <w:pPr>
+        <w:spacing w:after="120"/>
+      </w:pPr>
+      <w:r>
+        <w:t>Модульная организация обеспечивает:</w:t>
+      </w:r>
+    </w:p>
+    <w:p>
+      <w:pPr>
+        <w:spacing w:after="200"/>
+      </w:pPr>
+      <w:r>
+        <w:t xml:space="preserve"> </w:t>
+      </w:r>
+    </w:p>
+    <w:p>
+      <w:pPr>
+        <w:pStyle w:val="a4"/>
+        <w:numPr>
+          <w:ilvl w:val="0"/>
+          <w:numId w:val="2"/>
+        </w:numPr>
+        <w:spacing w:after="100"/>
+      </w:pPr>
+      <w:r>
+        <w:t>независимое развитие отдельных функциональных областей;</w:t>
+      </w:r>
+    </w:p>
+    <w:p>
+      <w:pPr>
+        <w:pStyle w:val="a4"/>
+        <w:numPr>
+          <w:ilvl w:val="0"/>
+          <w:numId w:val="2"/>
+        </w:numPr>
+        <w:spacing w:after="100"/>
+      </w:pPr>
+      <w:r>
+        <w:t>контролируемое изменение программного обеспечения;</w:t>
+      </w:r>
+    </w:p>
+    <w:p>
+      <w:pPr>
+        <w:pStyle w:val="a4"/>
+        <w:numPr>
+          <w:ilvl w:val="0"/>
+          <w:numId w:val="2"/>
+        </w:numPr>
+        <w:spacing w:after="100"/>
+      </w:pPr>
+      <w:r>
+        <w:t>повторное использование общесистемных компонентов;</w:t>
+      </w:r>
+    </w:p>
+    <w:p>
+      <w:pPr>
+        <w:pStyle w:val="a4"/>
+        <w:numPr>
+          <w:ilvl w:val="0"/>
+          <w:numId w:val="2"/>
+        </w:numPr>
+        <w:spacing w:after="100"/>
+      </w:pPr>
+      <w:r>
+        <w:t>возможность подключения новых функциональных модулей;</w:t>
+      </w:r>
+    </w:p>
+    <w:p>
+      <w:pPr>
+        <w:pStyle w:val="a4"/>
+        <w:numPr>
+          <w:ilvl w:val="0"/>
+          <w:numId w:val="2"/>
+        </w:numPr>
+        <w:spacing w:after="100"/>
+      </w:pPr>
+      <w:r>
+        <w:t>унификацию способов взаимодействия между компонентами;</w:t>
+      </w:r>
+    </w:p>
+    <w:p>
+      <w:pPr>
+        <w:pStyle w:val="a4"/>
+        <w:numPr>
+          <w:ilvl w:val="0"/>
+          <w:numId w:val="2"/>
+        </w:numPr>
+        <w:spacing w:after="100"/>
+      </w:pPr>
+      <w:r>
+        <w:t>сокращение взаимозависимостей между функциональными областями.</w:t>
       </w:r>
     </w:p>
     <w:p>
@@ -17292,58 +17817,158 @@
         <w:pStyle w:val="3"/>
         <w:spacing w:after="200"/>
       </w:pPr>
-      <w:bookmarkStart w:id="15" w:name="_Toc240797894"/>
-      <w:r>
-        <w:t>2.3.4. Сервисная организация программного обеспечения</w:t>
-      </w:r>
-      <w:bookmarkEnd w:id="15"/>
-    </w:p>
-    <w:p>
-      <w:pPr>
-        <w:spacing w:after="200"/>
-      </w:pPr>
-      <w:r>
-        <w:t xml:space="preserve"> </w:t>
-      </w:r>
-    </w:p>
-    <w:p>
-      <w:pPr>
-        <w:spacing w:after="120"/>
-      </w:pPr>
-      <w:r>
-        <w:t>Программное обеспечение системы организуется в виде функционально обособленных программных компонентов и сервисов.</w:t>
-      </w:r>
-    </w:p>
-    <w:p>
-      <w:pPr>
-        <w:spacing w:after="200"/>
-      </w:pPr>
-      <w:r>
-        <w:t xml:space="preserve"> </w:t>
-      </w:r>
-    </w:p>
-    <w:p>
-      <w:pPr>
-        <w:spacing w:after="120"/>
-      </w:pPr>
-      <w:r>
-        <w:t>Каждый сервис реализует определенную область ответственности и взаимодействует с другими сервисами посредством формализованных программных интерфейсов и механизмов обмена сообщениями.</w:t>
-      </w:r>
-    </w:p>
-    <w:p>
-      <w:pPr>
-        <w:spacing w:after="200"/>
-      </w:pPr>
-      <w:r>
-        <w:t xml:space="preserve"> </w:t>
-      </w:r>
-    </w:p>
-    <w:p>
-      <w:pPr>
-        <w:spacing w:after="120"/>
-      </w:pPr>
-      <w:r>
-        <w:t>Функциональная ответственность между сервисами устанавливается таким образом, чтобы изменение одного функционального компонента не требовало необоснованного изменения остальных компонентов системы.</w:t>
+      <w:bookmarkStart w:id="20" w:name="_Toc240797899"/>
+      <w:r>
+        <w:t>2.3.9. Изоляция локальных контуров</w:t>
+      </w:r>
+      <w:bookmarkEnd w:id="20"/>
+    </w:p>
+    <w:p>
+      <w:pPr>
+        <w:spacing w:after="200"/>
+      </w:pPr>
+      <w:r>
+        <w:t xml:space="preserve"> </w:t>
+      </w:r>
+    </w:p>
+    <w:p>
+      <w:pPr>
+        <w:spacing w:after="120"/>
+      </w:pPr>
+      <w:r>
+        <w:t>Данные и программные ресурсы локальных производственных контуров изолируются друг от друга.</w:t>
+      </w:r>
+    </w:p>
+    <w:p>
+      <w:pPr>
+        <w:spacing w:after="200"/>
+      </w:pPr>
+      <w:r>
+        <w:t xml:space="preserve"> </w:t>
+      </w:r>
+    </w:p>
+    <w:p>
+      <w:pPr>
+        <w:spacing w:after="120"/>
+      </w:pPr>
+      <w:r>
+        <w:t>Каждый локальный контур имеет собственные:</w:t>
+      </w:r>
+    </w:p>
+    <w:p>
+      <w:pPr>
+        <w:spacing w:after="200"/>
+      </w:pPr>
+      <w:r>
+        <w:t xml:space="preserve"> </w:t>
+      </w:r>
+    </w:p>
+    <w:p>
+      <w:pPr>
+        <w:pStyle w:val="a4"/>
+        <w:numPr>
+          <w:ilvl w:val="0"/>
+          <w:numId w:val="2"/>
+        </w:numPr>
+        <w:spacing w:after="100"/>
+      </w:pPr>
+      <w:r>
+        <w:t>производственные данные;</w:t>
+      </w:r>
+    </w:p>
+    <w:p>
+      <w:pPr>
+        <w:pStyle w:val="a4"/>
+        <w:numPr>
+          <w:ilvl w:val="0"/>
+          <w:numId w:val="2"/>
+        </w:numPr>
+        <w:spacing w:after="100"/>
+      </w:pPr>
+      <w:r>
+        <w:lastRenderedPageBreak/>
+        <w:t>оперативные базы данных;</w:t>
+      </w:r>
+    </w:p>
+    <w:p>
+      <w:pPr>
+        <w:pStyle w:val="a4"/>
+        <w:numPr>
+          <w:ilvl w:val="0"/>
+          <w:numId w:val="2"/>
+        </w:numPr>
+        <w:spacing w:after="100"/>
+      </w:pPr>
+      <w:r>
+        <w:t>механизмы обработки производственных сообщений;</w:t>
+      </w:r>
+    </w:p>
+    <w:p>
+      <w:pPr>
+        <w:pStyle w:val="a4"/>
+        <w:numPr>
+          <w:ilvl w:val="0"/>
+          <w:numId w:val="2"/>
+        </w:numPr>
+        <w:spacing w:after="100"/>
+      </w:pPr>
+      <w:r>
+        <w:t>программные компоненты локального уровня;</w:t>
+      </w:r>
+    </w:p>
+    <w:p>
+      <w:pPr>
+        <w:pStyle w:val="a4"/>
+        <w:numPr>
+          <w:ilvl w:val="0"/>
+          <w:numId w:val="2"/>
+        </w:numPr>
+        <w:spacing w:after="100"/>
+      </w:pPr>
+      <w:r>
+        <w:t>средства аутентификации и авторизации;</w:t>
+      </w:r>
+    </w:p>
+    <w:p>
+      <w:pPr>
+        <w:pStyle w:val="a4"/>
+        <w:numPr>
+          <w:ilvl w:val="0"/>
+          <w:numId w:val="2"/>
+        </w:numPr>
+        <w:spacing w:after="100"/>
+      </w:pPr>
+      <w:r>
+        <w:t>средства мониторинга;</w:t>
+      </w:r>
+    </w:p>
+    <w:p>
+      <w:pPr>
+        <w:pStyle w:val="a4"/>
+        <w:numPr>
+          <w:ilvl w:val="0"/>
+          <w:numId w:val="2"/>
+        </w:numPr>
+        <w:spacing w:after="100"/>
+      </w:pPr>
+      <w:r>
+        <w:t>механизмы локального хранения данных.</w:t>
+      </w:r>
+    </w:p>
+    <w:p>
+      <w:pPr>
+        <w:spacing w:after="200"/>
+      </w:pPr>
+      <w:r>
+        <w:t xml:space="preserve"> </w:t>
+      </w:r>
+    </w:p>
+    <w:p>
+      <w:pPr>
+        <w:spacing w:after="120"/>
+      </w:pPr>
+      <w:r>
+        <w:t>Изоляция обеспечивает невозможность непосредственного доступа одного локального контура к данным и ресурсам другого локального контура.</w:t>
       </w:r>
     </w:p>
     <w:p>
@@ -17359,11 +17984,206 @@
         <w:pStyle w:val="3"/>
         <w:spacing w:after="200"/>
       </w:pPr>
-      <w:bookmarkStart w:id="16" w:name="_Toc240797895"/>
-      <w:r>
-        <w:t>2.3.5. Событийное взаимодействие</w:t>
-      </w:r>
-      <w:bookmarkEnd w:id="16"/>
+      <w:bookmarkStart w:id="21" w:name="_Toc240797900"/>
+      <w:r>
+        <w:t>2.3.10. Централизованное управление</w:t>
+      </w:r>
+      <w:bookmarkEnd w:id="21"/>
+    </w:p>
+    <w:p>
+      <w:pPr>
+        <w:spacing w:after="200"/>
+      </w:pPr>
+      <w:r>
+        <w:t xml:space="preserve"> </w:t>
+      </w:r>
+    </w:p>
+    <w:p>
+      <w:pPr>
+        <w:spacing w:after="120"/>
+      </w:pPr>
+      <w:r>
+        <w:t>Центральный корпоративный контур обеспечивает централизованное управление общесистемными параметрами и информацией, относящейся к нескольким локальным контурам.</w:t>
+      </w:r>
+    </w:p>
+    <w:p>
+      <w:pPr>
+        <w:spacing w:after="200"/>
+      </w:pPr>
+      <w:r>
+        <w:t xml:space="preserve"> </w:t>
+      </w:r>
+    </w:p>
+    <w:p>
+      <w:pPr>
+        <w:spacing w:after="120"/>
+      </w:pPr>
+      <w:r>
+        <w:t>Централизованному управлению подлежат:</w:t>
+      </w:r>
+    </w:p>
+    <w:p>
+      <w:pPr>
+        <w:spacing w:after="200"/>
+      </w:pPr>
+      <w:r>
+        <w:t xml:space="preserve"> </w:t>
+      </w:r>
+    </w:p>
+    <w:p>
+      <w:pPr>
+        <w:pStyle w:val="a4"/>
+        <w:numPr>
+          <w:ilvl w:val="0"/>
+          <w:numId w:val="2"/>
+        </w:numPr>
+        <w:spacing w:after="100"/>
+      </w:pPr>
+      <w:r>
+        <w:t>сведения о предприятиях и локальных контурах;</w:t>
+      </w:r>
+    </w:p>
+    <w:p>
+      <w:pPr>
+        <w:pStyle w:val="a4"/>
+        <w:numPr>
+          <w:ilvl w:val="0"/>
+          <w:numId w:val="2"/>
+        </w:numPr>
+        <w:spacing w:after="100"/>
+      </w:pPr>
+      <w:r>
+        <w:t>общесистемные параметры;</w:t>
+      </w:r>
+    </w:p>
+    <w:p>
+      <w:pPr>
+        <w:pStyle w:val="a4"/>
+        <w:numPr>
+          <w:ilvl w:val="0"/>
+          <w:numId w:val="2"/>
+        </w:numPr>
+        <w:spacing w:after="100"/>
+      </w:pPr>
+      <w:r>
+        <w:t>нормативно-справочная информация, определенная как централизованная;</w:t>
+      </w:r>
+    </w:p>
+    <w:p>
+      <w:pPr>
+        <w:pStyle w:val="a4"/>
+        <w:numPr>
+          <w:ilvl w:val="0"/>
+          <w:numId w:val="2"/>
+        </w:numPr>
+        <w:spacing w:after="100"/>
+      </w:pPr>
+      <w:r>
+        <w:t>учетные записи и права доступа в части централизованного управления;</w:t>
+      </w:r>
+    </w:p>
+    <w:p>
+      <w:pPr>
+        <w:pStyle w:val="a4"/>
+        <w:numPr>
+          <w:ilvl w:val="0"/>
+          <w:numId w:val="2"/>
+        </w:numPr>
+        <w:spacing w:after="100"/>
+      </w:pPr>
+      <w:r>
+        <w:t>настройки интеграционного взаимодействия;</w:t>
+      </w:r>
+    </w:p>
+    <w:p>
+      <w:pPr>
+        <w:pStyle w:val="a4"/>
+        <w:numPr>
+          <w:ilvl w:val="0"/>
+          <w:numId w:val="2"/>
+        </w:numPr>
+        <w:spacing w:after="100"/>
+      </w:pPr>
+      <w:r>
+        <w:t>версии программных компонентов;</w:t>
+      </w:r>
+    </w:p>
+    <w:p>
+      <w:pPr>
+        <w:pStyle w:val="a4"/>
+        <w:numPr>
+          <w:ilvl w:val="0"/>
+          <w:numId w:val="2"/>
+        </w:numPr>
+        <w:spacing w:after="100"/>
+      </w:pPr>
+      <w:r>
+        <w:t>параметры синхронизации;</w:t>
+      </w:r>
+    </w:p>
+    <w:p>
+      <w:pPr>
+        <w:pStyle w:val="a4"/>
+        <w:numPr>
+          <w:ilvl w:val="0"/>
+          <w:numId w:val="2"/>
+        </w:numPr>
+        <w:spacing w:after="100"/>
+      </w:pPr>
+      <w:r>
+        <w:t>общие настройки системы.</w:t>
+      </w:r>
+    </w:p>
+    <w:p>
+      <w:pPr>
+        <w:spacing w:after="200"/>
+      </w:pPr>
+      <w:r>
+        <w:t xml:space="preserve"> </w:t>
+      </w:r>
+    </w:p>
+    <w:p>
+      <w:pPr>
+        <w:spacing w:after="120"/>
+      </w:pPr>
+      <w:r>
+        <w:t>При этом локальный контур сохраняет возможность автономного выполнения производственных функций и хранения локальных данных.</w:t>
+      </w:r>
+    </w:p>
+    <w:p>
+      <w:pPr>
+        <w:spacing w:after="200"/>
+      </w:pPr>
+      <w:r>
+        <w:t xml:space="preserve"> </w:t>
+      </w:r>
+    </w:p>
+    <w:p>
+      <w:pPr>
+        <w:pStyle w:val="3"/>
+        <w:spacing w:after="200"/>
+      </w:pPr>
+      <w:bookmarkStart w:id="22" w:name="_Toc240797901"/>
+      <w:r>
+        <w:t>2.3.11. Разделение ответственности за данные</w:t>
+      </w:r>
+      <w:bookmarkEnd w:id="22"/>
+    </w:p>
+    <w:p>
+      <w:pPr>
+        <w:spacing w:after="200"/>
+      </w:pPr>
+      <w:r>
+        <w:t xml:space="preserve"> </w:t>
+      </w:r>
+    </w:p>
+    <w:p>
+      <w:pPr>
+        <w:spacing w:after="120"/>
+      </w:pPr>
+      <w:r>
+        <w:t>Для каждого вида данных определяется контур, являющийся владельцем соответствующей информации.</w:t>
+      </w:r>
     </w:p>
     <w:p>
       <w:pPr>
@@ -17379,133 +18199,55 @@
       </w:pPr>
       <w:r>
         <w:lastRenderedPageBreak/>
-        <w:t xml:space="preserve">Для асинхронного взаимодействия программных компонентов используется Apache </w:t>
-      </w:r>
-      <w:proofErr w:type="spellStart"/>
-      <w:r>
-        <w:t>Kafka</w:t>
-      </w:r>
-      <w:proofErr w:type="spellEnd"/>
-      <w:r>
-        <w:t>.</w:t>
-      </w:r>
-    </w:p>
-    <w:p>
-      <w:pPr>
-        <w:spacing w:after="200"/>
-      </w:pPr>
-      <w:r>
-        <w:t xml:space="preserve"> </w:t>
-      </w:r>
-    </w:p>
-    <w:p>
-      <w:pPr>
-        <w:spacing w:after="120"/>
-      </w:pPr>
-      <w:r>
-        <w:t>Событийное взаимодействие применяется для:</w:t>
-      </w:r>
-    </w:p>
-    <w:p>
-      <w:pPr>
-        <w:spacing w:after="200"/>
-      </w:pPr>
-      <w:r>
-        <w:t xml:space="preserve"> </w:t>
-      </w:r>
-    </w:p>
-    <w:p>
-      <w:pPr>
-        <w:pStyle w:val="a4"/>
-        <w:numPr>
-          <w:ilvl w:val="0"/>
-          <w:numId w:val="2"/>
-        </w:numPr>
-        <w:spacing w:after="100"/>
-      </w:pPr>
-      <w:r>
-        <w:t>передачи производственных событий;</w:t>
-      </w:r>
-    </w:p>
-    <w:p>
-      <w:pPr>
-        <w:pStyle w:val="a4"/>
-        <w:numPr>
-          <w:ilvl w:val="0"/>
-          <w:numId w:val="2"/>
-        </w:numPr>
-        <w:spacing w:after="100"/>
-      </w:pPr>
-      <w:r>
-        <w:t>передачи событий оборудования;</w:t>
-      </w:r>
-    </w:p>
-    <w:p>
-      <w:pPr>
-        <w:pStyle w:val="a4"/>
-        <w:numPr>
-          <w:ilvl w:val="0"/>
-          <w:numId w:val="2"/>
-        </w:numPr>
-        <w:spacing w:after="100"/>
-      </w:pPr>
-      <w:r>
-        <w:t>межконтурного обмена;</w:t>
-      </w:r>
-    </w:p>
-    <w:p>
-      <w:pPr>
-        <w:pStyle w:val="a4"/>
-        <w:numPr>
-          <w:ilvl w:val="0"/>
-          <w:numId w:val="2"/>
-        </w:numPr>
-        <w:spacing w:after="100"/>
-      </w:pPr>
-      <w:r>
-        <w:t>передачи данных для аналитической обработки;</w:t>
-      </w:r>
-    </w:p>
-    <w:p>
-      <w:pPr>
-        <w:pStyle w:val="a4"/>
-        <w:numPr>
-          <w:ilvl w:val="0"/>
-          <w:numId w:val="2"/>
-        </w:numPr>
-        <w:spacing w:after="100"/>
-      </w:pPr>
-      <w:r>
-        <w:t>передачи служебных событий;</w:t>
-      </w:r>
-    </w:p>
-    <w:p>
-      <w:pPr>
-        <w:pStyle w:val="a4"/>
-        <w:numPr>
-          <w:ilvl w:val="0"/>
-          <w:numId w:val="2"/>
-        </w:numPr>
-        <w:spacing w:after="100"/>
-      </w:pPr>
-      <w:r>
-        <w:t>выполнения операций, не требующих синхронного ожидания результата.</w:t>
-      </w:r>
-    </w:p>
-    <w:p>
-      <w:pPr>
-        <w:spacing w:after="200"/>
-      </w:pPr>
-      <w:r>
-        <w:t xml:space="preserve"> </w:t>
-      </w:r>
-    </w:p>
-    <w:p>
-      <w:pPr>
-        <w:spacing w:after="120"/>
-      </w:pPr>
-      <w:r>
-        <w:t>Для каждого вида передаваемой информации устанавливаются структура сообщения, правила формирования, идентификации, обработки и подтверждения получения.</w:t>
+        <w:t>Центральный контур является владельцем централизованных общесистемных данных.</w:t>
+      </w:r>
+    </w:p>
+    <w:p>
+      <w:pPr>
+        <w:spacing w:after="200"/>
+      </w:pPr>
+      <w:r>
+        <w:t xml:space="preserve"> </w:t>
+      </w:r>
+    </w:p>
+    <w:p>
+      <w:pPr>
+        <w:spacing w:after="120"/>
+      </w:pPr>
+      <w:r>
+        <w:t>Локальный контур является владельцем данных, формируемых непосредственно в процессе производственной деятельности предприятия, если иное не установлено правилами информационного взаимодействия.</w:t>
+      </w:r>
+    </w:p>
+    <w:p>
+      <w:pPr>
+        <w:spacing w:after="200"/>
+      </w:pPr>
+      <w:r>
+        <w:t xml:space="preserve"> </w:t>
+      </w:r>
+    </w:p>
+    <w:p>
+      <w:pPr>
+        <w:spacing w:after="120"/>
+      </w:pPr>
+      <w:r>
+        <w:t>Передача данных между контурами осуществляется в соответствии с установленными правилами владения, изменения и синхронизации.</w:t>
+      </w:r>
+    </w:p>
+    <w:p>
+      <w:pPr>
+        <w:spacing w:after="200"/>
+      </w:pPr>
+      <w:r>
+        <w:t xml:space="preserve"> </w:t>
+      </w:r>
+    </w:p>
+    <w:p>
+      <w:pPr>
+        <w:spacing w:after="120"/>
+      </w:pPr>
+      <w:r>
+        <w:t>Локальные копии централизованных данных используются для обеспечения автономной работы локального контура.</w:t>
       </w:r>
     </w:p>
     <w:p>
@@ -17521,74 +18263,141 @@
         <w:pStyle w:val="3"/>
         <w:spacing w:after="200"/>
       </w:pPr>
-      <w:bookmarkStart w:id="17" w:name="_Toc240797896"/>
-      <w:r>
-        <w:t>2.3.6. Надежность и повторяемость обработки данных</w:t>
-      </w:r>
-      <w:bookmarkEnd w:id="17"/>
-    </w:p>
-    <w:p>
-      <w:pPr>
-        <w:spacing w:after="200"/>
-      </w:pPr>
-      <w:r>
-        <w:t xml:space="preserve"> </w:t>
-      </w:r>
-    </w:p>
-    <w:p>
-      <w:pPr>
-        <w:spacing w:after="120"/>
-      </w:pPr>
-      <w:r>
-        <w:t>Обработка сообщений и передача данных между контурами организуются с учетом возможности повторной доставки одного и того же сообщения.</w:t>
-      </w:r>
-    </w:p>
-    <w:p>
-      <w:pPr>
-        <w:spacing w:after="200"/>
-      </w:pPr>
-      <w:r>
-        <w:t xml:space="preserve"> </w:t>
-      </w:r>
-    </w:p>
-    <w:p>
-      <w:pPr>
-        <w:spacing w:after="120"/>
-      </w:pPr>
-      <w:r>
-        <w:t>Сервисы, принимающие сообщения, обеспечивают идемпотентную обработку операций, для которых повторное получение одного сообщения не должно приводить к повторному выполнению бизнес-операции.</w:t>
-      </w:r>
-    </w:p>
-    <w:p>
-      <w:pPr>
-        <w:spacing w:after="200"/>
-      </w:pPr>
-      <w:r>
-        <w:t xml:space="preserve"> </w:t>
-      </w:r>
-    </w:p>
-    <w:p>
-      <w:pPr>
-        <w:spacing w:after="120"/>
-      </w:pPr>
-      <w:r>
-        <w:t>Передаваемые сообщения имеют идентификатор, позволяющий однозначно определить сообщение и контролировать факт его обработки.</w:t>
-      </w:r>
-    </w:p>
-    <w:p>
-      <w:pPr>
-        <w:spacing w:after="200"/>
-      </w:pPr>
-      <w:r>
-        <w:t xml:space="preserve"> </w:t>
-      </w:r>
-    </w:p>
-    <w:p>
-      <w:pPr>
-        <w:spacing w:after="120"/>
-      </w:pPr>
-      <w:r>
-        <w:t>Состояние обработки сообщений сохраняется в соответствии с требованиями конкретного информационного обмена.</w:t>
+      <w:bookmarkStart w:id="23" w:name="_Toc240797902"/>
+      <w:r>
+        <w:t>2.3.12. Безопасность по принципу разграничения доступа</w:t>
+      </w:r>
+      <w:bookmarkEnd w:id="23"/>
+    </w:p>
+    <w:p>
+      <w:pPr>
+        <w:spacing w:after="200"/>
+      </w:pPr>
+      <w:r>
+        <w:t xml:space="preserve"> </w:t>
+      </w:r>
+    </w:p>
+    <w:p>
+      <w:pPr>
+        <w:spacing w:after="120"/>
+      </w:pPr>
+      <w:r>
+        <w:t>Доступ к функциям и данным системы предоставляется пользователям в соответствии с назначенными ролями и правами.</w:t>
+      </w:r>
+    </w:p>
+    <w:p>
+      <w:pPr>
+        <w:spacing w:after="200"/>
+      </w:pPr>
+      <w:r>
+        <w:t xml:space="preserve"> </w:t>
+      </w:r>
+    </w:p>
+    <w:p>
+      <w:pPr>
+        <w:spacing w:after="120"/>
+      </w:pPr>
+      <w:r>
+        <w:t>Система обеспечивает:</w:t>
+      </w:r>
+    </w:p>
+    <w:p>
+      <w:pPr>
+        <w:spacing w:after="200"/>
+      </w:pPr>
+      <w:r>
+        <w:t xml:space="preserve"> </w:t>
+      </w:r>
+    </w:p>
+    <w:p>
+      <w:pPr>
+        <w:pStyle w:val="a4"/>
+        <w:numPr>
+          <w:ilvl w:val="0"/>
+          <w:numId w:val="2"/>
+        </w:numPr>
+        <w:spacing w:after="100"/>
+      </w:pPr>
+      <w:r>
+        <w:t>идентификацию и аутентификацию пользователей;</w:t>
+      </w:r>
+    </w:p>
+    <w:p>
+      <w:pPr>
+        <w:pStyle w:val="a4"/>
+        <w:numPr>
+          <w:ilvl w:val="0"/>
+          <w:numId w:val="2"/>
+        </w:numPr>
+        <w:spacing w:after="100"/>
+      </w:pPr>
+      <w:r>
+        <w:t>разграничение доступа к функциям;</w:t>
+      </w:r>
+    </w:p>
+    <w:p>
+      <w:pPr>
+        <w:pStyle w:val="a4"/>
+        <w:numPr>
+          <w:ilvl w:val="0"/>
+          <w:numId w:val="2"/>
+        </w:numPr>
+        <w:spacing w:after="100"/>
+      </w:pPr>
+      <w:r>
+        <w:t>разграничение доступа к данным;</w:t>
+      </w:r>
+    </w:p>
+    <w:p>
+      <w:pPr>
+        <w:pStyle w:val="a4"/>
+        <w:numPr>
+          <w:ilvl w:val="0"/>
+          <w:numId w:val="2"/>
+        </w:numPr>
+        <w:spacing w:after="100"/>
+      </w:pPr>
+      <w:r>
+        <w:t>изоляцию локальных контуров;</w:t>
+      </w:r>
+    </w:p>
+    <w:p>
+      <w:pPr>
+        <w:pStyle w:val="a4"/>
+        <w:numPr>
+          <w:ilvl w:val="0"/>
+          <w:numId w:val="2"/>
+        </w:numPr>
+        <w:spacing w:after="100"/>
+      </w:pPr>
+      <w:r>
+        <w:t>регистрацию значимых действий пользователей;</w:t>
+      </w:r>
+    </w:p>
+    <w:p>
+      <w:pPr>
+        <w:pStyle w:val="a4"/>
+        <w:numPr>
+          <w:ilvl w:val="0"/>
+          <w:numId w:val="2"/>
+        </w:numPr>
+        <w:spacing w:after="100"/>
+      </w:pPr>
+      <w:r>
+        <w:t>защиту межкомпонентного и межконтурного взаимодействия;</w:t>
+      </w:r>
+    </w:p>
+    <w:p>
+      <w:pPr>
+        <w:pStyle w:val="a4"/>
+        <w:numPr>
+          <w:ilvl w:val="0"/>
+          <w:numId w:val="2"/>
+        </w:numPr>
+        <w:spacing w:after="100"/>
+      </w:pPr>
+      <w:r>
+        <w:t>централизованное управление политиками доступа.</w:t>
       </w:r>
     </w:p>
     <w:p>
@@ -17604,968 +18413,63 @@
         <w:pStyle w:val="3"/>
         <w:spacing w:after="200"/>
       </w:pPr>
-      <w:bookmarkStart w:id="18" w:name="_Toc240797897"/>
-      <w:r>
-        <w:t>2.3.7. Единая технологическая основа</w:t>
-      </w:r>
-      <w:bookmarkEnd w:id="18"/>
-    </w:p>
-    <w:p>
-      <w:pPr>
-        <w:spacing w:after="200"/>
-      </w:pPr>
-      <w:r>
-        <w:t xml:space="preserve"> </w:t>
-      </w:r>
-    </w:p>
-    <w:p>
-      <w:pPr>
-        <w:spacing w:after="120"/>
-      </w:pPr>
-      <w:r>
-        <w:t>Программные компоненты системы разрабатываются на единой технологической основе.</w:t>
-      </w:r>
-    </w:p>
-    <w:p>
-      <w:pPr>
-        <w:spacing w:after="200"/>
-      </w:pPr>
-      <w:r>
-        <w:t xml:space="preserve"> </w:t>
-      </w:r>
-    </w:p>
-    <w:p>
-      <w:pPr>
-        <w:spacing w:after="120"/>
+      <w:bookmarkStart w:id="24" w:name="_Toc240797903"/>
+      <w:r>
+        <w:t>2.3.13. Контрактное взаимодействие</w:t>
+      </w:r>
+      <w:bookmarkEnd w:id="24"/>
+    </w:p>
+    <w:p>
+      <w:pPr>
+        <w:spacing w:after="200"/>
+      </w:pPr>
+      <w:r>
+        <w:t xml:space="preserve"> </w:t>
+      </w:r>
+    </w:p>
+    <w:p>
+      <w:pPr>
+        <w:spacing w:after="120"/>
+      </w:pPr>
+      <w:r>
+        <w:t>Взаимодействие между программными компонентами осуществляется на основании формализованных контрактов.</w:t>
+      </w:r>
+    </w:p>
+    <w:p>
+      <w:pPr>
+        <w:spacing w:after="200"/>
+      </w:pPr>
+      <w:r>
+        <w:t xml:space="preserve"> </w:t>
+      </w:r>
+    </w:p>
+    <w:p>
+      <w:pPr>
+        <w:spacing w:after="120"/>
+      </w:pPr>
+      <w:r>
+        <w:t>Контракты определяют:</w:t>
+      </w:r>
+    </w:p>
+    <w:p>
+      <w:pPr>
+        <w:spacing w:after="200"/>
+      </w:pPr>
+      <w:r>
+        <w:t xml:space="preserve"> </w:t>
+      </w:r>
+    </w:p>
+    <w:p>
+      <w:pPr>
+        <w:pStyle w:val="a4"/>
+        <w:numPr>
+          <w:ilvl w:val="0"/>
+          <w:numId w:val="2"/>
+        </w:numPr>
+        <w:spacing w:after="100"/>
       </w:pPr>
       <w:r>
         <w:lastRenderedPageBreak/>
-        <w:t>Для серверной части применяется Java и Spring Boot.</w:t>
-      </w:r>
-    </w:p>
-    <w:p>
-      <w:pPr>
-        <w:spacing w:after="200"/>
-      </w:pPr>
-      <w:r>
-        <w:t xml:space="preserve"> </w:t>
-      </w:r>
-    </w:p>
-    <w:p>
-      <w:pPr>
-        <w:spacing w:after="120"/>
-      </w:pPr>
-      <w:r>
-        <w:t xml:space="preserve">Для клиентской части применяется </w:t>
-      </w:r>
-      <w:proofErr w:type="spellStart"/>
-      <w:r>
-        <w:t>React</w:t>
-      </w:r>
-      <w:proofErr w:type="spellEnd"/>
-      <w:r>
-        <w:t xml:space="preserve"> и </w:t>
-      </w:r>
-      <w:proofErr w:type="spellStart"/>
-      <w:r>
-        <w:t>TypeScript</w:t>
-      </w:r>
-      <w:proofErr w:type="spellEnd"/>
-      <w:r>
-        <w:t>.</w:t>
-      </w:r>
-    </w:p>
-    <w:p>
-      <w:pPr>
-        <w:spacing w:after="200"/>
-      </w:pPr>
-      <w:r>
-        <w:t xml:space="preserve"> </w:t>
-      </w:r>
-    </w:p>
-    <w:p>
-      <w:pPr>
-        <w:spacing w:after="120"/>
-      </w:pPr>
-      <w:r>
-        <w:t xml:space="preserve">Контейнерное выполнение и управление программными компонентами осуществляется средствами </w:t>
-      </w:r>
-      <w:proofErr w:type="spellStart"/>
-      <w:r>
-        <w:t>Kubernetes</w:t>
-      </w:r>
-      <w:proofErr w:type="spellEnd"/>
-      <w:r>
-        <w:t>.</w:t>
-      </w:r>
-    </w:p>
-    <w:p>
-      <w:pPr>
-        <w:spacing w:after="200"/>
-      </w:pPr>
-      <w:r>
-        <w:t xml:space="preserve"> </w:t>
-      </w:r>
-    </w:p>
-    <w:p>
-      <w:pPr>
-        <w:spacing w:after="120"/>
-      </w:pPr>
-      <w:r>
-        <w:t xml:space="preserve">В качестве основных средств хранения и обработки данных используются </w:t>
-      </w:r>
-      <w:proofErr w:type="spellStart"/>
-      <w:r>
-        <w:t>PostgreSQL</w:t>
-      </w:r>
-      <w:proofErr w:type="spellEnd"/>
-      <w:r>
-        <w:t xml:space="preserve">, </w:t>
-      </w:r>
-      <w:proofErr w:type="spellStart"/>
-      <w:r>
-        <w:t>Redis</w:t>
-      </w:r>
-      <w:proofErr w:type="spellEnd"/>
-      <w:r>
-        <w:t xml:space="preserve"> и </w:t>
-      </w:r>
-      <w:proofErr w:type="spellStart"/>
-      <w:r>
-        <w:t>ClickHouse</w:t>
-      </w:r>
-      <w:proofErr w:type="spellEnd"/>
-      <w:r>
-        <w:t>.</w:t>
-      </w:r>
-    </w:p>
-    <w:p>
-      <w:pPr>
-        <w:spacing w:after="200"/>
-      </w:pPr>
-      <w:r>
-        <w:t xml:space="preserve"> </w:t>
-      </w:r>
-    </w:p>
-    <w:p>
-      <w:pPr>
-        <w:spacing w:after="120"/>
-      </w:pPr>
-      <w:r>
-        <w:t xml:space="preserve">Для управления учетными записями и централизованной аутентификации используется </w:t>
-      </w:r>
-      <w:proofErr w:type="spellStart"/>
-      <w:r>
-        <w:t>Keycloak</w:t>
-      </w:r>
-      <w:proofErr w:type="spellEnd"/>
-      <w:r>
-        <w:t>.</w:t>
-      </w:r>
-    </w:p>
-    <w:p>
-      <w:pPr>
-        <w:spacing w:after="200"/>
-      </w:pPr>
-      <w:r>
-        <w:t xml:space="preserve"> </w:t>
-      </w:r>
-    </w:p>
-    <w:p>
-      <w:pPr>
-        <w:pStyle w:val="3"/>
-        <w:spacing w:after="200"/>
-      </w:pPr>
-      <w:bookmarkStart w:id="19" w:name="_Toc240797898"/>
-      <w:r>
-        <w:t>2.3.8. Модульность</w:t>
-      </w:r>
-      <w:bookmarkEnd w:id="19"/>
-    </w:p>
-    <w:p>
-      <w:pPr>
-        <w:spacing w:after="200"/>
-      </w:pPr>
-      <w:r>
-        <w:t xml:space="preserve"> </w:t>
-      </w:r>
-    </w:p>
-    <w:p>
-      <w:pPr>
-        <w:spacing w:after="120"/>
-      </w:pPr>
-      <w:r>
-        <w:t>Система строится из функционально обособленных модулей, сервисов и программных компонентов.</w:t>
-      </w:r>
-    </w:p>
-    <w:p>
-      <w:pPr>
-        <w:spacing w:after="200"/>
-      </w:pPr>
-      <w:r>
-        <w:t xml:space="preserve"> </w:t>
-      </w:r>
-    </w:p>
-    <w:p>
-      <w:pPr>
-        <w:spacing w:after="120"/>
-      </w:pPr>
-      <w:r>
-        <w:t>Модульная организация обеспечивает:</w:t>
-      </w:r>
-    </w:p>
-    <w:p>
-      <w:pPr>
-        <w:spacing w:after="200"/>
-      </w:pPr>
-      <w:r>
-        <w:t xml:space="preserve"> </w:t>
-      </w:r>
-    </w:p>
-    <w:p>
-      <w:pPr>
-        <w:pStyle w:val="a4"/>
-        <w:numPr>
-          <w:ilvl w:val="0"/>
-          <w:numId w:val="2"/>
-        </w:numPr>
-        <w:spacing w:after="100"/>
-      </w:pPr>
-      <w:r>
-        <w:t>независимое развитие отдельных функциональных областей;</w:t>
-      </w:r>
-    </w:p>
-    <w:p>
-      <w:pPr>
-        <w:pStyle w:val="a4"/>
-        <w:numPr>
-          <w:ilvl w:val="0"/>
-          <w:numId w:val="2"/>
-        </w:numPr>
-        <w:spacing w:after="100"/>
-      </w:pPr>
-      <w:r>
-        <w:t>контролируемое изменение программного обеспечения;</w:t>
-      </w:r>
-    </w:p>
-    <w:p>
-      <w:pPr>
-        <w:pStyle w:val="a4"/>
-        <w:numPr>
-          <w:ilvl w:val="0"/>
-          <w:numId w:val="2"/>
-        </w:numPr>
-        <w:spacing w:after="100"/>
-      </w:pPr>
-      <w:r>
-        <w:t>повторное использование общесистемных компонентов;</w:t>
-      </w:r>
-    </w:p>
-    <w:p>
-      <w:pPr>
-        <w:pStyle w:val="a4"/>
-        <w:numPr>
-          <w:ilvl w:val="0"/>
-          <w:numId w:val="2"/>
-        </w:numPr>
-        <w:spacing w:after="100"/>
-      </w:pPr>
-      <w:r>
-        <w:t>возможность подключения новых функциональных модулей;</w:t>
-      </w:r>
-    </w:p>
-    <w:p>
-      <w:pPr>
-        <w:pStyle w:val="a4"/>
-        <w:numPr>
-          <w:ilvl w:val="0"/>
-          <w:numId w:val="2"/>
-        </w:numPr>
-        <w:spacing w:after="100"/>
-      </w:pPr>
-      <w:r>
-        <w:t>унификацию способов взаимодействия между компонентами;</w:t>
-      </w:r>
-    </w:p>
-    <w:p>
-      <w:pPr>
-        <w:pStyle w:val="a4"/>
-        <w:numPr>
-          <w:ilvl w:val="0"/>
-          <w:numId w:val="2"/>
-        </w:numPr>
-        <w:spacing w:after="100"/>
-      </w:pPr>
-      <w:r>
-        <w:t>сокращение взаимозависимостей между функциональными областями.</w:t>
-      </w:r>
-    </w:p>
-    <w:p>
-      <w:pPr>
-        <w:spacing w:after="200"/>
-      </w:pPr>
-      <w:r>
-        <w:t xml:space="preserve"> </w:t>
-      </w:r>
-    </w:p>
-    <w:p>
-      <w:pPr>
-        <w:pStyle w:val="3"/>
-        <w:spacing w:after="200"/>
-      </w:pPr>
-      <w:bookmarkStart w:id="20" w:name="_Toc240797899"/>
-      <w:r>
-        <w:t>2.3.9. Изоляция локальных контуров</w:t>
-      </w:r>
-      <w:bookmarkEnd w:id="20"/>
-    </w:p>
-    <w:p>
-      <w:pPr>
-        <w:spacing w:after="200"/>
-      </w:pPr>
-      <w:r>
-        <w:t xml:space="preserve"> </w:t>
-      </w:r>
-    </w:p>
-    <w:p>
-      <w:pPr>
-        <w:spacing w:after="120"/>
-      </w:pPr>
-      <w:r>
-        <w:t>Данные и программные ресурсы локальных производственных контуров изолируются друг от друга.</w:t>
-      </w:r>
-    </w:p>
-    <w:p>
-      <w:pPr>
-        <w:spacing w:after="200"/>
-      </w:pPr>
-      <w:r>
-        <w:t xml:space="preserve"> </w:t>
-      </w:r>
-    </w:p>
-    <w:p>
-      <w:pPr>
-        <w:spacing w:after="120"/>
-      </w:pPr>
-      <w:r>
-        <w:t>Каждый локальный контур имеет собственные:</w:t>
-      </w:r>
-    </w:p>
-    <w:p>
-      <w:pPr>
-        <w:spacing w:after="200"/>
-      </w:pPr>
-      <w:r>
-        <w:t xml:space="preserve"> </w:t>
-      </w:r>
-    </w:p>
-    <w:p>
-      <w:pPr>
-        <w:pStyle w:val="a4"/>
-        <w:numPr>
-          <w:ilvl w:val="0"/>
-          <w:numId w:val="2"/>
-        </w:numPr>
-        <w:spacing w:after="100"/>
-      </w:pPr>
-      <w:r>
-        <w:lastRenderedPageBreak/>
-        <w:t>производственные данные;</w:t>
-      </w:r>
-    </w:p>
-    <w:p>
-      <w:pPr>
-        <w:pStyle w:val="a4"/>
-        <w:numPr>
-          <w:ilvl w:val="0"/>
-          <w:numId w:val="2"/>
-        </w:numPr>
-        <w:spacing w:after="100"/>
-      </w:pPr>
-      <w:r>
-        <w:t>оперативные базы данных;</w:t>
-      </w:r>
-    </w:p>
-    <w:p>
-      <w:pPr>
-        <w:pStyle w:val="a4"/>
-        <w:numPr>
-          <w:ilvl w:val="0"/>
-          <w:numId w:val="2"/>
-        </w:numPr>
-        <w:spacing w:after="100"/>
-      </w:pPr>
-      <w:r>
-        <w:t>механизмы обработки производственных сообщений;</w:t>
-      </w:r>
-    </w:p>
-    <w:p>
-      <w:pPr>
-        <w:pStyle w:val="a4"/>
-        <w:numPr>
-          <w:ilvl w:val="0"/>
-          <w:numId w:val="2"/>
-        </w:numPr>
-        <w:spacing w:after="100"/>
-      </w:pPr>
-      <w:r>
-        <w:t>программные компоненты локального уровня;</w:t>
-      </w:r>
-    </w:p>
-    <w:p>
-      <w:pPr>
-        <w:pStyle w:val="a4"/>
-        <w:numPr>
-          <w:ilvl w:val="0"/>
-          <w:numId w:val="2"/>
-        </w:numPr>
-        <w:spacing w:after="100"/>
-      </w:pPr>
-      <w:r>
-        <w:t>средства аутентификации и авторизации;</w:t>
-      </w:r>
-    </w:p>
-    <w:p>
-      <w:pPr>
-        <w:pStyle w:val="a4"/>
-        <w:numPr>
-          <w:ilvl w:val="0"/>
-          <w:numId w:val="2"/>
-        </w:numPr>
-        <w:spacing w:after="100"/>
-      </w:pPr>
-      <w:r>
-        <w:t>средства мониторинга;</w:t>
-      </w:r>
-    </w:p>
-    <w:p>
-      <w:pPr>
-        <w:pStyle w:val="a4"/>
-        <w:numPr>
-          <w:ilvl w:val="0"/>
-          <w:numId w:val="2"/>
-        </w:numPr>
-        <w:spacing w:after="100"/>
-      </w:pPr>
-      <w:r>
-        <w:t>механизмы локального хранения данных.</w:t>
-      </w:r>
-    </w:p>
-    <w:p>
-      <w:pPr>
-        <w:spacing w:after="200"/>
-      </w:pPr>
-      <w:r>
-        <w:t xml:space="preserve"> </w:t>
-      </w:r>
-    </w:p>
-    <w:p>
-      <w:pPr>
-        <w:spacing w:after="120"/>
-      </w:pPr>
-      <w:r>
-        <w:t>Изоляция обеспечивает невозможность непосредственного доступа одного локального контура к данным и ресурсам другого локального контура.</w:t>
-      </w:r>
-    </w:p>
-    <w:p>
-      <w:pPr>
-        <w:spacing w:after="200"/>
-      </w:pPr>
-      <w:r>
-        <w:t xml:space="preserve"> </w:t>
-      </w:r>
-    </w:p>
-    <w:p>
-      <w:pPr>
-        <w:pStyle w:val="3"/>
-        <w:spacing w:after="200"/>
-      </w:pPr>
-      <w:bookmarkStart w:id="21" w:name="_Toc240797900"/>
-      <w:r>
-        <w:t>2.3.10. Централизованное управление</w:t>
-      </w:r>
-      <w:bookmarkEnd w:id="21"/>
-    </w:p>
-    <w:p>
-      <w:pPr>
-        <w:spacing w:after="200"/>
-      </w:pPr>
-      <w:r>
-        <w:t xml:space="preserve"> </w:t>
-      </w:r>
-    </w:p>
-    <w:p>
-      <w:pPr>
-        <w:spacing w:after="120"/>
-      </w:pPr>
-      <w:r>
-        <w:t>Центральный корпоративный контур обеспечивает централизованное управление общесистемными параметрами и информацией, относящейся к нескольким локальным контурам.</w:t>
-      </w:r>
-    </w:p>
-    <w:p>
-      <w:pPr>
-        <w:spacing w:after="200"/>
-      </w:pPr>
-      <w:r>
-        <w:t xml:space="preserve"> </w:t>
-      </w:r>
-    </w:p>
-    <w:p>
-      <w:pPr>
-        <w:spacing w:after="120"/>
-      </w:pPr>
-      <w:r>
-        <w:t>Централизованному управлению подлежат:</w:t>
-      </w:r>
-    </w:p>
-    <w:p>
-      <w:pPr>
-        <w:spacing w:after="200"/>
-      </w:pPr>
-      <w:r>
-        <w:t xml:space="preserve"> </w:t>
-      </w:r>
-    </w:p>
-    <w:p>
-      <w:pPr>
-        <w:pStyle w:val="a4"/>
-        <w:numPr>
-          <w:ilvl w:val="0"/>
-          <w:numId w:val="2"/>
-        </w:numPr>
-        <w:spacing w:after="100"/>
-      </w:pPr>
-      <w:r>
-        <w:t>сведения о предприятиях и локальных контурах;</w:t>
-      </w:r>
-    </w:p>
-    <w:p>
-      <w:pPr>
-        <w:pStyle w:val="a4"/>
-        <w:numPr>
-          <w:ilvl w:val="0"/>
-          <w:numId w:val="2"/>
-        </w:numPr>
-        <w:spacing w:after="100"/>
-      </w:pPr>
-      <w:r>
-        <w:t>общесистемные параметры;</w:t>
-      </w:r>
-    </w:p>
-    <w:p>
-      <w:pPr>
-        <w:pStyle w:val="a4"/>
-        <w:numPr>
-          <w:ilvl w:val="0"/>
-          <w:numId w:val="2"/>
-        </w:numPr>
-        <w:spacing w:after="100"/>
-      </w:pPr>
-      <w:r>
-        <w:t>нормативно-справочная информация, определенная как централизованная;</w:t>
-      </w:r>
-    </w:p>
-    <w:p>
-      <w:pPr>
-        <w:pStyle w:val="a4"/>
-        <w:numPr>
-          <w:ilvl w:val="0"/>
-          <w:numId w:val="2"/>
-        </w:numPr>
-        <w:spacing w:after="100"/>
-      </w:pPr>
-      <w:r>
-        <w:t>учетные записи и права доступа в части централизованного управления;</w:t>
-      </w:r>
-    </w:p>
-    <w:p>
-      <w:pPr>
-        <w:pStyle w:val="a4"/>
-        <w:numPr>
-          <w:ilvl w:val="0"/>
-          <w:numId w:val="2"/>
-        </w:numPr>
-        <w:spacing w:after="100"/>
-      </w:pPr>
-      <w:r>
-        <w:t>настройки интеграционного взаимодействия;</w:t>
-      </w:r>
-    </w:p>
-    <w:p>
-      <w:pPr>
-        <w:pStyle w:val="a4"/>
-        <w:numPr>
-          <w:ilvl w:val="0"/>
-          <w:numId w:val="2"/>
-        </w:numPr>
-        <w:spacing w:after="100"/>
-      </w:pPr>
-      <w:r>
-        <w:t>версии программных компонентов;</w:t>
-      </w:r>
-    </w:p>
-    <w:p>
-      <w:pPr>
-        <w:pStyle w:val="a4"/>
-        <w:numPr>
-          <w:ilvl w:val="0"/>
-          <w:numId w:val="2"/>
-        </w:numPr>
-        <w:spacing w:after="100"/>
-      </w:pPr>
-      <w:r>
-        <w:t>параметры синхронизации;</w:t>
-      </w:r>
-    </w:p>
-    <w:p>
-      <w:pPr>
-        <w:pStyle w:val="a4"/>
-        <w:numPr>
-          <w:ilvl w:val="0"/>
-          <w:numId w:val="2"/>
-        </w:numPr>
-        <w:spacing w:after="100"/>
-      </w:pPr>
-      <w:r>
-        <w:t>общие настройки системы.</w:t>
-      </w:r>
-    </w:p>
-    <w:p>
-      <w:pPr>
-        <w:spacing w:after="200"/>
-      </w:pPr>
-      <w:r>
-        <w:t xml:space="preserve"> </w:t>
-      </w:r>
-    </w:p>
-    <w:p>
-      <w:pPr>
-        <w:spacing w:after="120"/>
-      </w:pPr>
-      <w:r>
-        <w:t>При этом локальный контур сохраняет возможность автономного выполнения производственных функций и хранения локальных данных.</w:t>
-      </w:r>
-    </w:p>
-    <w:p>
-      <w:pPr>
-        <w:spacing w:after="200"/>
-      </w:pPr>
-      <w:r>
-        <w:t xml:space="preserve"> </w:t>
-      </w:r>
-    </w:p>
-    <w:p>
-      <w:pPr>
-        <w:pStyle w:val="3"/>
-        <w:spacing w:after="200"/>
-      </w:pPr>
-      <w:bookmarkStart w:id="22" w:name="_Toc240797901"/>
-      <w:r>
-        <w:t>2.3.11. Разделение ответственности за данные</w:t>
-      </w:r>
-      <w:bookmarkEnd w:id="22"/>
-    </w:p>
-    <w:p>
-      <w:pPr>
-        <w:spacing w:after="200"/>
-      </w:pPr>
-      <w:r>
-        <w:t xml:space="preserve"> </w:t>
-      </w:r>
-    </w:p>
-    <w:p>
-      <w:pPr>
-        <w:spacing w:after="120"/>
-      </w:pPr>
-      <w:r>
-        <w:t>Для каждого вида данных определяется контур, являющийся владельцем соответствующей информации.</w:t>
-      </w:r>
-    </w:p>
-    <w:p>
-      <w:pPr>
-        <w:spacing w:after="200"/>
-      </w:pPr>
-      <w:r>
-        <w:lastRenderedPageBreak/>
-        <w:t xml:space="preserve"> </w:t>
-      </w:r>
-    </w:p>
-    <w:p>
-      <w:pPr>
-        <w:spacing w:after="120"/>
-      </w:pPr>
-      <w:r>
-        <w:t>Центральный контур является владельцем централизованных общесистемных данных.</w:t>
-      </w:r>
-    </w:p>
-    <w:p>
-      <w:pPr>
-        <w:spacing w:after="200"/>
-      </w:pPr>
-      <w:r>
-        <w:t xml:space="preserve"> </w:t>
-      </w:r>
-    </w:p>
-    <w:p>
-      <w:pPr>
-        <w:spacing w:after="120"/>
-      </w:pPr>
-      <w:r>
-        <w:t>Локальный контур является владельцем данных, формируемых непосредственно в процессе производственной деятельности предприятия, если иное не установлено правилами информационного взаимодействия.</w:t>
-      </w:r>
-    </w:p>
-    <w:p>
-      <w:pPr>
-        <w:spacing w:after="200"/>
-      </w:pPr>
-      <w:r>
-        <w:t xml:space="preserve"> </w:t>
-      </w:r>
-    </w:p>
-    <w:p>
-      <w:pPr>
-        <w:spacing w:after="120"/>
-      </w:pPr>
-      <w:r>
-        <w:t>Передача данных между контурами осуществляется в соответствии с установленными правилами владения, изменения и синхронизации.</w:t>
-      </w:r>
-    </w:p>
-    <w:p>
-      <w:pPr>
-        <w:spacing w:after="200"/>
-      </w:pPr>
-      <w:r>
-        <w:t xml:space="preserve"> </w:t>
-      </w:r>
-    </w:p>
-    <w:p>
-      <w:pPr>
-        <w:spacing w:after="120"/>
-      </w:pPr>
-      <w:r>
-        <w:t>Локальные копии централизованных данных используются для обеспечения автономной работы локального контура.</w:t>
-      </w:r>
-    </w:p>
-    <w:p>
-      <w:pPr>
-        <w:spacing w:after="200"/>
-      </w:pPr>
-      <w:r>
-        <w:t xml:space="preserve"> </w:t>
-      </w:r>
-    </w:p>
-    <w:p>
-      <w:pPr>
-        <w:pStyle w:val="3"/>
-        <w:spacing w:after="200"/>
-      </w:pPr>
-      <w:bookmarkStart w:id="23" w:name="_Toc240797902"/>
-      <w:r>
-        <w:t>2.3.12. Безопасность по принципу разграничения доступа</w:t>
-      </w:r>
-      <w:bookmarkEnd w:id="23"/>
-    </w:p>
-    <w:p>
-      <w:pPr>
-        <w:spacing w:after="200"/>
-      </w:pPr>
-      <w:r>
-        <w:t xml:space="preserve"> </w:t>
-      </w:r>
-    </w:p>
-    <w:p>
-      <w:pPr>
-        <w:spacing w:after="120"/>
-      </w:pPr>
-      <w:r>
-        <w:t>Доступ к функциям и данным системы предоставляется пользователям в соответствии с назначенными ролями и правами.</w:t>
-      </w:r>
-    </w:p>
-    <w:p>
-      <w:pPr>
-        <w:spacing w:after="200"/>
-      </w:pPr>
-      <w:r>
-        <w:t xml:space="preserve"> </w:t>
-      </w:r>
-    </w:p>
-    <w:p>
-      <w:pPr>
-        <w:spacing w:after="120"/>
-      </w:pPr>
-      <w:r>
-        <w:t>Система обеспечивает:</w:t>
-      </w:r>
-    </w:p>
-    <w:p>
-      <w:pPr>
-        <w:spacing w:after="200"/>
-      </w:pPr>
-      <w:r>
-        <w:t xml:space="preserve"> </w:t>
-      </w:r>
-    </w:p>
-    <w:p>
-      <w:pPr>
-        <w:pStyle w:val="a4"/>
-        <w:numPr>
-          <w:ilvl w:val="0"/>
-          <w:numId w:val="2"/>
-        </w:numPr>
-        <w:spacing w:after="100"/>
-      </w:pPr>
-      <w:r>
-        <w:t>идентификацию и аутентификацию пользователей;</w:t>
-      </w:r>
-    </w:p>
-    <w:p>
-      <w:pPr>
-        <w:pStyle w:val="a4"/>
-        <w:numPr>
-          <w:ilvl w:val="0"/>
-          <w:numId w:val="2"/>
-        </w:numPr>
-        <w:spacing w:after="100"/>
-      </w:pPr>
-      <w:r>
-        <w:t>разграничение доступа к функциям;</w:t>
-      </w:r>
-    </w:p>
-    <w:p>
-      <w:pPr>
-        <w:pStyle w:val="a4"/>
-        <w:numPr>
-          <w:ilvl w:val="0"/>
-          <w:numId w:val="2"/>
-        </w:numPr>
-        <w:spacing w:after="100"/>
-      </w:pPr>
-      <w:r>
-        <w:t>разграничение доступа к данным;</w:t>
-      </w:r>
-    </w:p>
-    <w:p>
-      <w:pPr>
-        <w:pStyle w:val="a4"/>
-        <w:numPr>
-          <w:ilvl w:val="0"/>
-          <w:numId w:val="2"/>
-        </w:numPr>
-        <w:spacing w:after="100"/>
-      </w:pPr>
-      <w:r>
-        <w:t>изоляцию локальных контуров;</w:t>
-      </w:r>
-    </w:p>
-    <w:p>
-      <w:pPr>
-        <w:pStyle w:val="a4"/>
-        <w:numPr>
-          <w:ilvl w:val="0"/>
-          <w:numId w:val="2"/>
-        </w:numPr>
-        <w:spacing w:after="100"/>
-      </w:pPr>
-      <w:r>
-        <w:t>регистрацию значимых действий пользователей;</w:t>
-      </w:r>
-    </w:p>
-    <w:p>
-      <w:pPr>
-        <w:pStyle w:val="a4"/>
-        <w:numPr>
-          <w:ilvl w:val="0"/>
-          <w:numId w:val="2"/>
-        </w:numPr>
-        <w:spacing w:after="100"/>
-      </w:pPr>
-      <w:r>
-        <w:t>защиту межкомпонентного и межконтурного взаимодействия;</w:t>
-      </w:r>
-    </w:p>
-    <w:p>
-      <w:pPr>
-        <w:pStyle w:val="a4"/>
-        <w:numPr>
-          <w:ilvl w:val="0"/>
-          <w:numId w:val="2"/>
-        </w:numPr>
-        <w:spacing w:after="100"/>
-      </w:pPr>
-      <w:r>
-        <w:t>централизованное управление политиками доступа.</w:t>
-      </w:r>
-    </w:p>
-    <w:p>
-      <w:pPr>
-        <w:spacing w:after="200"/>
-      </w:pPr>
-      <w:r>
-        <w:t xml:space="preserve"> </w:t>
-      </w:r>
-    </w:p>
-    <w:p>
-      <w:pPr>
-        <w:pStyle w:val="3"/>
-        <w:spacing w:after="200"/>
-      </w:pPr>
-      <w:bookmarkStart w:id="24" w:name="_Toc240797903"/>
-      <w:r>
-        <w:t>2.3.13. Контрактное взаимодействие</w:t>
-      </w:r>
-      <w:bookmarkEnd w:id="24"/>
-    </w:p>
-    <w:p>
-      <w:pPr>
-        <w:spacing w:after="200"/>
-      </w:pPr>
-      <w:r>
-        <w:t xml:space="preserve"> </w:t>
-      </w:r>
-    </w:p>
-    <w:p>
-      <w:pPr>
-        <w:spacing w:after="120"/>
-      </w:pPr>
-      <w:r>
-        <w:t>Взаимодействие между программными компонентами осуществляется на основании формализованных контрактов.</w:t>
-      </w:r>
-    </w:p>
-    <w:p>
-      <w:pPr>
-        <w:spacing w:after="200"/>
-      </w:pPr>
-      <w:r>
-        <w:t xml:space="preserve"> </w:t>
-      </w:r>
-    </w:p>
-    <w:p>
-      <w:pPr>
-        <w:spacing w:after="120"/>
-      </w:pPr>
-      <w:r>
-        <w:t>Контракты определяют:</w:t>
-      </w:r>
-    </w:p>
-    <w:p>
-      <w:pPr>
-        <w:spacing w:after="200"/>
-      </w:pPr>
-      <w:r>
-        <w:lastRenderedPageBreak/>
-        <w:t xml:space="preserve"> </w:t>
-      </w:r>
-    </w:p>
-    <w:p>
-      <w:pPr>
-        <w:pStyle w:val="a4"/>
-        <w:numPr>
-          <w:ilvl w:val="0"/>
-          <w:numId w:val="2"/>
-        </w:numPr>
-        <w:spacing w:after="100"/>
-      </w:pPr>
-      <w:r>
         <w:t>состав передаваемых данных;</w:t>
       </w:r>
     </w:p>
@@ -19485,47 +19389,23 @@
         <w:spacing w:after="120"/>
       </w:pPr>
       <w:r>
-        <w:t xml:space="preserve">Программное обеспечение клиентской части разрабатывается на </w:t>
-      </w:r>
-      <w:proofErr w:type="spellStart"/>
-      <w:r>
-        <w:t>React</w:t>
-      </w:r>
-      <w:proofErr w:type="spellEnd"/>
-      <w:r>
-        <w:t xml:space="preserve"> и </w:t>
-      </w:r>
-      <w:proofErr w:type="spellStart"/>
-      <w:r>
-        <w:t>TypeScript</w:t>
-      </w:r>
-      <w:proofErr w:type="spellEnd"/>
-      <w:r>
-        <w:t>.</w:t>
-      </w:r>
-    </w:p>
-    <w:p>
-      <w:pPr>
-        <w:spacing w:after="200"/>
-      </w:pPr>
-      <w:r>
-        <w:t xml:space="preserve"> </w:t>
-      </w:r>
-    </w:p>
-    <w:p>
-      <w:pPr>
-        <w:spacing w:after="120"/>
-      </w:pPr>
-      <w:r>
-        <w:t xml:space="preserve">Взаимодействие компонентов осуществляется посредством синхронных программных интерфейсов и асинхронного обмена сообщениями через Apache </w:t>
-      </w:r>
-      <w:proofErr w:type="spellStart"/>
-      <w:r>
-        <w:t>Kafka</w:t>
-      </w:r>
-      <w:proofErr w:type="spellEnd"/>
-      <w:r>
-        <w:t>.</w:t>
+        <w:t>Программное обеспечение клиентской части разрабатывается на React и TypeScript.</w:t>
+      </w:r>
+    </w:p>
+    <w:p>
+      <w:pPr>
+        <w:spacing w:after="200"/>
+      </w:pPr>
+      <w:r>
+        <w:t xml:space="preserve"> </w:t>
+      </w:r>
+    </w:p>
+    <w:p>
+      <w:pPr>
+        <w:spacing w:after="120"/>
+      </w:pPr>
+      <w:r>
+        <w:t>Взаимодействие компонентов осуществляется посредством синхронных программных интерфейсов и асинхронного обмена сообщениями через Apache Kafka.</w:t>
       </w:r>
     </w:p>
     <w:p>
@@ -20284,15 +20164,7 @@
         <w:spacing w:after="120"/>
       </w:pPr>
       <w:r>
-        <w:t xml:space="preserve">Аутентификация пользователей выполняется средствами </w:t>
-      </w:r>
-      <w:proofErr w:type="spellStart"/>
-      <w:r>
-        <w:t>Keycloak</w:t>
-      </w:r>
-      <w:proofErr w:type="spellEnd"/>
-      <w:r>
-        <w:t>.</w:t>
+        <w:t>Аутентификация пользователей выполняется средствами Keycloak.</w:t>
       </w:r>
     </w:p>
     <w:p>
@@ -20629,15 +20501,7 @@
         <w:spacing w:after="120"/>
       </w:pPr>
       <w:r>
-        <w:t xml:space="preserve">Для обмена сообщениями используется Apache </w:t>
-      </w:r>
-      <w:proofErr w:type="spellStart"/>
-      <w:r>
-        <w:t>Kafka</w:t>
-      </w:r>
-      <w:proofErr w:type="spellEnd"/>
-      <w:r>
-        <w:t>.</w:t>
+        <w:t>Для обмена сообщениями используется Apache Kafka.</w:t>
       </w:r>
     </w:p>
     <w:p>
@@ -21511,15 +21375,7 @@
         <w:spacing w:after="120"/>
       </w:pPr>
       <w:r>
-        <w:t xml:space="preserve">Для обмена используется Apache </w:t>
-      </w:r>
-      <w:proofErr w:type="spellStart"/>
-      <w:r>
-        <w:t>Kafka</w:t>
-      </w:r>
-      <w:proofErr w:type="spellEnd"/>
-      <w:r>
-        <w:t>.</w:t>
+        <w:t>Для обмена используется Apache Kafka.</w:t>
       </w:r>
     </w:p>
     <w:p>
@@ -21630,13 +21486,8 @@
         </w:numPr>
         <w:spacing w:after="100"/>
       </w:pPr>
-      <w:proofErr w:type="spellStart"/>
-      <w:r>
-        <w:t>версионирование</w:t>
-      </w:r>
-      <w:proofErr w:type="spellEnd"/>
-      <w:r>
-        <w:t xml:space="preserve"> изменений;</w:t>
+      <w:r>
+        <w:t>версионирование изменений;</w:t>
       </w:r>
     </w:p>
     <w:p>
@@ -21731,13 +21582,8 @@
       <w:pPr>
         <w:spacing w:after="120"/>
       </w:pPr>
-      <w:proofErr w:type="spellStart"/>
-      <w:r>
-        <w:t>Keycloak</w:t>
-      </w:r>
-      <w:proofErr w:type="spellEnd"/>
-      <w:r>
-        <w:t xml:space="preserve"> используется в качестве программного компонента идентификации и управления доступом.</w:t>
+      <w:r>
+        <w:t>Keycloak используется в качестве программного компонента идентификации и управления доступом.</w:t>
       </w:r>
     </w:p>
     <w:p>
@@ -21855,15 +21701,7 @@
         <w:spacing w:after="120"/>
       </w:pPr>
       <w:r>
-        <w:t xml:space="preserve">В локальном контуре </w:t>
-      </w:r>
-      <w:proofErr w:type="spellStart"/>
-      <w:r>
-        <w:t>Keycloak</w:t>
-      </w:r>
-      <w:proofErr w:type="spellEnd"/>
-      <w:r>
-        <w:t xml:space="preserve"> обеспечивает возможность автономной аутентификации пользователей при недоступности центрального корпоративного контура.</w:t>
+        <w:t>В локальном контуре Keycloak обеспечивает возможность автономной аутентификации пользователей при недоступности центрального корпоративного контура.</w:t>
       </w:r>
     </w:p>
     <w:p>
@@ -21881,14 +21719,9 @@
       </w:pPr>
       <w:bookmarkStart w:id="48" w:name="_Toc240797927"/>
       <w:r>
-        <w:t xml:space="preserve">3.5.2. Apache </w:t>
-      </w:r>
-      <w:proofErr w:type="spellStart"/>
-      <w:r>
-        <w:t>Kafka</w:t>
+        <w:t>3.5.2. Apache Kafka</w:t>
       </w:r>
       <w:bookmarkEnd w:id="48"/>
-      <w:proofErr w:type="spellEnd"/>
     </w:p>
     <w:p>
       <w:pPr>
@@ -21904,36 +21737,23 @@
         <w:spacing w:after="120"/>
       </w:pPr>
       <w:r>
-        <w:t xml:space="preserve">Apache </w:t>
-      </w:r>
-      <w:proofErr w:type="spellStart"/>
-      <w:r>
-        <w:t>Kafka</w:t>
-      </w:r>
-      <w:proofErr w:type="spellEnd"/>
-      <w:r>
-        <w:t xml:space="preserve"> является основным средством асинхронного обмена сообщениями.</w:t>
-      </w:r>
-    </w:p>
-    <w:p>
-      <w:pPr>
-        <w:spacing w:after="200"/>
-      </w:pPr>
-      <w:r>
-        <w:t xml:space="preserve"> </w:t>
-      </w:r>
-    </w:p>
-    <w:p>
-      <w:pPr>
-        <w:spacing w:after="120"/>
-      </w:pPr>
-      <w:proofErr w:type="spellStart"/>
-      <w:r>
-        <w:t>Kafka</w:t>
-      </w:r>
-      <w:proofErr w:type="spellEnd"/>
-      <w:r>
-        <w:t xml:space="preserve"> используется для:</w:t>
+        <w:t>Apache Kafka является основным средством асинхронного обмена сообщениями.</w:t>
+      </w:r>
+    </w:p>
+    <w:p>
+      <w:pPr>
+        <w:spacing w:after="200"/>
+      </w:pPr>
+      <w:r>
+        <w:t xml:space="preserve"> </w:t>
+      </w:r>
+    </w:p>
+    <w:p>
+      <w:pPr>
+        <w:spacing w:after="120"/>
+      </w:pPr>
+      <w:r>
+        <w:t>Kafka используется для:</w:t>
       </w:r>
     </w:p>
     <w:p>
@@ -22053,34 +21873,24 @@
       </w:pPr>
       <w:bookmarkStart w:id="49" w:name="_Toc240797928"/>
       <w:r>
-        <w:t xml:space="preserve">3.5.3. </w:t>
-      </w:r>
-      <w:proofErr w:type="spellStart"/>
-      <w:r>
-        <w:t>Redis</w:t>
+        <w:t>3.5.3. Redis</w:t>
       </w:r>
       <w:bookmarkEnd w:id="49"/>
-      <w:proofErr w:type="spellEnd"/>
-    </w:p>
-    <w:p>
-      <w:pPr>
-        <w:spacing w:after="200"/>
-      </w:pPr>
-      <w:r>
-        <w:t xml:space="preserve"> </w:t>
-      </w:r>
-    </w:p>
-    <w:p>
-      <w:pPr>
-        <w:spacing w:after="120"/>
-      </w:pPr>
-      <w:proofErr w:type="spellStart"/>
-      <w:r>
-        <w:t>Redis</w:t>
-      </w:r>
-      <w:proofErr w:type="spellEnd"/>
-      <w:r>
-        <w:t xml:space="preserve"> используется для хранения временных и быстро изменяемых данных, требующих оперативного доступа.</w:t>
+    </w:p>
+    <w:p>
+      <w:pPr>
+        <w:spacing w:after="200"/>
+      </w:pPr>
+      <w:r>
+        <w:t xml:space="preserve"> </w:t>
+      </w:r>
+    </w:p>
+    <w:p>
+      <w:pPr>
+        <w:spacing w:after="120"/>
+      </w:pPr>
+      <w:r>
+        <w:t>Redis используется для хранения временных и быстро изменяемых данных, требующих оперативного доступа.</w:t>
       </w:r>
     </w:p>
     <w:p>
@@ -22171,13 +21981,8 @@
       <w:pPr>
         <w:spacing w:after="120"/>
       </w:pPr>
-      <w:proofErr w:type="spellStart"/>
-      <w:r>
-        <w:t>Redis</w:t>
-      </w:r>
-      <w:proofErr w:type="spellEnd"/>
-      <w:r>
-        <w:t xml:space="preserve"> не является источником долговременного хранения производственных данных.</w:t>
+      <w:r>
+        <w:t>Redis не является источником долговременного хранения производственных данных.</w:t>
       </w:r>
     </w:p>
     <w:p>
@@ -22287,11 +22092,9 @@
             <w:tcW w:w="2760" w:type="dxa"/>
           </w:tcPr>
           <w:p>
-            <w:proofErr w:type="spellStart"/>
             <w:r>
               <w:t>PostgreSQL</w:t>
             </w:r>
-            <w:proofErr w:type="spellEnd"/>
           </w:p>
         </w:tc>
         <w:tc>
@@ -22311,11 +22114,9 @@
             <w:tcW w:w="2760" w:type="dxa"/>
           </w:tcPr>
           <w:p>
-            <w:proofErr w:type="spellStart"/>
             <w:r>
               <w:t>ClickHouse</w:t>
             </w:r>
-            <w:proofErr w:type="spellEnd"/>
           </w:p>
         </w:tc>
         <w:tc>
@@ -22335,11 +22136,9 @@
             <w:tcW w:w="2760" w:type="dxa"/>
           </w:tcPr>
           <w:p>
-            <w:proofErr w:type="spellStart"/>
             <w:r>
               <w:t>Redis</w:t>
             </w:r>
-            <w:proofErr w:type="spellEnd"/>
           </w:p>
         </w:tc>
         <w:tc>
@@ -22396,34 +22195,24 @@
       <w:pPr>
         <w:spacing w:after="120"/>
       </w:pPr>
-      <w:proofErr w:type="spellStart"/>
-      <w:r>
-        <w:t>PostgreSQL</w:t>
-      </w:r>
-      <w:proofErr w:type="spellEnd"/>
-      <w:r>
-        <w:t xml:space="preserve"> является основным оперативным хранилищем локального и центрального контуров.</w:t>
-      </w:r>
-    </w:p>
-    <w:p>
-      <w:pPr>
-        <w:spacing w:after="200"/>
-      </w:pPr>
-      <w:r>
-        <w:t xml:space="preserve"> </w:t>
-      </w:r>
-    </w:p>
-    <w:p>
-      <w:pPr>
-        <w:spacing w:after="120"/>
-      </w:pPr>
-      <w:proofErr w:type="spellStart"/>
-      <w:r>
-        <w:t>ClickHouse</w:t>
-      </w:r>
-      <w:proofErr w:type="spellEnd"/>
-      <w:r>
-        <w:t xml:space="preserve"> используется для аналитической обработки и формирования аналитических представлений.</w:t>
+      <w:r>
+        <w:t>PostgreSQL является основным оперативным хранилищем локального и центрального контуров.</w:t>
+      </w:r>
+    </w:p>
+    <w:p>
+      <w:pPr>
+        <w:spacing w:after="200"/>
+      </w:pPr>
+      <w:r>
+        <w:t xml:space="preserve"> </w:t>
+      </w:r>
+    </w:p>
+    <w:p>
+      <w:pPr>
+        <w:spacing w:after="120"/>
+      </w:pPr>
+      <w:r>
+        <w:t>ClickHouse используется для аналитической обработки и формирования аналитических представлений.</w:t>
       </w:r>
     </w:p>
     <w:p>
@@ -22609,15 +22398,7 @@
         <w:spacing w:after="120"/>
       </w:pPr>
       <w:r>
-        <w:t xml:space="preserve">Для асинхронного взаимодействия применяются сообщения Apache </w:t>
-      </w:r>
-      <w:proofErr w:type="spellStart"/>
-      <w:r>
-        <w:t>Kafka</w:t>
-      </w:r>
-      <w:proofErr w:type="spellEnd"/>
-      <w:r>
-        <w:t>.</w:t>
+        <w:t>Для асинхронного взаимодействия применяются сообщения Apache Kafka.</w:t>
       </w:r>
     </w:p>
     <w:p>
@@ -22712,15 +22493,7 @@
         <w:ind w:left="20"/>
       </w:pPr>
       <w:r>
-        <w:t xml:space="preserve">4. При необходимости серверный компонент обращается к оперативному хранилищу </w:t>
-      </w:r>
-      <w:proofErr w:type="spellStart"/>
-      <w:r>
-        <w:t>PostgreSQL</w:t>
-      </w:r>
-      <w:proofErr w:type="spellEnd"/>
-      <w:r>
-        <w:t>.</w:t>
+        <w:t>4. При необходимости серверный компонент обращается к оперативному хранилищу PostgreSQL.</w:t>
       </w:r>
     </w:p>
     <w:p>
@@ -22729,15 +22502,7 @@
         <w:ind w:left="20"/>
       </w:pPr>
       <w:r>
-        <w:t xml:space="preserve">5. При необходимости выполнения асинхронной операции формируется сообщение Apache </w:t>
-      </w:r>
-      <w:proofErr w:type="spellStart"/>
-      <w:r>
-        <w:t>Kafka</w:t>
-      </w:r>
-      <w:proofErr w:type="spellEnd"/>
-      <w:r>
-        <w:t>.</w:t>
+        <w:t>5. При необходимости выполнения асинхронной операции формируется сообщение Apache Kafka.</w:t>
       </w:r>
     </w:p>
     <w:p>
@@ -23080,15 +22845,7 @@
         <w:spacing w:after="100"/>
       </w:pPr>
       <w:r>
-        <w:t xml:space="preserve">использует Apache </w:t>
-      </w:r>
-      <w:proofErr w:type="spellStart"/>
-      <w:r>
-        <w:t>Kafka</w:t>
-      </w:r>
-      <w:proofErr w:type="spellEnd"/>
-      <w:r>
-        <w:t xml:space="preserve"> для предусмотренного архитектурой асинхронного взаимодействия;</w:t>
+        <w:t>использует Apache Kafka для предусмотренного архитектурой асинхронного взаимодействия;</w:t>
       </w:r>
     </w:p>
     <w:p>
@@ -24589,15 +24346,7 @@
         <w:spacing w:after="120"/>
       </w:pPr>
       <w:r>
-        <w:t xml:space="preserve">Идентификация и аутентификация пользователей выполняются средствами </w:t>
-      </w:r>
-      <w:proofErr w:type="spellStart"/>
-      <w:r>
-        <w:t>Keycloak</w:t>
-      </w:r>
-      <w:proofErr w:type="spellEnd"/>
-      <w:r>
-        <w:t>.</w:t>
+        <w:t>Идентификация и аутентификация пользователей выполняются средствами Keycloak.</w:t>
       </w:r>
     </w:p>
     <w:p>
@@ -25782,15 +25531,7 @@
         <w:spacing w:after="120"/>
       </w:pPr>
       <w:r>
-        <w:t xml:space="preserve">Аналитическая обработка выполняется в специализированном хранилище </w:t>
-      </w:r>
-      <w:proofErr w:type="spellStart"/>
-      <w:r>
-        <w:t>ClickHouse</w:t>
-      </w:r>
-      <w:proofErr w:type="spellEnd"/>
-      <w:r>
-        <w:t>.</w:t>
+        <w:t>Аналитическая обработка выполняется в специализированном хранилище ClickHouse.</w:t>
       </w:r>
     </w:p>
     <w:p>
@@ -25857,39 +25598,23 @@
         <w:spacing w:after="120"/>
       </w:pPr>
       <w:r>
-        <w:t xml:space="preserve">Оперативная информация хранится в </w:t>
-      </w:r>
-      <w:proofErr w:type="spellStart"/>
-      <w:r>
-        <w:t>PostgreSQL</w:t>
-      </w:r>
-      <w:proofErr w:type="spellEnd"/>
-      <w:r>
-        <w:t xml:space="preserve"> и используется прикладными сервисами для выполнения производственных операций.</w:t>
-      </w:r>
-    </w:p>
-    <w:p>
-      <w:pPr>
-        <w:spacing w:after="200"/>
-      </w:pPr>
-      <w:r>
-        <w:t xml:space="preserve"> </w:t>
-      </w:r>
-    </w:p>
-    <w:p>
-      <w:pPr>
-        <w:spacing w:after="120"/>
-      </w:pPr>
-      <w:r>
-        <w:t xml:space="preserve">Аналитическая информация хранится в </w:t>
-      </w:r>
-      <w:proofErr w:type="spellStart"/>
-      <w:r>
-        <w:t>ClickHouse</w:t>
-      </w:r>
-      <w:proofErr w:type="spellEnd"/>
-      <w:r>
-        <w:t xml:space="preserve"> и используется для формирования аналитических запросов, отчетов и показателей.</w:t>
+        <w:t>Оперативная информация хранится в PostgreSQL и используется прикладными сервисами для выполнения производственных операций.</w:t>
+      </w:r>
+    </w:p>
+    <w:p>
+      <w:pPr>
+        <w:spacing w:after="200"/>
+      </w:pPr>
+      <w:r>
+        <w:t xml:space="preserve"> </w:t>
+      </w:r>
+    </w:p>
+    <w:p>
+      <w:pPr>
+        <w:spacing w:after="120"/>
+      </w:pPr>
+      <w:r>
+        <w:t>Аналитическая информация хранится в ClickHouse и используется для формирования аналитических запросов, отчетов и показателей.</w:t>
       </w:r>
     </w:p>
     <w:p>
@@ -26005,11 +25730,9 @@
             <w:tcW w:w="3420" w:type="dxa"/>
           </w:tcPr>
           <w:p>
-            <w:proofErr w:type="spellStart"/>
             <w:r>
               <w:t>PostgreSQL</w:t>
             </w:r>
-            <w:proofErr w:type="spellEnd"/>
           </w:p>
         </w:tc>
         <w:tc>
@@ -26017,11 +25740,9 @@
             <w:tcW w:w="3600" w:type="dxa"/>
           </w:tcPr>
           <w:p>
-            <w:proofErr w:type="spellStart"/>
             <w:r>
               <w:t>ClickHouse</w:t>
             </w:r>
-            <w:proofErr w:type="spellEnd"/>
           </w:p>
         </w:tc>
       </w:tr>
@@ -26207,15 +25928,7 @@
         <w:spacing w:after="120"/>
       </w:pPr>
       <w:r>
-        <w:t xml:space="preserve">Аналитические запросы не выполняются непосредственно над оперативными таблицами </w:t>
-      </w:r>
-      <w:proofErr w:type="spellStart"/>
-      <w:r>
-        <w:t>PostgreSQL</w:t>
-      </w:r>
-      <w:proofErr w:type="spellEnd"/>
-      <w:r>
-        <w:t>, если выполнение такого запроса создает недопустимую нагрузку на производственный контур.</w:t>
+        <w:t>Аналитические запросы не выполняются непосредственно над оперативными таблицами PostgreSQL, если выполнение такого запроса создает недопустимую нагрузку на производственный контур.</w:t>
       </w:r>
     </w:p>
     <w:p>
@@ -27696,13 +27409,8 @@
       <w:pPr>
         <w:spacing w:after="120"/>
       </w:pPr>
-      <w:proofErr w:type="spellStart"/>
-      <w:r>
-        <w:t>Keycloak</w:t>
-      </w:r>
-      <w:proofErr w:type="spellEnd"/>
-      <w:r>
-        <w:t xml:space="preserve"> обеспечивает идентификацию, аутентификацию и предоставление приложению сведений о пользователе и его полномочиях.</w:t>
+      <w:r>
+        <w:t>Keycloak обеспечивает идентификацию, аутентификацию и предоставление приложению сведений о пользователе и его полномочиях.</w:t>
       </w:r>
     </w:p>
     <w:p>
@@ -29771,63 +29479,39 @@
         <w:spacing w:after="120"/>
       </w:pPr>
       <w:r>
-        <w:t xml:space="preserve">Оперативные данные хранятся в </w:t>
-      </w:r>
-      <w:proofErr w:type="spellStart"/>
-      <w:r>
-        <w:t>PostgreSQL</w:t>
-      </w:r>
-      <w:proofErr w:type="spellEnd"/>
-      <w:r>
-        <w:t>.</w:t>
-      </w:r>
-    </w:p>
-    <w:p>
-      <w:pPr>
-        <w:spacing w:after="200"/>
-      </w:pPr>
-      <w:r>
-        <w:t xml:space="preserve"> </w:t>
-      </w:r>
-    </w:p>
-    <w:p>
-      <w:pPr>
-        <w:spacing w:after="120"/>
-      </w:pPr>
-      <w:r>
-        <w:t xml:space="preserve">Аналитические данные хранятся в </w:t>
-      </w:r>
-      <w:proofErr w:type="spellStart"/>
-      <w:r>
-        <w:t>ClickHouse</w:t>
-      </w:r>
-      <w:proofErr w:type="spellEnd"/>
-      <w:r>
-        <w:t>.</w:t>
-      </w:r>
-    </w:p>
-    <w:p>
-      <w:pPr>
-        <w:spacing w:after="200"/>
-      </w:pPr>
-      <w:r>
-        <w:t xml:space="preserve"> </w:t>
-      </w:r>
-    </w:p>
-    <w:p>
-      <w:pPr>
-        <w:spacing w:after="120"/>
-      </w:pPr>
-      <w:r>
-        <w:t xml:space="preserve">Временные данные хранятся в </w:t>
-      </w:r>
-      <w:proofErr w:type="spellStart"/>
-      <w:r>
-        <w:t>Redis</w:t>
-      </w:r>
-      <w:proofErr w:type="spellEnd"/>
-      <w:r>
-        <w:t>.</w:t>
+        <w:t>Оперативные данные хранятся в PostgreSQL.</w:t>
+      </w:r>
+    </w:p>
+    <w:p>
+      <w:pPr>
+        <w:spacing w:after="200"/>
+      </w:pPr>
+      <w:r>
+        <w:t xml:space="preserve"> </w:t>
+      </w:r>
+    </w:p>
+    <w:p>
+      <w:pPr>
+        <w:spacing w:after="120"/>
+      </w:pPr>
+      <w:r>
+        <w:t>Аналитические данные хранятся в ClickHouse.</w:t>
+      </w:r>
+    </w:p>
+    <w:p>
+      <w:pPr>
+        <w:spacing w:after="200"/>
+      </w:pPr>
+      <w:r>
+        <w:t xml:space="preserve"> </w:t>
+      </w:r>
+    </w:p>
+    <w:p>
+      <w:pPr>
+        <w:spacing w:after="120"/>
+      </w:pPr>
+      <w:r>
+        <w:t>Временные данные хранятся в Redis.</w:t>
       </w:r>
     </w:p>
     <w:p>
@@ -29929,15 +29613,7 @@
         <w:spacing w:after="100"/>
       </w:pPr>
       <w:r>
-        <w:t xml:space="preserve">Apache </w:t>
-      </w:r>
-      <w:proofErr w:type="spellStart"/>
-      <w:r>
-        <w:t>Kafka</w:t>
-      </w:r>
-      <w:proofErr w:type="spellEnd"/>
-      <w:r>
-        <w:t>;</w:t>
+        <w:t>Apache Kafka;</w:t>
       </w:r>
     </w:p>
     <w:p>
@@ -30405,15 +30081,7 @@
         <w:spacing w:after="100"/>
       </w:pPr>
       <w:r>
-        <w:t xml:space="preserve">вычислительную инфраструктуру на базе </w:t>
-      </w:r>
-      <w:proofErr w:type="spellStart"/>
-      <w:r>
-        <w:t>Kubernetes</w:t>
-      </w:r>
-      <w:proofErr w:type="spellEnd"/>
-      <w:r>
-        <w:t>;</w:t>
+        <w:t>вычислительную инфраструктуру на базе Kubernetes;</w:t>
       </w:r>
     </w:p>
     <w:p>
@@ -30747,70 +30415,47 @@
         </w:numPr>
         <w:spacing w:after="100"/>
       </w:pPr>
-      <w:proofErr w:type="spellStart"/>
-      <w:r>
-        <w:t>PostgreSQL</w:t>
-      </w:r>
-      <w:proofErr w:type="spellEnd"/>
-      <w:r>
-        <w:t>;</w:t>
-      </w:r>
-    </w:p>
-    <w:p>
-      <w:pPr>
-        <w:pStyle w:val="a4"/>
-        <w:numPr>
-          <w:ilvl w:val="0"/>
-          <w:numId w:val="2"/>
-        </w:numPr>
-        <w:spacing w:after="100"/>
-      </w:pPr>
-      <w:proofErr w:type="spellStart"/>
-      <w:r>
-        <w:t>Redis</w:t>
-      </w:r>
-      <w:proofErr w:type="spellEnd"/>
-      <w:r>
-        <w:t>;</w:t>
-      </w:r>
-    </w:p>
-    <w:p>
-      <w:pPr>
-        <w:pStyle w:val="a4"/>
-        <w:numPr>
-          <w:ilvl w:val="0"/>
-          <w:numId w:val="2"/>
-        </w:numPr>
-        <w:spacing w:after="100"/>
-      </w:pPr>
-      <w:r>
-        <w:t xml:space="preserve">локальный экземпляр Apache </w:t>
-      </w:r>
-      <w:proofErr w:type="spellStart"/>
-      <w:r>
-        <w:t>Kafka</w:t>
-      </w:r>
-      <w:proofErr w:type="spellEnd"/>
-      <w:r>
-        <w:t>;</w:t>
-      </w:r>
-    </w:p>
-    <w:p>
-      <w:pPr>
-        <w:pStyle w:val="a4"/>
-        <w:numPr>
-          <w:ilvl w:val="0"/>
-          <w:numId w:val="2"/>
-        </w:numPr>
-        <w:spacing w:after="100"/>
-      </w:pPr>
-      <w:proofErr w:type="spellStart"/>
-      <w:r>
-        <w:t>ClickHouse</w:t>
-      </w:r>
-      <w:proofErr w:type="spellEnd"/>
-      <w:r>
-        <w:t>;</w:t>
+      <w:r>
+        <w:t>PostgreSQL;</w:t>
+      </w:r>
+    </w:p>
+    <w:p>
+      <w:pPr>
+        <w:pStyle w:val="a4"/>
+        <w:numPr>
+          <w:ilvl w:val="0"/>
+          <w:numId w:val="2"/>
+        </w:numPr>
+        <w:spacing w:after="100"/>
+      </w:pPr>
+      <w:r>
+        <w:t>Redis;</w:t>
+      </w:r>
+    </w:p>
+    <w:p>
+      <w:pPr>
+        <w:pStyle w:val="a4"/>
+        <w:numPr>
+          <w:ilvl w:val="0"/>
+          <w:numId w:val="2"/>
+        </w:numPr>
+        <w:spacing w:after="100"/>
+      </w:pPr>
+      <w:r>
+        <w:t>локальный экземпляр Apache Kafka;</w:t>
+      </w:r>
+    </w:p>
+    <w:p>
+      <w:pPr>
+        <w:pStyle w:val="a4"/>
+        <w:numPr>
+          <w:ilvl w:val="0"/>
+          <w:numId w:val="2"/>
+        </w:numPr>
+        <w:spacing w:after="100"/>
+      </w:pPr>
+      <w:r>
+        <w:t>ClickHouse;</w:t>
       </w:r>
     </w:p>
     <w:p>
@@ -30835,13 +30480,8 @@
         </w:numPr>
         <w:spacing w:after="100"/>
       </w:pPr>
-      <w:proofErr w:type="spellStart"/>
-      <w:r>
-        <w:t>Keycloak</w:t>
-      </w:r>
-      <w:proofErr w:type="spellEnd"/>
-      <w:r>
-        <w:t>;</w:t>
+      <w:r>
+        <w:t>Keycloak;</w:t>
       </w:r>
     </w:p>
     <w:p>
@@ -31136,69 +30776,46 @@
         <w:spacing w:after="100"/>
       </w:pPr>
       <w:r>
-        <w:t xml:space="preserve">Apache </w:t>
-      </w:r>
-      <w:proofErr w:type="spellStart"/>
-      <w:r>
-        <w:t>Kafka</w:t>
-      </w:r>
-      <w:proofErr w:type="spellEnd"/>
-      <w:r>
-        <w:t>;</w:t>
-      </w:r>
-    </w:p>
-    <w:p>
-      <w:pPr>
-        <w:pStyle w:val="a4"/>
-        <w:numPr>
-          <w:ilvl w:val="0"/>
-          <w:numId w:val="2"/>
-        </w:numPr>
-        <w:spacing w:after="100"/>
-      </w:pPr>
-      <w:proofErr w:type="spellStart"/>
-      <w:r>
-        <w:t>PostgreSQL</w:t>
-      </w:r>
-      <w:proofErr w:type="spellEnd"/>
-      <w:r>
-        <w:t>;</w:t>
-      </w:r>
-    </w:p>
-    <w:p>
-      <w:pPr>
-        <w:pStyle w:val="a4"/>
-        <w:numPr>
-          <w:ilvl w:val="0"/>
-          <w:numId w:val="2"/>
-        </w:numPr>
-        <w:spacing w:after="100"/>
-      </w:pPr>
-      <w:proofErr w:type="spellStart"/>
-      <w:r>
-        <w:t>Redis</w:t>
-      </w:r>
-      <w:proofErr w:type="spellEnd"/>
-      <w:r>
-        <w:t>;</w:t>
-      </w:r>
-    </w:p>
-    <w:p>
-      <w:pPr>
-        <w:pStyle w:val="a4"/>
-        <w:numPr>
-          <w:ilvl w:val="0"/>
-          <w:numId w:val="2"/>
-        </w:numPr>
-        <w:spacing w:after="100"/>
-      </w:pPr>
-      <w:proofErr w:type="spellStart"/>
-      <w:r>
-        <w:t>ClickHouse</w:t>
-      </w:r>
-      <w:proofErr w:type="spellEnd"/>
-      <w:r>
-        <w:t>;</w:t>
+        <w:t>Apache Kafka;</w:t>
+      </w:r>
+    </w:p>
+    <w:p>
+      <w:pPr>
+        <w:pStyle w:val="a4"/>
+        <w:numPr>
+          <w:ilvl w:val="0"/>
+          <w:numId w:val="2"/>
+        </w:numPr>
+        <w:spacing w:after="100"/>
+      </w:pPr>
+      <w:r>
+        <w:t>PostgreSQL;</w:t>
+      </w:r>
+    </w:p>
+    <w:p>
+      <w:pPr>
+        <w:pStyle w:val="a4"/>
+        <w:numPr>
+          <w:ilvl w:val="0"/>
+          <w:numId w:val="2"/>
+        </w:numPr>
+        <w:spacing w:after="100"/>
+      </w:pPr>
+      <w:r>
+        <w:t>Redis;</w:t>
+      </w:r>
+    </w:p>
+    <w:p>
+      <w:pPr>
+        <w:pStyle w:val="a4"/>
+        <w:numPr>
+          <w:ilvl w:val="0"/>
+          <w:numId w:val="2"/>
+        </w:numPr>
+        <w:spacing w:after="100"/>
+      </w:pPr>
+      <w:r>
+        <w:t>ClickHouse;</w:t>
       </w:r>
     </w:p>
     <w:p>
@@ -31330,15 +30947,7 @@
         <w:spacing w:after="120"/>
       </w:pPr>
       <w:r>
-        <w:t xml:space="preserve">Основной средой выполнения серверных программных компонентов является </w:t>
-      </w:r>
-      <w:proofErr w:type="spellStart"/>
-      <w:r>
-        <w:t>Kubernetes</w:t>
-      </w:r>
-      <w:proofErr w:type="spellEnd"/>
-      <w:r>
-        <w:t>.</w:t>
+        <w:t>Основной средой выполнения серверных программных компонентов является Kubernetes.</w:t>
       </w:r>
     </w:p>
     <w:p>
@@ -31355,15 +30964,7 @@
       </w:pPr>
       <w:r>
         <w:lastRenderedPageBreak/>
-        <w:t xml:space="preserve">В локальных и центральном контурах </w:t>
-      </w:r>
-      <w:proofErr w:type="spellStart"/>
-      <w:r>
-        <w:t>Kubernetes</w:t>
-      </w:r>
-      <w:proofErr w:type="spellEnd"/>
-      <w:r>
-        <w:t xml:space="preserve"> обеспечивает:</w:t>
+        <w:t>В локальных и центральном контурах Kubernetes обеспечивает:</w:t>
       </w:r>
     </w:p>
     <w:p>
@@ -31555,15 +31156,7 @@
         <w:spacing w:after="120"/>
       </w:pPr>
       <w:r>
-        <w:t xml:space="preserve">Для разграничения программных компонентов в </w:t>
-      </w:r>
-      <w:proofErr w:type="spellStart"/>
-      <w:r>
-        <w:t>Kubernetes</w:t>
-      </w:r>
-      <w:proofErr w:type="spellEnd"/>
-      <w:r>
-        <w:t xml:space="preserve"> применяются изолированные логические сегменты.</w:t>
+        <w:t>Для разграничения программных компонентов в Kubernetes применяются изолированные логические сегменты.</w:t>
       </w:r>
     </w:p>
     <w:p>
@@ -32078,11 +31671,9 @@
             <w:tcW w:w="3429" w:type="dxa"/>
           </w:tcPr>
           <w:p>
-            <w:proofErr w:type="spellStart"/>
             <w:r>
               <w:t>Keycloak</w:t>
             </w:r>
-            <w:proofErr w:type="spellEnd"/>
           </w:p>
         </w:tc>
         <w:tc>
@@ -32113,13 +31704,8 @@
           </w:tcPr>
           <w:p>
             <w:r>
-              <w:t xml:space="preserve">Apache </w:t>
-            </w:r>
-            <w:proofErr w:type="spellStart"/>
-            <w:r>
-              <w:t>Kafka</w:t>
-            </w:r>
-            <w:proofErr w:type="spellEnd"/>
+              <w:t>Apache Kafka</w:t>
+            </w:r>
           </w:p>
         </w:tc>
         <w:tc>
@@ -32149,11 +31735,9 @@
             <w:tcW w:w="3429" w:type="dxa"/>
           </w:tcPr>
           <w:p>
-            <w:proofErr w:type="spellStart"/>
             <w:r>
               <w:t>PostgreSQL</w:t>
             </w:r>
-            <w:proofErr w:type="spellEnd"/>
           </w:p>
         </w:tc>
         <w:tc>
@@ -32183,11 +31767,9 @@
             <w:tcW w:w="3429" w:type="dxa"/>
           </w:tcPr>
           <w:p>
-            <w:proofErr w:type="spellStart"/>
             <w:r>
               <w:t>Redis</w:t>
             </w:r>
-            <w:proofErr w:type="spellEnd"/>
           </w:p>
         </w:tc>
         <w:tc>
@@ -32217,11 +31799,9 @@
             <w:tcW w:w="3429" w:type="dxa"/>
           </w:tcPr>
           <w:p>
-            <w:proofErr w:type="spellStart"/>
             <w:r>
               <w:t>ClickHouse</w:t>
             </w:r>
-            <w:proofErr w:type="spellEnd"/>
           </w:p>
         </w:tc>
         <w:tc>
@@ -32431,36 +32011,23 @@
         <w:spacing w:after="120"/>
       </w:pPr>
       <w:r>
-        <w:t xml:space="preserve">Оперативное хранение данных выполняется в </w:t>
-      </w:r>
-      <w:proofErr w:type="spellStart"/>
-      <w:r>
-        <w:t>PostgreSQL</w:t>
-      </w:r>
-      <w:proofErr w:type="spellEnd"/>
-      <w:r>
-        <w:t>.</w:t>
-      </w:r>
-    </w:p>
-    <w:p>
-      <w:pPr>
-        <w:spacing w:after="200"/>
-      </w:pPr>
-      <w:r>
-        <w:t xml:space="preserve"> </w:t>
-      </w:r>
-    </w:p>
-    <w:p>
-      <w:pPr>
-        <w:spacing w:after="120"/>
-      </w:pPr>
-      <w:proofErr w:type="spellStart"/>
-      <w:r>
-        <w:t>PostgreSQL</w:t>
-      </w:r>
-      <w:proofErr w:type="spellEnd"/>
-      <w:r>
-        <w:t xml:space="preserve"> используется для хранения:</w:t>
+        <w:t>Оперативное хранение данных выполняется в PostgreSQL.</w:t>
+      </w:r>
+    </w:p>
+    <w:p>
+      <w:pPr>
+        <w:spacing w:after="200"/>
+      </w:pPr>
+      <w:r>
+        <w:t xml:space="preserve"> </w:t>
+      </w:r>
+    </w:p>
+    <w:p>
+      <w:pPr>
+        <w:spacing w:after="120"/>
+      </w:pPr>
+      <w:r>
+        <w:t>PostgreSQL используется для хранения:</w:t>
       </w:r>
     </w:p>
     <w:p>
@@ -32574,13 +32141,8 @@
       <w:pPr>
         <w:spacing w:after="120"/>
       </w:pPr>
-      <w:proofErr w:type="spellStart"/>
-      <w:r>
-        <w:t>Redis</w:t>
-      </w:r>
-      <w:proofErr w:type="spellEnd"/>
-      <w:r>
-        <w:t xml:space="preserve"> используется для хранения временных и быстро изменяемых данных, включая:</w:t>
+      <w:r>
+        <w:t>Redis используется для хранения временных и быстро изменяемых данных, включая:</w:t>
       </w:r>
     </w:p>
     <w:p>
@@ -32655,13 +32217,8 @@
       <w:pPr>
         <w:spacing w:after="120"/>
       </w:pPr>
-      <w:proofErr w:type="spellStart"/>
-      <w:r>
-        <w:t>ClickHouse</w:t>
-      </w:r>
-      <w:proofErr w:type="spellEnd"/>
-      <w:r>
-        <w:t xml:space="preserve"> используется для аналитической обработки и хранения подготовленных аналитических данных.</w:t>
+      <w:r>
+        <w:t>ClickHouse используется для аналитической обработки и хранения подготовленных аналитических данных.</w:t>
       </w:r>
     </w:p>
     <w:p>
@@ -32678,15 +32235,7 @@
       </w:pPr>
       <w:r>
         <w:lastRenderedPageBreak/>
-        <w:t xml:space="preserve">Файловое хранилище используется для хранения документов, файлов и иных объектов, которые нецелесообразно размещать непосредственно в оперативных таблицах </w:t>
-      </w:r>
-      <w:proofErr w:type="spellStart"/>
-      <w:r>
-        <w:t>PostgreSQL</w:t>
-      </w:r>
-      <w:proofErr w:type="spellEnd"/>
-      <w:r>
-        <w:t>.</w:t>
+        <w:t>Файловое хранилище используется для хранения документов, файлов и иных объектов, которые нецелесообразно размещать непосредственно в оперативных таблицах PostgreSQL.</w:t>
       </w:r>
     </w:p>
     <w:p>
@@ -33030,31 +32579,7 @@
           </w:tcPr>
           <w:p>
             <w:r>
-              <w:t xml:space="preserve">Размещение </w:t>
-            </w:r>
-            <w:proofErr w:type="spellStart"/>
-            <w:r>
-              <w:t>PostgreSQL</w:t>
-            </w:r>
-            <w:proofErr w:type="spellEnd"/>
-            <w:r>
-              <w:t xml:space="preserve">, </w:t>
-            </w:r>
-            <w:proofErr w:type="spellStart"/>
-            <w:r>
-              <w:t>ClickHouse</w:t>
-            </w:r>
-            <w:proofErr w:type="spellEnd"/>
-            <w:r>
-              <w:t xml:space="preserve">, </w:t>
-            </w:r>
-            <w:proofErr w:type="spellStart"/>
-            <w:r>
-              <w:t>Redis</w:t>
-            </w:r>
-            <w:proofErr w:type="spellEnd"/>
-            <w:r>
-              <w:t xml:space="preserve"> и файлового хранилища</w:t>
+              <w:t>Размещение PostgreSQL, ClickHouse, Redis и файлового хранилища</w:t>
             </w:r>
           </w:p>
         </w:tc>
@@ -33709,15 +33234,7 @@
         <w:spacing w:after="100"/>
       </w:pPr>
       <w:r>
-        <w:t xml:space="preserve">Apache </w:t>
-      </w:r>
-      <w:proofErr w:type="spellStart"/>
-      <w:r>
-        <w:t>Kafka</w:t>
-      </w:r>
-      <w:proofErr w:type="spellEnd"/>
-      <w:r>
-        <w:t>;</w:t>
+        <w:t>Apache Kafka;</w:t>
       </w:r>
     </w:p>
     <w:p>
@@ -33946,13 +33463,8 @@
         </w:numPr>
         <w:spacing w:after="100"/>
       </w:pPr>
-      <w:proofErr w:type="spellStart"/>
-      <w:r>
-        <w:t>Keycloak</w:t>
-      </w:r>
-      <w:proofErr w:type="spellEnd"/>
-      <w:r>
-        <w:t>;</w:t>
+      <w:r>
+        <w:t>Keycloak;</w:t>
       </w:r>
     </w:p>
     <w:p>
@@ -34157,15 +33669,7 @@
         <w:spacing w:after="100"/>
       </w:pPr>
       <w:r>
-        <w:t xml:space="preserve">состояние </w:t>
-      </w:r>
-      <w:proofErr w:type="spellStart"/>
-      <w:r>
-        <w:t>Kubernetes</w:t>
-      </w:r>
-      <w:proofErr w:type="spellEnd"/>
-      <w:r>
-        <w:t>;</w:t>
+        <w:t>состояние Kubernetes;</w:t>
       </w:r>
     </w:p>
     <w:p>
@@ -34191,57 +33695,33 @@
         <w:spacing w:after="100"/>
       </w:pPr>
       <w:r>
-        <w:t xml:space="preserve">состояние Apache </w:t>
-      </w:r>
-      <w:proofErr w:type="spellStart"/>
-      <w:r>
-        <w:t>Kafka</w:t>
-      </w:r>
-      <w:proofErr w:type="spellEnd"/>
-      <w:r>
-        <w:t>;</w:t>
-      </w:r>
-    </w:p>
-    <w:p>
-      <w:pPr>
-        <w:pStyle w:val="a4"/>
-        <w:numPr>
-          <w:ilvl w:val="0"/>
-          <w:numId w:val="2"/>
-        </w:numPr>
-        <w:spacing w:after="100"/>
-      </w:pPr>
-      <w:r>
-        <w:t xml:space="preserve">состояние </w:t>
-      </w:r>
-      <w:proofErr w:type="spellStart"/>
-      <w:r>
-        <w:t>Redis</w:t>
-      </w:r>
-      <w:proofErr w:type="spellEnd"/>
-      <w:r>
-        <w:t>;</w:t>
-      </w:r>
-    </w:p>
-    <w:p>
-      <w:pPr>
-        <w:pStyle w:val="a4"/>
-        <w:numPr>
-          <w:ilvl w:val="0"/>
-          <w:numId w:val="2"/>
-        </w:numPr>
-        <w:spacing w:after="100"/>
-      </w:pPr>
-      <w:r>
-        <w:t xml:space="preserve">состояние </w:t>
-      </w:r>
-      <w:proofErr w:type="spellStart"/>
-      <w:r>
-        <w:t>ClickHouse</w:t>
-      </w:r>
-      <w:proofErr w:type="spellEnd"/>
-      <w:r>
-        <w:t>;</w:t>
+        <w:t>состояние Apache Kafka;</w:t>
+      </w:r>
+    </w:p>
+    <w:p>
+      <w:pPr>
+        <w:pStyle w:val="a4"/>
+        <w:numPr>
+          <w:ilvl w:val="0"/>
+          <w:numId w:val="2"/>
+        </w:numPr>
+        <w:spacing w:after="100"/>
+      </w:pPr>
+      <w:r>
+        <w:t>состояние Redis;</w:t>
+      </w:r>
+    </w:p>
+    <w:p>
+      <w:pPr>
+        <w:pStyle w:val="a4"/>
+        <w:numPr>
+          <w:ilvl w:val="0"/>
+          <w:numId w:val="2"/>
+        </w:numPr>
+        <w:spacing w:after="100"/>
+      </w:pPr>
+      <w:r>
+        <w:t>состояние ClickHouse;</w:t>
       </w:r>
     </w:p>
     <w:p>
@@ -34408,36 +33888,20 @@
         <w:spacing w:after="100"/>
       </w:pPr>
       <w:r>
-        <w:t xml:space="preserve">базы данных </w:t>
-      </w:r>
-      <w:proofErr w:type="spellStart"/>
-      <w:r>
-        <w:t>PostgreSQL</w:t>
-      </w:r>
-      <w:proofErr w:type="spellEnd"/>
-      <w:r>
-        <w:t>;</w:t>
-      </w:r>
-    </w:p>
-    <w:p>
-      <w:pPr>
-        <w:pStyle w:val="a4"/>
-        <w:numPr>
-          <w:ilvl w:val="0"/>
-          <w:numId w:val="2"/>
-        </w:numPr>
-        <w:spacing w:after="100"/>
-      </w:pPr>
-      <w:r>
-        <w:t xml:space="preserve">аналитические данные </w:t>
-      </w:r>
-      <w:proofErr w:type="spellStart"/>
-      <w:r>
-        <w:t>ClickHouse</w:t>
-      </w:r>
-      <w:proofErr w:type="spellEnd"/>
-      <w:r>
-        <w:t xml:space="preserve"> в соответствии с установленной политикой хранения;</w:t>
+        <w:t>базы данных PostgreSQL;</w:t>
+      </w:r>
+    </w:p>
+    <w:p>
+      <w:pPr>
+        <w:pStyle w:val="a4"/>
+        <w:numPr>
+          <w:ilvl w:val="0"/>
+          <w:numId w:val="2"/>
+        </w:numPr>
+        <w:spacing w:after="100"/>
+      </w:pPr>
+      <w:r>
+        <w:t>аналитические данные ClickHouse в соответствии с установленной политикой хранения;</w:t>
       </w:r>
     </w:p>
     <w:p>
@@ -34463,15 +33927,7 @@
         <w:spacing w:after="100"/>
       </w:pPr>
       <w:r>
-        <w:t xml:space="preserve">данные и настройки </w:t>
-      </w:r>
-      <w:proofErr w:type="spellStart"/>
-      <w:r>
-        <w:t>Keycloak</w:t>
-      </w:r>
-      <w:proofErr w:type="spellEnd"/>
-      <w:r>
-        <w:t>;</w:t>
+        <w:t>данные и настройки Keycloak;</w:t>
       </w:r>
     </w:p>
     <w:p>
@@ -34631,15 +34087,7 @@
         <w:spacing w:after="100"/>
       </w:pPr>
       <w:r>
-        <w:t xml:space="preserve">запуска программных компонентов в </w:t>
-      </w:r>
-      <w:proofErr w:type="spellStart"/>
-      <w:r>
-        <w:t>Kubernetes</w:t>
-      </w:r>
-      <w:proofErr w:type="spellEnd"/>
-      <w:r>
-        <w:t>;</w:t>
+        <w:t>запуска программных компонентов в Kubernetes;</w:t>
       </w:r>
     </w:p>
     <w:p>
@@ -35462,15 +34910,7 @@
         <w:spacing w:after="100"/>
       </w:pPr>
       <w:r>
-        <w:t xml:space="preserve">асинхронный обмен сообщениями через Apache </w:t>
-      </w:r>
-      <w:proofErr w:type="spellStart"/>
-      <w:r>
-        <w:t>Kafka</w:t>
-      </w:r>
-      <w:proofErr w:type="spellEnd"/>
-      <w:r>
-        <w:t>;</w:t>
+        <w:t>асинхронный обмен сообщениями через Apache Kafka;</w:t>
       </w:r>
     </w:p>
     <w:p>
@@ -36079,58 +35519,40 @@
       </w:pPr>
       <w:bookmarkStart w:id="110" w:name="_Toc240797989"/>
       <w:r>
-        <w:t xml:space="preserve">6.4. Асинхронный обмен через Apache </w:t>
-      </w:r>
-      <w:proofErr w:type="spellStart"/>
-      <w:r>
-        <w:t>Kafka</w:t>
+        <w:t>6.4. Асинхронный обмен через Apache Kafka</w:t>
       </w:r>
       <w:bookmarkEnd w:id="110"/>
-      <w:proofErr w:type="spellEnd"/>
-    </w:p>
-    <w:p>
-      <w:pPr>
-        <w:spacing w:after="200"/>
-      </w:pPr>
-      <w:r>
-        <w:t xml:space="preserve"> </w:t>
-      </w:r>
-    </w:p>
-    <w:p>
-      <w:pPr>
-        <w:spacing w:after="120"/>
-      </w:pPr>
-      <w:r>
-        <w:t xml:space="preserve">Apache </w:t>
-      </w:r>
-      <w:proofErr w:type="spellStart"/>
-      <w:r>
-        <w:t>Kafka</w:t>
-      </w:r>
-      <w:proofErr w:type="spellEnd"/>
-      <w:r>
-        <w:t xml:space="preserve"> используется в качестве основного механизма асинхронного обмена сообщениями.</w:t>
-      </w:r>
-    </w:p>
-    <w:p>
-      <w:pPr>
-        <w:spacing w:after="200"/>
-      </w:pPr>
-      <w:r>
-        <w:t xml:space="preserve"> </w:t>
-      </w:r>
-    </w:p>
-    <w:p>
-      <w:pPr>
-        <w:spacing w:after="120"/>
-      </w:pPr>
-      <w:proofErr w:type="spellStart"/>
-      <w:r>
-        <w:t>Kafka</w:t>
-      </w:r>
-      <w:proofErr w:type="spellEnd"/>
-      <w:r>
-        <w:t xml:space="preserve"> обеспечивает:</w:t>
+    </w:p>
+    <w:p>
+      <w:pPr>
+        <w:spacing w:after="200"/>
+      </w:pPr>
+      <w:r>
+        <w:t xml:space="preserve"> </w:t>
+      </w:r>
+    </w:p>
+    <w:p>
+      <w:pPr>
+        <w:spacing w:after="120"/>
+      </w:pPr>
+      <w:r>
+        <w:t>Apache Kafka используется в качестве основного механизма асинхронного обмена сообщениями.</w:t>
+      </w:r>
+    </w:p>
+    <w:p>
+      <w:pPr>
+        <w:spacing w:after="200"/>
+      </w:pPr>
+      <w:r>
+        <w:t xml:space="preserve"> </w:t>
+      </w:r>
+    </w:p>
+    <w:p>
+      <w:pPr>
+        <w:spacing w:after="120"/>
+      </w:pPr>
+      <w:r>
+        <w:t>Kafka обеспечивает:</w:t>
       </w:r>
     </w:p>
     <w:p>
@@ -36325,15 +35747,7 @@
         <w:spacing w:after="120"/>
       </w:pPr>
       <w:r>
-        <w:t xml:space="preserve">Сообщение, передаваемое через Apache </w:t>
-      </w:r>
-      <w:proofErr w:type="spellStart"/>
-      <w:r>
-        <w:t>Kafka</w:t>
-      </w:r>
-      <w:proofErr w:type="spellEnd"/>
-      <w:r>
-        <w:t>, содержит следующие логические группы данных:</w:t>
+        <w:t>Сообщение, передаваемое через Apache Kafka, содержит следующие логические группы данных:</w:t>
       </w:r>
     </w:p>
     <w:p>
@@ -36785,15 +36199,7 @@
         <w:spacing w:after="100"/>
       </w:pPr>
       <w:r>
-        <w:t xml:space="preserve">правила </w:t>
-      </w:r>
-      <w:proofErr w:type="spellStart"/>
-      <w:r>
-        <w:t>версионирования</w:t>
-      </w:r>
-      <w:proofErr w:type="spellEnd"/>
-      <w:r>
-        <w:t>;</w:t>
+        <w:t>правила версионирования;</w:t>
       </w:r>
     </w:p>
     <w:p>
@@ -37024,15 +36430,7 @@
         <w:spacing w:after="100"/>
       </w:pPr>
       <w:r>
-        <w:t xml:space="preserve">ограничения уникальности в </w:t>
-      </w:r>
-      <w:proofErr w:type="spellStart"/>
-      <w:r>
-        <w:t>PostgreSQL</w:t>
-      </w:r>
-      <w:proofErr w:type="spellEnd"/>
-      <w:r>
-        <w:t>;</w:t>
+        <w:t>ограничения уникальности в PostgreSQL;</w:t>
       </w:r>
     </w:p>
     <w:p>
@@ -39044,15 +38442,7 @@
         <w:spacing w:after="120"/>
       </w:pPr>
       <w:r>
-        <w:t xml:space="preserve">Передача данных из оперативных хранилищ в </w:t>
-      </w:r>
-      <w:proofErr w:type="spellStart"/>
-      <w:r>
-        <w:t>ClickHouse</w:t>
-      </w:r>
-      <w:proofErr w:type="spellEnd"/>
-      <w:r>
-        <w:t xml:space="preserve"> выполняется асинхронно.</w:t>
+        <w:t>Передача данных из оперативных хранилищ в ClickHouse выполняется асинхронно.</w:t>
       </w:r>
     </w:p>
     <w:p>
@@ -39752,15 +39142,7 @@
         <w:spacing w:after="100"/>
       </w:pPr>
       <w:r>
-        <w:t xml:space="preserve">доступность Apache </w:t>
-      </w:r>
-      <w:proofErr w:type="spellStart"/>
-      <w:r>
-        <w:t>Kafka</w:t>
-      </w:r>
-      <w:proofErr w:type="spellEnd"/>
-      <w:r>
-        <w:t>;</w:t>
+        <w:t>доступность Apache Kafka;</w:t>
       </w:r>
     </w:p>
     <w:p>
@@ -40325,15 +39707,7 @@
         <w:spacing w:after="120"/>
       </w:pPr>
       <w:r>
-        <w:t xml:space="preserve">Apache </w:t>
-      </w:r>
-      <w:proofErr w:type="spellStart"/>
-      <w:r>
-        <w:t>Kafka</w:t>
-      </w:r>
-      <w:proofErr w:type="spellEnd"/>
-      <w:r>
-        <w:t xml:space="preserve"> используется для событийного и асинхронного обмена между программными компонентами и контурами.</w:t>
+        <w:t>Apache Kafka используется для событийного и асинхронного обмена между программными компонентами и контурами.</w:t>
       </w:r>
     </w:p>
     <w:p>
@@ -41097,36 +40471,23 @@
         <w:spacing w:after="120"/>
       </w:pPr>
       <w:r>
-        <w:t xml:space="preserve">Аутентификация пользователей выполняется средствами </w:t>
-      </w:r>
-      <w:proofErr w:type="spellStart"/>
-      <w:r>
-        <w:t>Keycloak</w:t>
-      </w:r>
-      <w:proofErr w:type="spellEnd"/>
-      <w:r>
-        <w:t>.</w:t>
-      </w:r>
-    </w:p>
-    <w:p>
-      <w:pPr>
-        <w:spacing w:after="200"/>
-      </w:pPr>
-      <w:r>
-        <w:t xml:space="preserve"> </w:t>
-      </w:r>
-    </w:p>
-    <w:p>
-      <w:pPr>
-        <w:spacing w:after="120"/>
-      </w:pPr>
-      <w:proofErr w:type="spellStart"/>
-      <w:r>
-        <w:t>Keycloak</w:t>
-      </w:r>
-      <w:proofErr w:type="spellEnd"/>
-      <w:r>
-        <w:t xml:space="preserve"> используется в качестве компонента управления удостоверениями и обеспечивает:</w:t>
+        <w:t>Аутентификация пользователей выполняется средствами Keycloak.</w:t>
+      </w:r>
+    </w:p>
+    <w:p>
+      <w:pPr>
+        <w:spacing w:after="200"/>
+      </w:pPr>
+      <w:r>
+        <w:t xml:space="preserve"> </w:t>
+      </w:r>
+    </w:p>
+    <w:p>
+      <w:pPr>
+        <w:spacing w:after="120"/>
+      </w:pPr>
+      <w:r>
+        <w:t>Keycloak используется в качестве компонента управления удостоверениями и обеспечивает:</w:t>
       </w:r>
     </w:p>
     <w:p>
@@ -42740,15 +42101,7 @@
         <w:spacing w:after="100"/>
       </w:pPr>
       <w:r>
-        <w:t xml:space="preserve">управление </w:t>
-      </w:r>
-      <w:proofErr w:type="spellStart"/>
-      <w:r>
-        <w:t>Kubernetes</w:t>
-      </w:r>
-      <w:proofErr w:type="spellEnd"/>
-      <w:r>
-        <w:t>;</w:t>
+        <w:t>управление Kubernetes;</w:t>
       </w:r>
     </w:p>
     <w:p>
@@ -43258,31 +42611,7 @@
         <w:spacing w:after="120"/>
       </w:pPr>
       <w:r>
-        <w:t xml:space="preserve">Прямой доступ пользователей к </w:t>
-      </w:r>
-      <w:proofErr w:type="spellStart"/>
-      <w:r>
-        <w:t>PostgreSQL</w:t>
-      </w:r>
-      <w:proofErr w:type="spellEnd"/>
-      <w:r>
-        <w:t xml:space="preserve">, </w:t>
-      </w:r>
-      <w:proofErr w:type="spellStart"/>
-      <w:r>
-        <w:t>ClickHouse</w:t>
-      </w:r>
-      <w:proofErr w:type="spellEnd"/>
-      <w:r>
-        <w:t xml:space="preserve">, </w:t>
-      </w:r>
-      <w:proofErr w:type="spellStart"/>
-      <w:r>
-        <w:t>Redis</w:t>
-      </w:r>
-      <w:proofErr w:type="spellEnd"/>
-      <w:r>
-        <w:t xml:space="preserve"> и файловому хранилищу не предоставляется.</w:t>
+        <w:t>Прямой доступ пользователей к PostgreSQL, ClickHouse, Redis и файловому хранилищу не предоставляется.</w:t>
       </w:r>
     </w:p>
     <w:p>
@@ -46694,13 +46023,8 @@
         </w:numPr>
         <w:spacing w:after="100"/>
       </w:pPr>
-      <w:proofErr w:type="spellStart"/>
-      <w:r>
-        <w:t>Kubernetes</w:t>
-      </w:r>
-      <w:proofErr w:type="spellEnd"/>
-      <w:r>
-        <w:t>;</w:t>
+      <w:r>
+        <w:t>Kubernetes;</w:t>
       </w:r>
     </w:p>
     <w:p>
@@ -46725,70 +46049,47 @@
         </w:numPr>
         <w:spacing w:after="100"/>
       </w:pPr>
-      <w:proofErr w:type="spellStart"/>
-      <w:r>
-        <w:t>PostgreSQL</w:t>
-      </w:r>
-      <w:proofErr w:type="spellEnd"/>
-      <w:r>
-        <w:t>;</w:t>
-      </w:r>
-    </w:p>
-    <w:p>
-      <w:pPr>
-        <w:pStyle w:val="a4"/>
-        <w:numPr>
-          <w:ilvl w:val="0"/>
-          <w:numId w:val="2"/>
-        </w:numPr>
-        <w:spacing w:after="100"/>
-      </w:pPr>
-      <w:r>
-        <w:t xml:space="preserve">Apache </w:t>
-      </w:r>
-      <w:proofErr w:type="spellStart"/>
-      <w:r>
-        <w:t>Kafka</w:t>
-      </w:r>
-      <w:proofErr w:type="spellEnd"/>
-      <w:r>
-        <w:t>;</w:t>
-      </w:r>
-    </w:p>
-    <w:p>
-      <w:pPr>
-        <w:pStyle w:val="a4"/>
-        <w:numPr>
-          <w:ilvl w:val="0"/>
-          <w:numId w:val="2"/>
-        </w:numPr>
-        <w:spacing w:after="100"/>
-      </w:pPr>
-      <w:proofErr w:type="spellStart"/>
-      <w:r>
-        <w:t>Redis</w:t>
-      </w:r>
-      <w:proofErr w:type="spellEnd"/>
-      <w:r>
-        <w:t>;</w:t>
-      </w:r>
-    </w:p>
-    <w:p>
-      <w:pPr>
-        <w:pStyle w:val="a4"/>
-        <w:numPr>
-          <w:ilvl w:val="0"/>
-          <w:numId w:val="2"/>
-        </w:numPr>
-        <w:spacing w:after="100"/>
-      </w:pPr>
-      <w:proofErr w:type="spellStart"/>
-      <w:r>
-        <w:t>ClickHouse</w:t>
-      </w:r>
-      <w:proofErr w:type="spellEnd"/>
-      <w:r>
-        <w:t>;</w:t>
+      <w:r>
+        <w:t>PostgreSQL;</w:t>
+      </w:r>
+    </w:p>
+    <w:p>
+      <w:pPr>
+        <w:pStyle w:val="a4"/>
+        <w:numPr>
+          <w:ilvl w:val="0"/>
+          <w:numId w:val="2"/>
+        </w:numPr>
+        <w:spacing w:after="100"/>
+      </w:pPr>
+      <w:r>
+        <w:t>Apache Kafka;</w:t>
+      </w:r>
+    </w:p>
+    <w:p>
+      <w:pPr>
+        <w:pStyle w:val="a4"/>
+        <w:numPr>
+          <w:ilvl w:val="0"/>
+          <w:numId w:val="2"/>
+        </w:numPr>
+        <w:spacing w:after="100"/>
+      </w:pPr>
+      <w:r>
+        <w:t>Redis;</w:t>
+      </w:r>
+    </w:p>
+    <w:p>
+      <w:pPr>
+        <w:pStyle w:val="a4"/>
+        <w:numPr>
+          <w:ilvl w:val="0"/>
+          <w:numId w:val="2"/>
+        </w:numPr>
+        <w:spacing w:after="100"/>
+      </w:pPr>
+      <w:r>
+        <w:t>ClickHouse;</w:t>
       </w:r>
     </w:p>
     <w:p>
@@ -46900,37 +46201,24 @@
       </w:pPr>
       <w:bookmarkStart w:id="169" w:name="_Toc240798048"/>
       <w:r>
-        <w:t xml:space="preserve">8.4. Мониторинг </w:t>
-      </w:r>
-      <w:proofErr w:type="spellStart"/>
-      <w:r>
-        <w:t>Kubernetes</w:t>
+        <w:t>8.4. Мониторинг Kubernetes</w:t>
       </w:r>
       <w:bookmarkEnd w:id="169"/>
-      <w:proofErr w:type="spellEnd"/>
-    </w:p>
-    <w:p>
-      <w:pPr>
-        <w:spacing w:after="200"/>
-      </w:pPr>
-      <w:r>
-        <w:t xml:space="preserve"> </w:t>
-      </w:r>
-    </w:p>
-    <w:p>
-      <w:pPr>
-        <w:spacing w:after="120"/>
-      </w:pPr>
-      <w:r>
-        <w:t xml:space="preserve">Для </w:t>
-      </w:r>
-      <w:proofErr w:type="spellStart"/>
-      <w:r>
-        <w:t>Kubernetes</w:t>
-      </w:r>
-      <w:proofErr w:type="spellEnd"/>
-      <w:r>
-        <w:t xml:space="preserve"> контролируются:</w:t>
+    </w:p>
+    <w:p>
+      <w:pPr>
+        <w:spacing w:after="200"/>
+      </w:pPr>
+      <w:r>
+        <w:t xml:space="preserve"> </w:t>
+      </w:r>
+    </w:p>
+    <w:p>
+      <w:pPr>
+        <w:spacing w:after="120"/>
+      </w:pPr>
+      <w:r>
+        <w:t>Для Kubernetes контролируются:</w:t>
       </w:r>
     </w:p>
     <w:p>
@@ -47292,14 +46580,9 @@
       </w:pPr>
       <w:bookmarkStart w:id="171" w:name="_Toc240798050"/>
       <w:r>
-        <w:t xml:space="preserve">8.6. Мониторинг </w:t>
-      </w:r>
-      <w:proofErr w:type="spellStart"/>
-      <w:r>
-        <w:t>PostgreSQL</w:t>
+        <w:t>8.6. Мониторинг PostgreSQL</w:t>
       </w:r>
       <w:bookmarkEnd w:id="171"/>
-      <w:proofErr w:type="spellEnd"/>
     </w:p>
     <w:p>
       <w:pPr>
@@ -47315,15 +46598,7 @@
         <w:spacing w:after="120"/>
       </w:pPr>
       <w:r>
-        <w:t xml:space="preserve">Для </w:t>
-      </w:r>
-      <w:proofErr w:type="spellStart"/>
-      <w:r>
-        <w:t>PostgreSQL</w:t>
-      </w:r>
-      <w:proofErr w:type="spellEnd"/>
-      <w:r>
-        <w:t xml:space="preserve"> контролируются:</w:t>
+        <w:t>Для PostgreSQL контролируются:</w:t>
       </w:r>
     </w:p>
     <w:p>
@@ -47521,37 +46796,24 @@
       </w:pPr>
       <w:bookmarkStart w:id="172" w:name="_Toc240798051"/>
       <w:r>
-        <w:t xml:space="preserve">8.7. Мониторинг Apache </w:t>
-      </w:r>
-      <w:proofErr w:type="spellStart"/>
-      <w:r>
-        <w:t>Kafka</w:t>
+        <w:t>8.7. Мониторинг Apache Kafka</w:t>
       </w:r>
       <w:bookmarkEnd w:id="172"/>
-      <w:proofErr w:type="spellEnd"/>
-    </w:p>
-    <w:p>
-      <w:pPr>
-        <w:spacing w:after="200"/>
-      </w:pPr>
-      <w:r>
-        <w:t xml:space="preserve"> </w:t>
-      </w:r>
-    </w:p>
-    <w:p>
-      <w:pPr>
-        <w:spacing w:after="120"/>
-      </w:pPr>
-      <w:r>
-        <w:t xml:space="preserve">Для Apache </w:t>
-      </w:r>
-      <w:proofErr w:type="spellStart"/>
-      <w:r>
-        <w:t>Kafka</w:t>
-      </w:r>
-      <w:proofErr w:type="spellEnd"/>
-      <w:r>
-        <w:t xml:space="preserve"> контролируются:</w:t>
+    </w:p>
+    <w:p>
+      <w:pPr>
+        <w:spacing w:after="200"/>
+      </w:pPr>
+      <w:r>
+        <w:t xml:space="preserve"> </w:t>
+      </w:r>
+    </w:p>
+    <w:p>
+      <w:pPr>
+        <w:spacing w:after="120"/>
+      </w:pPr>
+      <w:r>
+        <w:t>Для Apache Kafka контролируются:</w:t>
       </w:r>
     </w:p>
     <w:p>
@@ -47737,37 +46999,24 @@
       </w:pPr>
       <w:bookmarkStart w:id="173" w:name="_Toc240798052"/>
       <w:r>
-        <w:t xml:space="preserve">8.8. Мониторинг </w:t>
-      </w:r>
-      <w:proofErr w:type="spellStart"/>
-      <w:r>
-        <w:t>Redis</w:t>
+        <w:t>8.8. Мониторинг Redis</w:t>
       </w:r>
       <w:bookmarkEnd w:id="173"/>
-      <w:proofErr w:type="spellEnd"/>
-    </w:p>
-    <w:p>
-      <w:pPr>
-        <w:spacing w:after="200"/>
-      </w:pPr>
-      <w:r>
-        <w:t xml:space="preserve"> </w:t>
-      </w:r>
-    </w:p>
-    <w:p>
-      <w:pPr>
-        <w:spacing w:after="120"/>
-      </w:pPr>
-      <w:r>
-        <w:t xml:space="preserve">Для </w:t>
-      </w:r>
-      <w:proofErr w:type="spellStart"/>
-      <w:r>
-        <w:t>Redis</w:t>
-      </w:r>
-      <w:proofErr w:type="spellEnd"/>
-      <w:r>
-        <w:t xml:space="preserve"> контролируются:</w:t>
+    </w:p>
+    <w:p>
+      <w:pPr>
+        <w:spacing w:after="200"/>
+      </w:pPr>
+      <w:r>
+        <w:t xml:space="preserve"> </w:t>
+      </w:r>
+    </w:p>
+    <w:p>
+      <w:pPr>
+        <w:spacing w:after="120"/>
+      </w:pPr>
+      <w:r>
+        <w:t>Для Redis контролируются:</w:t>
       </w:r>
     </w:p>
     <w:p>
@@ -47882,23 +47131,7 @@
         <w:spacing w:after="120"/>
       </w:pPr>
       <w:r>
-        <w:t xml:space="preserve">Нарушение доступности </w:t>
-      </w:r>
-      <w:proofErr w:type="spellStart"/>
-      <w:r>
-        <w:t>Redis</w:t>
-      </w:r>
-      <w:proofErr w:type="spellEnd"/>
-      <w:r>
-        <w:t xml:space="preserve"> не должно приводить к потере первичных производственных данных, если соответствующие данные не предназначены для хранения исключительно в </w:t>
-      </w:r>
-      <w:proofErr w:type="spellStart"/>
-      <w:r>
-        <w:t>Redis</w:t>
-      </w:r>
-      <w:proofErr w:type="spellEnd"/>
-      <w:r>
-        <w:t>.</w:t>
+        <w:t>Нарушение доступности Redis не должно приводить к потере первичных производственных данных, если соответствующие данные не предназначены для хранения исключительно в Redis.</w:t>
       </w:r>
     </w:p>
     <w:p>
@@ -47916,37 +47149,24 @@
       </w:pPr>
       <w:bookmarkStart w:id="174" w:name="_Toc240798053"/>
       <w:r>
-        <w:t xml:space="preserve">8.9. Мониторинг </w:t>
-      </w:r>
-      <w:proofErr w:type="spellStart"/>
-      <w:r>
-        <w:t>ClickHouse</w:t>
+        <w:t>8.9. Мониторинг ClickHouse</w:t>
       </w:r>
       <w:bookmarkEnd w:id="174"/>
-      <w:proofErr w:type="spellEnd"/>
-    </w:p>
-    <w:p>
-      <w:pPr>
-        <w:spacing w:after="200"/>
-      </w:pPr>
-      <w:r>
-        <w:t xml:space="preserve"> </w:t>
-      </w:r>
-    </w:p>
-    <w:p>
-      <w:pPr>
-        <w:spacing w:after="120"/>
-      </w:pPr>
-      <w:r>
-        <w:t xml:space="preserve">Для </w:t>
-      </w:r>
-      <w:proofErr w:type="spellStart"/>
-      <w:r>
-        <w:t>ClickHouse</w:t>
-      </w:r>
-      <w:proofErr w:type="spellEnd"/>
-      <w:r>
-        <w:t xml:space="preserve"> контролируются:</w:t>
+    </w:p>
+    <w:p>
+      <w:pPr>
+        <w:spacing w:after="200"/>
+      </w:pPr>
+      <w:r>
+        <w:t xml:space="preserve"> </w:t>
+      </w:r>
+    </w:p>
+    <w:p>
+      <w:pPr>
+        <w:spacing w:after="120"/>
+      </w:pPr>
+      <w:r>
+        <w:t>Для ClickHouse контролируются:</w:t>
       </w:r>
     </w:p>
     <w:p>
@@ -50332,13 +49552,8 @@
       <w:pPr>
         <w:spacing w:after="120"/>
       </w:pPr>
-      <w:proofErr w:type="spellStart"/>
-      <w:r>
-        <w:t>Kubernetes</w:t>
-      </w:r>
-      <w:proofErr w:type="spellEnd"/>
-      <w:r>
-        <w:t xml:space="preserve"> обеспечивает:</w:t>
+      <w:r>
+        <w:t>Kubernetes обеспечивает:</w:t>
       </w:r>
     </w:p>
     <w:p>
@@ -50744,39 +49959,23 @@
         <w:spacing w:after="120"/>
       </w:pPr>
       <w:r>
-        <w:t xml:space="preserve">При отказе </w:t>
-      </w:r>
-      <w:proofErr w:type="spellStart"/>
-      <w:r>
-        <w:t>PostgreSQL</w:t>
-      </w:r>
-      <w:proofErr w:type="spellEnd"/>
-      <w:r>
-        <w:t xml:space="preserve"> выполняется восстановление доступности базы данных средствами инфраструктуры и резервирования, предусмотренными для соответствующего контура.</w:t>
-      </w:r>
-    </w:p>
-    <w:p>
-      <w:pPr>
-        <w:spacing w:after="200"/>
-      </w:pPr>
-      <w:r>
-        <w:t xml:space="preserve"> </w:t>
-      </w:r>
-    </w:p>
-    <w:p>
-      <w:pPr>
-        <w:spacing w:after="120"/>
-      </w:pPr>
-      <w:r>
-        <w:t xml:space="preserve">Производственные сервисы, зависящие от </w:t>
-      </w:r>
-      <w:proofErr w:type="spellStart"/>
-      <w:r>
-        <w:t>PostgreSQL</w:t>
-      </w:r>
-      <w:proofErr w:type="spellEnd"/>
-      <w:r>
-        <w:t>, не должны подтверждать успешное выполнение операции при отсутствии гарантированной фиксации результата.</w:t>
+        <w:t>При отказе PostgreSQL выполняется восстановление доступности базы данных средствами инфраструктуры и резервирования, предусмотренными для соответствующего контура.</w:t>
+      </w:r>
+    </w:p>
+    <w:p>
+      <w:pPr>
+        <w:spacing w:after="200"/>
+      </w:pPr>
+      <w:r>
+        <w:t xml:space="preserve"> </w:t>
+      </w:r>
+    </w:p>
+    <w:p>
+      <w:pPr>
+        <w:spacing w:after="120"/>
+      </w:pPr>
+      <w:r>
+        <w:t>Производственные сервисы, зависящие от PostgreSQL, не должны подтверждать успешное выполнение операции при отсутствии гарантированной фиксации результата.</w:t>
       </w:r>
     </w:p>
     <w:p>
@@ -50883,37 +50082,24 @@
       </w:pPr>
       <w:bookmarkStart w:id="195" w:name="_Toc240798074"/>
       <w:r>
-        <w:t xml:space="preserve">8.26. Отказ Apache </w:t>
-      </w:r>
-      <w:proofErr w:type="spellStart"/>
-      <w:r>
-        <w:t>Kafka</w:t>
+        <w:t>8.26. Отказ Apache Kafka</w:t>
       </w:r>
       <w:bookmarkEnd w:id="195"/>
-      <w:proofErr w:type="spellEnd"/>
-    </w:p>
-    <w:p>
-      <w:pPr>
-        <w:spacing w:after="200"/>
-      </w:pPr>
-      <w:r>
-        <w:t xml:space="preserve"> </w:t>
-      </w:r>
-    </w:p>
-    <w:p>
-      <w:pPr>
-        <w:spacing w:after="120"/>
-      </w:pPr>
-      <w:r>
-        <w:t xml:space="preserve">При временной недоступности Apache </w:t>
-      </w:r>
-      <w:proofErr w:type="spellStart"/>
-      <w:r>
-        <w:t>Kafka</w:t>
-      </w:r>
-      <w:proofErr w:type="spellEnd"/>
-      <w:r>
-        <w:t xml:space="preserve"> производственные сервисы сохраняют возможность выполнения локальных операций в пределах предусмотренной архитектурой автономности.</w:t>
+    </w:p>
+    <w:p>
+      <w:pPr>
+        <w:spacing w:after="200"/>
+      </w:pPr>
+      <w:r>
+        <w:t xml:space="preserve"> </w:t>
+      </w:r>
+    </w:p>
+    <w:p>
+      <w:pPr>
+        <w:spacing w:after="120"/>
+      </w:pPr>
+      <w:r>
+        <w:t>При временной недоступности Apache Kafka производственные сервисы сохраняют возможность выполнения локальных операций в пределах предусмотренной архитектурой автономности.</w:t>
       </w:r>
     </w:p>
     <w:p>
@@ -50945,15 +50131,7 @@
         <w:spacing w:after="120"/>
       </w:pPr>
       <w:r>
-        <w:t xml:space="preserve">После восстановления </w:t>
-      </w:r>
-      <w:proofErr w:type="spellStart"/>
-      <w:r>
-        <w:t>Kafka</w:t>
-      </w:r>
-      <w:proofErr w:type="spellEnd"/>
-      <w:r>
-        <w:t xml:space="preserve"> выполняется передача накопленных сообщений.</w:t>
+        <w:t>После восстановления Kafka выполняется передача накопленных сообщений.</w:t>
       </w:r>
     </w:p>
     <w:p>
@@ -50987,14 +50165,9 @@
       </w:pPr>
       <w:bookmarkStart w:id="196" w:name="_Toc240798075"/>
       <w:r>
-        <w:t xml:space="preserve">8.27. Отказ </w:t>
-      </w:r>
-      <w:proofErr w:type="spellStart"/>
-      <w:r>
-        <w:t>Redis</w:t>
+        <w:t>8.27. Отказ Redis</w:t>
       </w:r>
       <w:bookmarkEnd w:id="196"/>
-      <w:proofErr w:type="spellEnd"/>
     </w:p>
     <w:p>
       <w:pPr>
@@ -51010,63 +50183,39 @@
       </w:pPr>
       <w:r>
         <w:lastRenderedPageBreak/>
-        <w:t xml:space="preserve">Отказ </w:t>
-      </w:r>
-      <w:proofErr w:type="spellStart"/>
-      <w:r>
-        <w:t>Redis</w:t>
-      </w:r>
-      <w:proofErr w:type="spellEnd"/>
-      <w:r>
-        <w:t xml:space="preserve"> обрабатывается прикладными компонентами в соответствии с назначением хранимых в нем данных.</w:t>
-      </w:r>
-    </w:p>
-    <w:p>
-      <w:pPr>
-        <w:spacing w:after="200"/>
-      </w:pPr>
-      <w:r>
-        <w:t xml:space="preserve"> </w:t>
-      </w:r>
-    </w:p>
-    <w:p>
-      <w:pPr>
-        <w:spacing w:after="120"/>
-      </w:pPr>
-      <w:r>
-        <w:t xml:space="preserve">Потеря временных данных </w:t>
-      </w:r>
-      <w:proofErr w:type="spellStart"/>
-      <w:r>
-        <w:t>Redis</w:t>
-      </w:r>
-      <w:proofErr w:type="spellEnd"/>
-      <w:r>
-        <w:t xml:space="preserve"> не должна приводить к потере первичных производственных данных.</w:t>
-      </w:r>
-    </w:p>
-    <w:p>
-      <w:pPr>
-        <w:spacing w:after="200"/>
-      </w:pPr>
-      <w:r>
-        <w:t xml:space="preserve"> </w:t>
-      </w:r>
-    </w:p>
-    <w:p>
-      <w:pPr>
-        <w:spacing w:after="120"/>
-      </w:pPr>
-      <w:r>
-        <w:t xml:space="preserve">После восстановления </w:t>
-      </w:r>
-      <w:proofErr w:type="spellStart"/>
-      <w:r>
-        <w:t>Redis</w:t>
-      </w:r>
-      <w:proofErr w:type="spellEnd"/>
-      <w:r>
-        <w:t xml:space="preserve"> выполняется восстановление необходимых кэшированных и временных данных.</w:t>
+        <w:t>Отказ Redis обрабатывается прикладными компонентами в соответствии с назначением хранимых в нем данных.</w:t>
+      </w:r>
+    </w:p>
+    <w:p>
+      <w:pPr>
+        <w:spacing w:after="200"/>
+      </w:pPr>
+      <w:r>
+        <w:t xml:space="preserve"> </w:t>
+      </w:r>
+    </w:p>
+    <w:p>
+      <w:pPr>
+        <w:spacing w:after="120"/>
+      </w:pPr>
+      <w:r>
+        <w:t>Потеря временных данных Redis не должна приводить к потере первичных производственных данных.</w:t>
+      </w:r>
+    </w:p>
+    <w:p>
+      <w:pPr>
+        <w:spacing w:after="200"/>
+      </w:pPr>
+      <w:r>
+        <w:t xml:space="preserve"> </w:t>
+      </w:r>
+    </w:p>
+    <w:p>
+      <w:pPr>
+        <w:spacing w:after="120"/>
+      </w:pPr>
+      <w:r>
+        <w:t>После восстановления Redis выполняется восстановление необходимых кэшированных и временных данных.</w:t>
       </w:r>
     </w:p>
     <w:p>
@@ -51101,15 +50250,7 @@
         <w:spacing w:after="120"/>
       </w:pPr>
       <w:r>
-        <w:t xml:space="preserve">Недоступность </w:t>
-      </w:r>
-      <w:proofErr w:type="spellStart"/>
-      <w:r>
-        <w:t>ClickHouse</w:t>
-      </w:r>
-      <w:proofErr w:type="spellEnd"/>
-      <w:r>
-        <w:t xml:space="preserve"> не должна приводить к остановке оперативных производственных операций.</w:t>
+        <w:t>Недоступность ClickHouse не должна приводить к остановке оперативных производственных операций.</w:t>
       </w:r>
     </w:p>
     <w:p>
@@ -51141,15 +50282,7 @@
         <w:spacing w:after="120"/>
       </w:pPr>
       <w:r>
-        <w:t xml:space="preserve">После восстановления </w:t>
-      </w:r>
-      <w:proofErr w:type="spellStart"/>
-      <w:r>
-        <w:t>ClickHouse</w:t>
-      </w:r>
-      <w:proofErr w:type="spellEnd"/>
-      <w:r>
-        <w:t xml:space="preserve"> выполняется повторная загрузка накопленных данных.</w:t>
+        <w:t>После восстановления ClickHouse выполняется повторная загрузка накопленных данных.</w:t>
       </w:r>
     </w:p>
     <w:p>
@@ -51390,34 +50523,21 @@
         </w:numPr>
         <w:spacing w:after="100"/>
       </w:pPr>
-      <w:proofErr w:type="spellStart"/>
-      <w:r>
-        <w:t>PostgreSQL</w:t>
-      </w:r>
-      <w:proofErr w:type="spellEnd"/>
-      <w:r>
-        <w:t>;</w:t>
-      </w:r>
-    </w:p>
-    <w:p>
-      <w:pPr>
-        <w:pStyle w:val="a4"/>
-        <w:numPr>
-          <w:ilvl w:val="0"/>
-          <w:numId w:val="2"/>
-        </w:numPr>
-        <w:spacing w:after="100"/>
-      </w:pPr>
-      <w:r>
-        <w:t xml:space="preserve">необходимые данные </w:t>
-      </w:r>
-      <w:proofErr w:type="spellStart"/>
-      <w:r>
-        <w:t>ClickHouse</w:t>
-      </w:r>
-      <w:proofErr w:type="spellEnd"/>
-      <w:r>
-        <w:t>;</w:t>
+      <w:r>
+        <w:t>PostgreSQL;</w:t>
+      </w:r>
+    </w:p>
+    <w:p>
+      <w:pPr>
+        <w:pStyle w:val="a4"/>
+        <w:numPr>
+          <w:ilvl w:val="0"/>
+          <w:numId w:val="2"/>
+        </w:numPr>
+        <w:spacing w:after="100"/>
+      </w:pPr>
+      <w:r>
+        <w:t>необходимые данные ClickHouse;</w:t>
       </w:r>
     </w:p>
     <w:p>
@@ -51456,15 +50576,7 @@
         <w:spacing w:after="100"/>
       </w:pPr>
       <w:r>
-        <w:t xml:space="preserve">данные </w:t>
-      </w:r>
-      <w:proofErr w:type="spellStart"/>
-      <w:r>
-        <w:t>Keycloak</w:t>
-      </w:r>
-      <w:proofErr w:type="spellEnd"/>
-      <w:r>
-        <w:t>;</w:t>
+        <w:t>данные Keycloak;</w:t>
       </w:r>
     </w:p>
     <w:p>
@@ -53692,23 +52804,7 @@
                 <w:b/>
                 <w:bCs/>
               </w:rPr>
-              <w:t xml:space="preserve">Apache </w:t>
-            </w:r>
-            <w:proofErr w:type="spellStart"/>
-            <w:r>
-              <w:rPr>
-                <w:b/>
-                <w:bCs/>
-              </w:rPr>
-              <w:t>Kafka</w:t>
-            </w:r>
-            <w:proofErr w:type="spellEnd"/>
-            <w:r>
-              <w:rPr>
-                <w:b/>
-                <w:bCs/>
-              </w:rPr>
-              <w:t xml:space="preserve"> используется как основной механизм асинхронного обмена сообщениями и событиями</w:t>
+              <w:t>Apache Kafka используется как основной механизм асинхронного обмена сообщениями и событиями</w:t>
             </w:r>
             <w:r>
               <w:t>.</w:t>
@@ -53731,15 +52827,7 @@
           </w:tcPr>
           <w:p>
             <w:r>
-              <w:t xml:space="preserve">Архитектура должна учитывать управление топиками, порядок сообщений, повторную обработку, контроль накопления сообщений и отказоустойчивость </w:t>
-            </w:r>
-            <w:proofErr w:type="spellStart"/>
-            <w:r>
-              <w:t>Kafka</w:t>
-            </w:r>
-            <w:proofErr w:type="spellEnd"/>
-            <w:r>
-              <w:t>.</w:t>
+              <w:t>Архитектура должна учитывать управление топиками, порядок сообщений, повторную обработку, контроль накопления сообщений и отказоустойчивость Kafka.</w:t>
             </w:r>
           </w:p>
         </w:tc>
@@ -53849,21 +52937,12 @@
             <w:tcW w:w="2277" w:type="dxa"/>
           </w:tcPr>
           <w:p>
-            <w:proofErr w:type="spellStart"/>
             <w:r>
               <w:rPr>
                 <w:b/>
                 <w:bCs/>
               </w:rPr>
-              <w:t>PostgreSQL</w:t>
-            </w:r>
-            <w:proofErr w:type="spellEnd"/>
-            <w:r>
-              <w:rPr>
-                <w:b/>
-                <w:bCs/>
-              </w:rPr>
-              <w:t xml:space="preserve"> используется как основное оперативное хранилище данных</w:t>
+              <w:t>PostgreSQL используется как основное оперативное хранилище данных</w:t>
             </w:r>
             <w:r>
               <w:t>.</w:t>
@@ -53875,13 +52954,8 @@
             <w:tcW w:w="2384" w:type="dxa"/>
           </w:tcPr>
           <w:p>
-            <w:proofErr w:type="spellStart"/>
-            <w:r>
-              <w:t>PostgreSQL</w:t>
-            </w:r>
-            <w:proofErr w:type="spellEnd"/>
-            <w:r>
-              <w:t xml:space="preserve"> обеспечивает хранение транзакционных данных производственного управления, нормативно-справочной информации, настроек и данных пользователей.</w:t>
+            <w:r>
+              <w:t>PostgreSQL обеспечивает хранение транзакционных данных производственного управления, нормативно-справочной информации, настроек и данных пользователей.</w:t>
             </w:r>
           </w:p>
         </w:tc>
@@ -53932,21 +53006,12 @@
             <w:tcW w:w="2277" w:type="dxa"/>
           </w:tcPr>
           <w:p>
-            <w:proofErr w:type="spellStart"/>
             <w:r>
               <w:rPr>
                 <w:b/>
                 <w:bCs/>
               </w:rPr>
-              <w:t>ClickHouse</w:t>
-            </w:r>
-            <w:proofErr w:type="spellEnd"/>
-            <w:r>
-              <w:rPr>
-                <w:b/>
-                <w:bCs/>
-              </w:rPr>
-              <w:t xml:space="preserve"> используется для аналитического хранения и обработки данных</w:t>
+              <w:t>ClickHouse используется для аналитического хранения и обработки данных</w:t>
             </w:r>
             <w:r>
               <w:t>.</w:t>
@@ -53968,13 +53033,8 @@
             <w:tcW w:w="2384" w:type="dxa"/>
           </w:tcPr>
           <w:p>
-            <w:proofErr w:type="spellStart"/>
-            <w:r>
-              <w:t>ClickHouse</w:t>
-            </w:r>
-            <w:proofErr w:type="spellEnd"/>
-            <w:r>
-              <w:t xml:space="preserve"> не используется как основное оперативное хранилище производственных данных. Отказ аналитического контура не должен </w:t>
+            <w:r>
+              <w:t xml:space="preserve">ClickHouse не используется как основное оперативное хранилище производственных данных. Отказ аналитического контура не должен </w:t>
             </w:r>
             <w:r>
               <w:lastRenderedPageBreak/>
@@ -54020,21 +53080,12 @@
             <w:tcW w:w="2277" w:type="dxa"/>
           </w:tcPr>
           <w:p>
-            <w:proofErr w:type="spellStart"/>
             <w:r>
               <w:rPr>
                 <w:b/>
                 <w:bCs/>
               </w:rPr>
-              <w:t>Kubernetes</w:t>
-            </w:r>
-            <w:proofErr w:type="spellEnd"/>
-            <w:r>
-              <w:rPr>
-                <w:b/>
-                <w:bCs/>
-              </w:rPr>
-              <w:t xml:space="preserve"> используется как основная среда выполнения серверных программных компонентов</w:t>
+              <w:t>Kubernetes используется как основная среда выполнения серверных программных компонентов</w:t>
             </w:r>
             <w:r>
               <w:t>.</w:t>
@@ -54057,15 +53108,7 @@
           </w:tcPr>
           <w:p>
             <w:r>
-              <w:t xml:space="preserve">Эксплуатация системы требует наличия кластерной инфраструктуры </w:t>
-            </w:r>
-            <w:proofErr w:type="spellStart"/>
-            <w:r>
-              <w:t>Kubernetes</w:t>
-            </w:r>
-            <w:proofErr w:type="spellEnd"/>
-            <w:r>
-              <w:t xml:space="preserve"> и квалифицированного администрирования.</w:t>
+              <w:t>Эксплуатация системы требует наличия кластерной инфраструктуры Kubernetes и квалифицированного администрирования.</w:t>
             </w:r>
           </w:p>
         </w:tc>
@@ -54106,21 +53149,12 @@
             <w:tcW w:w="2277" w:type="dxa"/>
           </w:tcPr>
           <w:p>
-            <w:proofErr w:type="spellStart"/>
             <w:r>
               <w:rPr>
                 <w:b/>
                 <w:bCs/>
               </w:rPr>
-              <w:t>Keycloak</w:t>
-            </w:r>
-            <w:proofErr w:type="spellEnd"/>
-            <w:r>
-              <w:rPr>
-                <w:b/>
-                <w:bCs/>
-              </w:rPr>
-              <w:t xml:space="preserve"> используется для централизованной идентификации и аутентификации пользователей и сервисов</w:t>
+              <w:t>Keycloak используется для централизованной идентификации и аутентификации пользователей и сервисов</w:t>
             </w:r>
             <w:r>
               <w:t>.</w:t>
@@ -54143,15 +53177,7 @@
           </w:tcPr>
           <w:p>
             <w:r>
-              <w:t xml:space="preserve">Авторизация прикладных операций остается ответственностью серверных компонентов системы. </w:t>
-            </w:r>
-            <w:proofErr w:type="spellStart"/>
-            <w:r>
-              <w:t>Keycloak</w:t>
-            </w:r>
-            <w:proofErr w:type="spellEnd"/>
-            <w:r>
-              <w:t xml:space="preserve"> не заменяет прикладную модель разграничения доступа.</w:t>
+              <w:t>Авторизация прикладных операций остается ответственностью серверных компонентов системы. Keycloak не заменяет прикладную модель разграничения доступа.</w:t>
             </w:r>
           </w:p>
         </w:tc>
@@ -54200,15 +53226,7 @@
               <w:t>Интеграция с оборудованием и внешними системами выполняется специализированными интеграционными сервисами</w:t>
             </w:r>
             <w:r>
-              <w:t xml:space="preserve">. Для асинхронного обмена используется Apache </w:t>
-            </w:r>
-            <w:proofErr w:type="spellStart"/>
-            <w:r>
-              <w:t>Kafka</w:t>
-            </w:r>
-            <w:proofErr w:type="spellEnd"/>
-            <w:r>
-              <w:t>.</w:t>
+              <w:t>. Для асинхронного обмена используется Apache Kafka.</w:t>
             </w:r>
           </w:p>
         </w:tc>
@@ -54353,33 +53371,8 @@
                 <w:b/>
                 <w:bCs/>
               </w:rPr>
-              <w:t xml:space="preserve">Клиентская часть системы реализуется на </w:t>
-            </w:r>
-            <w:proofErr w:type="spellStart"/>
-            <w:r>
-              <w:rPr>
-                <w:b/>
-                <w:bCs/>
-              </w:rPr>
-              <w:t>React</w:t>
-            </w:r>
-            <w:proofErr w:type="spellEnd"/>
-            <w:r>
-              <w:rPr>
-                <w:b/>
-                <w:bCs/>
-              </w:rPr>
-              <w:t xml:space="preserve"> и </w:t>
-            </w:r>
-            <w:proofErr w:type="spellStart"/>
-            <w:r>
-              <w:rPr>
-                <w:b/>
-                <w:bCs/>
-              </w:rPr>
-              <w:t>TypeScript</w:t>
-            </w:r>
-            <w:proofErr w:type="spellEnd"/>
+              <w:t>Клиентская часть системы реализуется на React и TypeScript</w:t>
+            </w:r>
             <w:r>
               <w:t>.</w:t>
             </w:r>
@@ -56456,17 +55449,8 @@
                 <w:b/>
                 <w:bCs/>
               </w:rPr>
-              <w:t xml:space="preserve">Apache </w:t>
-            </w:r>
-            <w:proofErr w:type="spellStart"/>
-            <w:r>
-              <w:rPr>
-                <w:b/>
-                <w:bCs/>
-              </w:rPr>
-              <w:t>Kafka</w:t>
-            </w:r>
-            <w:proofErr w:type="spellEnd"/>
+              <w:t>Apache Kafka</w:t>
+            </w:r>
           </w:p>
         </w:tc>
         <w:tc>
@@ -56486,7 +55470,6 @@
             <w:tcW w:w="3256" w:type="dxa"/>
           </w:tcPr>
           <w:p>
-            <w:proofErr w:type="spellStart"/>
             <w:r>
               <w:rPr>
                 <w:b/>
@@ -56495,7 +55478,6 @@
               <w:lastRenderedPageBreak/>
               <w:t>PostgreSQL</w:t>
             </w:r>
-            <w:proofErr w:type="spellEnd"/>
           </w:p>
         </w:tc>
         <w:tc>
@@ -56515,7 +55497,6 @@
             <w:tcW w:w="3256" w:type="dxa"/>
           </w:tcPr>
           <w:p>
-            <w:proofErr w:type="spellStart"/>
             <w:r>
               <w:rPr>
                 <w:b/>
@@ -56523,7 +55504,6 @@
               </w:rPr>
               <w:t>ClickHouse</w:t>
             </w:r>
-            <w:proofErr w:type="spellEnd"/>
           </w:p>
         </w:tc>
         <w:tc>
@@ -56543,7 +55523,6 @@
             <w:tcW w:w="3256" w:type="dxa"/>
           </w:tcPr>
           <w:p>
-            <w:proofErr w:type="spellStart"/>
             <w:r>
               <w:rPr>
                 <w:b/>
@@ -56551,7 +55530,6 @@
               </w:rPr>
               <w:t>Redis</w:t>
             </w:r>
-            <w:proofErr w:type="spellEnd"/>
           </w:p>
         </w:tc>
         <w:tc>
@@ -56571,7 +55549,6 @@
             <w:tcW w:w="3256" w:type="dxa"/>
           </w:tcPr>
           <w:p>
-            <w:proofErr w:type="spellStart"/>
             <w:r>
               <w:rPr>
                 <w:b/>
@@ -56579,7 +55556,6 @@
               </w:rPr>
               <w:t>Keycloak</w:t>
             </w:r>
-            <w:proofErr w:type="spellEnd"/>
           </w:p>
         </w:tc>
         <w:tc>
@@ -56599,7 +55575,6 @@
             <w:tcW w:w="3256" w:type="dxa"/>
           </w:tcPr>
           <w:p>
-            <w:proofErr w:type="spellStart"/>
             <w:r>
               <w:rPr>
                 <w:b/>
@@ -56607,7 +55582,6 @@
               </w:rPr>
               <w:t>Kubernetes</w:t>
             </w:r>
-            <w:proofErr w:type="spellEnd"/>
           </w:p>
         </w:tc>
         <w:tc>
@@ -56616,23 +55590,7 @@
           </w:tcPr>
           <w:p>
             <w:r>
-              <w:t xml:space="preserve">Платформа </w:t>
-            </w:r>
-            <w:proofErr w:type="spellStart"/>
-            <w:r>
-              <w:t>оркестрации</w:t>
-            </w:r>
-            <w:proofErr w:type="spellEnd"/>
-            <w:r>
-              <w:t xml:space="preserve"> </w:t>
-            </w:r>
-            <w:proofErr w:type="spellStart"/>
-            <w:r>
-              <w:t>контейнеризированных</w:t>
-            </w:r>
-            <w:proofErr w:type="spellEnd"/>
-            <w:r>
-              <w:t xml:space="preserve"> программных компонентов, используемая для их развертывания, управления и масштабирования.</w:t>
+              <w:t>Платформа оркестрации контейнеризированных программных компонентов, используемая для их развертывания, управления и масштабирования.</w:t>
             </w:r>
           </w:p>
         </w:tc>
@@ -56881,15 +55839,7 @@
           </w:tcPr>
           <w:p>
             <w:r>
-              <w:t xml:space="preserve">Manufacturing </w:t>
-            </w:r>
-            <w:proofErr w:type="spellStart"/>
-            <w:r>
-              <w:t>Execution</w:t>
-            </w:r>
-            <w:proofErr w:type="spellEnd"/>
-            <w:r>
-              <w:t xml:space="preserve"> System — система оперативного управления производством</w:t>
+              <w:t>Manufacturing Execution System — система оперативного управления производством</w:t>
             </w:r>
           </w:p>
         </w:tc>
@@ -57074,13 +56024,8 @@
             <w:tcW w:w="7020" w:type="dxa"/>
           </w:tcPr>
           <w:p>
-            <w:proofErr w:type="spellStart"/>
-            <w:r>
-              <w:t>Representational</w:t>
-            </w:r>
-            <w:proofErr w:type="spellEnd"/>
-            <w:r>
-              <w:t xml:space="preserve"> State Transfer — архитектурный стиль программного взаимодействия</w:t>
+            <w:r>
+              <w:t>Representational State Transfer — архитектурный стиль программного взаимодействия</w:t>
             </w:r>
           </w:p>
         </w:tc>
@@ -57105,13 +56050,8 @@
             <w:tcW w:w="7020" w:type="dxa"/>
           </w:tcPr>
           <w:p>
-            <w:proofErr w:type="spellStart"/>
-            <w:r>
-              <w:t>Hypertext</w:t>
-            </w:r>
-            <w:proofErr w:type="spellEnd"/>
-            <w:r>
-              <w:t xml:space="preserve"> Transfer Protocol — протокол передачи гипертекста</w:t>
+            <w:r>
+              <w:t>Hypertext Transfer Protocol — протокол передачи гипертекста</w:t>
             </w:r>
           </w:p>
         </w:tc>
@@ -57136,13 +56076,8 @@
             <w:tcW w:w="7020" w:type="dxa"/>
           </w:tcPr>
           <w:p>
-            <w:proofErr w:type="spellStart"/>
-            <w:r>
-              <w:t>Hypertext</w:t>
-            </w:r>
-            <w:proofErr w:type="spellEnd"/>
-            <w:r>
-              <w:t xml:space="preserve"> Transfer Protocol Secure — защищенный протокол передачи гипертекста</w:t>
+            <w:r>
+              <w:t>Hypertext Transfer Protocol Secure — защищенный протокол передачи гипертекста</w:t>
             </w:r>
           </w:p>
         </w:tc>
@@ -57168,15 +56103,7 @@
           </w:tcPr>
           <w:p>
             <w:r>
-              <w:t xml:space="preserve">JavaScript Object </w:t>
-            </w:r>
-            <w:proofErr w:type="spellStart"/>
-            <w:r>
-              <w:t>Notation</w:t>
-            </w:r>
-            <w:proofErr w:type="spellEnd"/>
-            <w:r>
-              <w:t xml:space="preserve"> — текстовый формат представления структурированных данных</w:t>
+              <w:t>JavaScript Object Notation — текстовый формат представления структурированных данных</w:t>
             </w:r>
           </w:p>
         </w:tc>
@@ -57202,15 +56129,7 @@
           </w:tcPr>
           <w:p>
             <w:r>
-              <w:t xml:space="preserve">JSON Web </w:t>
-            </w:r>
-            <w:proofErr w:type="spellStart"/>
-            <w:r>
-              <w:t>Token</w:t>
-            </w:r>
-            <w:proofErr w:type="spellEnd"/>
-            <w:r>
-              <w:t xml:space="preserve"> — формат токена, используемого для передачи утверждений об аутентифицированном субъекте</w:t>
+              <w:t>JSON Web Token — формат токена, используемого для передачи утверждений об аутентифицированном субъекте</w:t>
             </w:r>
           </w:p>
         </w:tc>
@@ -57235,21 +56154,8 @@
             <w:tcW w:w="7020" w:type="dxa"/>
           </w:tcPr>
           <w:p>
-            <w:proofErr w:type="spellStart"/>
-            <w:r>
-              <w:t>OpenID</w:t>
-            </w:r>
-            <w:proofErr w:type="spellEnd"/>
-            <w:r>
-              <w:t xml:space="preserve"> Connect — протокол идентификации и аутентификации поверх </w:t>
-            </w:r>
-            <w:proofErr w:type="spellStart"/>
-            <w:r>
-              <w:t>OAuth</w:t>
-            </w:r>
-            <w:proofErr w:type="spellEnd"/>
-            <w:r>
-              <w:t xml:space="preserve"> 2.0</w:t>
+            <w:r>
+              <w:t>OpenID Connect — протокол идентификации и аутентификации поверх OAuth 2.0</w:t>
             </w:r>
           </w:p>
         </w:tc>
@@ -57300,13 +56206,8 @@
             <w:tcW w:w="7020" w:type="dxa"/>
           </w:tcPr>
           <w:p>
-            <w:proofErr w:type="spellStart"/>
-            <w:r>
-              <w:t>Lightweight</w:t>
-            </w:r>
-            <w:proofErr w:type="spellEnd"/>
-            <w:r>
-              <w:t xml:space="preserve"> Directory Access Protocol — протокол доступа к службе каталогов</w:t>
+            <w:r>
+              <w:t>Lightweight Directory Access Protocol — протокол доступа к службе каталогов</w:t>
             </w:r>
           </w:p>
         </w:tc>
@@ -57331,13 +56232,8 @@
             <w:tcW w:w="7020" w:type="dxa"/>
           </w:tcPr>
           <w:p>
-            <w:proofErr w:type="spellStart"/>
-            <w:r>
-              <w:t>Role</w:t>
-            </w:r>
-            <w:proofErr w:type="spellEnd"/>
-            <w:r>
-              <w:t>-Based Access Control — разграничение доступа на основе ролей</w:t>
+            <w:r>
+              <w:t>Role-Based Access Control — разграничение доступа на основе ролей</w:t>
             </w:r>
           </w:p>
         </w:tc>
@@ -57363,15 +56259,7 @@
           </w:tcPr>
           <w:p>
             <w:r>
-              <w:t xml:space="preserve">Online </w:t>
-            </w:r>
-            <w:proofErr w:type="spellStart"/>
-            <w:r>
-              <w:t>Transaction</w:t>
-            </w:r>
-            <w:proofErr w:type="spellEnd"/>
-            <w:r>
-              <w:t xml:space="preserve"> Processing — оперативная транзакционная обработка данных</w:t>
+              <w:t>Online Transaction Processing — оперативная транзакционная обработка данных</w:t>
             </w:r>
           </w:p>
         </w:tc>
@@ -57397,15 +56285,7 @@
           </w:tcPr>
           <w:p>
             <w:r>
-              <w:t xml:space="preserve">Online </w:t>
-            </w:r>
-            <w:proofErr w:type="spellStart"/>
-            <w:r>
-              <w:t>Analytical</w:t>
-            </w:r>
-            <w:proofErr w:type="spellEnd"/>
-            <w:r>
-              <w:t xml:space="preserve"> Processing — аналитическая обработка данных</w:t>
+              <w:t>Online Analytical Processing — аналитическая обработка данных</w:t>
             </w:r>
           </w:p>
         </w:tc>
@@ -57431,15 +56311,7 @@
           </w:tcPr>
           <w:p>
             <w:r>
-              <w:t xml:space="preserve">Recovery Time </w:t>
-            </w:r>
-            <w:proofErr w:type="spellStart"/>
-            <w:r>
-              <w:t>Objective</w:t>
-            </w:r>
-            <w:proofErr w:type="spellEnd"/>
-            <w:r>
-              <w:t xml:space="preserve"> — целевое время восстановления</w:t>
+              <w:t>Recovery Time Objective — целевое время восстановления</w:t>
             </w:r>
           </w:p>
         </w:tc>
@@ -57465,15 +56337,7 @@
           </w:tcPr>
           <w:p>
             <w:r>
-              <w:t xml:space="preserve">Recovery Point </w:t>
-            </w:r>
-            <w:proofErr w:type="spellStart"/>
-            <w:r>
-              <w:t>Objective</w:t>
-            </w:r>
-            <w:proofErr w:type="spellEnd"/>
-            <w:r>
-              <w:t xml:space="preserve"> — целевая точка восстановления</w:t>
+              <w:t>Recovery Point Objective — целевая точка восстановления</w:t>
             </w:r>
           </w:p>
         </w:tc>
@@ -57643,23 +56507,7 @@
           </w:tcPr>
           <w:p>
             <w:r>
-              <w:t xml:space="preserve">Message </w:t>
-            </w:r>
-            <w:proofErr w:type="spellStart"/>
-            <w:r>
-              <w:t>Queuing</w:t>
-            </w:r>
-            <w:proofErr w:type="spellEnd"/>
-            <w:r>
-              <w:t xml:space="preserve"> </w:t>
-            </w:r>
-            <w:proofErr w:type="spellStart"/>
-            <w:r>
-              <w:t>Telemetry</w:t>
-            </w:r>
-            <w:proofErr w:type="spellEnd"/>
-            <w:r>
-              <w:t xml:space="preserve"> Transport — протокол передачи сообщений телеметрии</w:t>
+              <w:t>Message Queuing Telemetry Transport — протокол передачи сообщений телеметрии</w:t>
             </w:r>
           </w:p>
         </w:tc>
@@ -57685,15 +56533,7 @@
           </w:tcPr>
           <w:p>
             <w:r>
-              <w:t>Семейство программных продуктов и прикладных решений на платформе «1</w:t>
-            </w:r>
-            <w:proofErr w:type="gramStart"/>
-            <w:r>
-              <w:t>С:Предприятие</w:t>
-            </w:r>
-            <w:proofErr w:type="gramEnd"/>
-            <w:r>
-              <w:t>»</w:t>
+              <w:t>Семейство программных продуктов и прикладных решений на платформе «1С:Предприятие»</w:t>
             </w:r>
           </w:p>
         </w:tc>
@@ -57757,7 +56597,6 @@
             <w:tcW w:w="2340" w:type="dxa"/>
           </w:tcPr>
           <w:p>
-            <w:proofErr w:type="spellStart"/>
             <w:r>
               <w:rPr>
                 <w:b/>
@@ -57765,7 +56604,6 @@
               </w:rPr>
               <w:t>React</w:t>
             </w:r>
-            <w:proofErr w:type="spellEnd"/>
           </w:p>
         </w:tc>
         <w:tc>
@@ -57774,15 +56612,7 @@
           </w:tcPr>
           <w:p>
             <w:r>
-              <w:t>Библиотека JavaScript/</w:t>
-            </w:r>
-            <w:proofErr w:type="spellStart"/>
-            <w:r>
-              <w:t>TypeScript</w:t>
-            </w:r>
-            <w:proofErr w:type="spellEnd"/>
-            <w:r>
-              <w:t xml:space="preserve"> для реализации пользовательских интерфейсов</w:t>
+              <w:t>Библиотека JavaScript/TypeScript для реализации пользовательских интерфейсов</w:t>
             </w:r>
           </w:p>
         </w:tc>
@@ -57793,7 +56623,6 @@
             <w:tcW w:w="2340" w:type="dxa"/>
           </w:tcPr>
           <w:p>
-            <w:proofErr w:type="spellStart"/>
             <w:r>
               <w:rPr>
                 <w:b/>
@@ -57801,7 +56630,6 @@
               </w:rPr>
               <w:t>TypeScript</w:t>
             </w:r>
-            <w:proofErr w:type="spellEnd"/>
           </w:p>
         </w:tc>
         <w:tc>
